--- a/arb/docx/54.content.docx
+++ b/arb/docx/54.content.docx
@@ -32,23 +32,6 @@
     </w:p>
     <w:p>
       <w:pPr>
-        <w:pStyle w:val="Heading2"/>
-        <w:bidi/>
-      </w:pPr>
-      <w:r>
-        <w:rPr>
-          <w:lang w:val="ar_AE" w:bidi="ar_AE"/>
-        </w:rPr>
-        <w:t>License Information</w:t>
-      </w:r>
-      <w:r>
-        <w:rPr>
-          <w:lang w:val="ar_AE" w:bidi="ar_AE"/>
-        </w:rPr>
-      </w:r>
-    </w:p>
-    <w:p>
-      <w:pPr>
         <w:bidi/>
       </w:pPr>
       <w:r>
@@ -67,13 +50,7 @@
         <w:rPr>
           <w:lang w:val="ar_AE" w:bidi="ar_AE"/>
         </w:rPr>
-        <w:t xml:space="preserve"> (Arabic) is based on</w:t>
-      </w:r>
-      <w:r>
-        <w:rPr>
-          <w:lang w:val="ar_AE" w:bidi="ar_AE"/>
-        </w:rPr>
-        <w:t xml:space="preserve">: </w:t>
+        <w:t xml:space="preserve"> (Arabic) is based on: </w:t>
       </w:r>
       <w:r>
         <w:rPr>
@@ -200,21 +177,6 @@
         <w:pStyle w:val="Heading2"/>
         <w:bidi/>
       </w:pPr>
-      <w:r>
-        <w:rPr>
-          <w:lang w:val="ar_AE" w:bidi="ar_AE"/>
-        </w:rPr>
-      </w:r>
-    </w:p>
-    <w:p>
-      <w:pPr>
-        <w:bidi/>
-      </w:pPr>
-      <w:r>
-        <w:rPr>
-          <w:lang w:val="ar_AE" w:bidi="ar_AE"/>
-        </w:rPr>
-      </w:r>
       <w:r>
         <w:rPr>
           <w:lang w:val="ar_AE" w:bidi="ar_AE"/>

--- a/arb/docx/54.content.docx
+++ b/arb/docx/54.content.docx
@@ -9,6 +9,8 @@
       </w:pPr>
       <w:r>
         <w:rPr>
+          <w:rtl/>
+          <w:cs/>
           <w:lang w:val="ar_AE" w:bidi="ar_AE"/>
         </w:rPr>
       </w:r>
@@ -20,53 +22,53 @@
       </w:pPr>
       <w:r>
         <w:rPr>
+          <w:rtl/>
+          <w:cs/>
           <w:lang w:val="ar_AE" w:bidi="ar_AE"/>
         </w:rPr>
         <w:t>Resource: Arabic Van Dyck Bible</w:t>
       </w:r>
       <w:r>
         <w:rPr>
-          <w:lang w:val="ar_AE" w:bidi="ar_AE"/>
-        </w:rPr>
-      </w:r>
-    </w:p>
-    <w:p>
-      <w:pPr>
-        <w:bidi/>
-      </w:pPr>
-      <w:r>
-        <w:rPr>
+          <w:rtl/>
+          <w:cs/>
+          <w:lang w:val="ar_AE" w:bidi="ar_AE"/>
+        </w:rPr>
+      </w:r>
+    </w:p>
+    <w:p>
+      <w:pPr>
+        <w:bidi/>
+      </w:pPr>
+      <w:r>
+        <w:rPr>
+          <w:rtl/>
+          <w:cs/>
           <w:lang w:val="ar_AE" w:bidi="ar_AE"/>
         </w:rPr>
       </w:r>
       <w:r>
         <w:rPr>
           <w:b/>
+          <w:rtl/>
+          <w:cs/>
           <w:lang w:val="ar_AE" w:bidi="ar_AE"/>
         </w:rPr>
         <w:t>Arabic Van Dyck Bible</w:t>
       </w:r>
       <w:r>
         <w:rPr>
-          <w:lang w:val="ar_AE" w:bidi="ar_AE"/>
-        </w:rPr>
-        <w:t xml:space="preserve"> (Arabic) is based on: </w:t>
-      </w:r>
-      <w:r>
-        <w:rPr>
-          <w:lang w:val="ar_AE" w:bidi="ar_AE"/>
-        </w:rPr>
-        <w:t>Van Dyck Bible</w:t>
-      </w:r>
-      <w:r>
-        <w:rPr>
-          <w:lang w:val="ar_AE" w:bidi="ar_AE"/>
-        </w:rPr>
-        <w:t xml:space="preserve">, </w:t>
+          <w:rtl/>
+          <w:cs/>
+          <w:lang w:val="ar_AE" w:bidi="ar_AE"/>
+        </w:rPr>
+        <w:t xml:space="preserve"> © </w:t>
       </w:r>
       <w:hyperlink r:id="rId13">
         <w:r>
           <w:rPr>
+            <w:rtl/>
+            <w:cs/>
             <w:lang w:val="ar_AE" w:bidi="ar_AE"/>
           </w:rPr>
           <w:rPr>
@@ -78,13 +80,17 @@
       </w:hyperlink>
       <w:r>
         <w:rPr>
-          <w:lang w:val="ar_AE" w:bidi="ar_AE"/>
-        </w:rPr>
-        <w:t xml:space="preserve">, None, which is licensed under a </w:t>
+          <w:rtl/>
+          <w:cs/>
+          <w:lang w:val="ar_AE" w:bidi="ar_AE"/>
+        </w:rPr>
+        <w:t xml:space="preserve">, licensed under a </w:t>
       </w:r>
       <w:hyperlink r:id="rId14">
         <w:r>
           <w:rPr>
+            <w:rtl/>
+            <w:cs/>
             <w:lang w:val="ar_AE" w:bidi="ar_AE"/>
           </w:rPr>
           <w:rPr>
@@ -96,38 +102,23 @@
       </w:hyperlink>
       <w:r>
         <w:rPr>
+          <w:rtl/>
+          <w:cs/>
           <w:lang w:val="ar_AE" w:bidi="ar_AE"/>
         </w:rPr>
         <w:t>.</w:t>
       </w:r>
       <w:r>
         <w:rPr>
-          <w:lang w:val="ar_AE" w:bidi="ar_AE"/>
-        </w:rPr>
-      </w:r>
-    </w:p>
-    <w:p>
-      <w:pPr>
-        <w:bidi/>
-      </w:pPr>
-      <w:r>
-        <w:rPr>
-          <w:lang w:val="ar_AE" w:bidi="ar_AE"/>
-        </w:rPr>
-      </w:r>
-      <w:r>
-        <w:rPr>
-          <w:lang w:val="ar_AE" w:bidi="ar_AE"/>
-        </w:rPr>
-        <w:t>This PDF version is provided under the same license.</w:t>
-      </w:r>
-      <w:r>
-        <w:rPr>
-          <w:lang w:val="ar_AE" w:bidi="ar_AE"/>
-        </w:rPr>
-      </w:r>
-      <w:r>
-        <w:rPr>
+          <w:rtl/>
+          <w:cs/>
+          <w:lang w:val="ar_AE" w:bidi="ar_AE"/>
+        </w:rPr>
+      </w:r>
+      <w:r>
+        <w:rPr>
+          <w:rtl/>
+          <w:cs/>
           <w:lang w:val="ar_AE" w:bidi="ar_AE"/>
         </w:rPr>
       </w:r>
@@ -139,6 +130,8 @@
       </w:pPr>
       <w:r>
         <w:rPr>
+          <w:rtl/>
+          <w:cs/>
           <w:lang w:val="ar_AE" w:bidi="ar_AE"/>
         </w:rPr>
         <w:t>Arabic Van Dyck Bible</w:t>
@@ -168,6 +161,8 @@
       </w:pPr>
       <w:r>
         <w:rPr>
+          <w:rtl/>
+          <w:cs/>
           <w:lang w:val="ar_AE" w:bidi="ar_AE"/>
         </w:rPr>
       </w:r>
@@ -179,32 +174,42 @@
       </w:pPr>
       <w:r>
         <w:rPr>
-          <w:lang w:val="ar_AE" w:bidi="ar_AE"/>
-        </w:rPr>
-      </w:r>
-    </w:p>
-    <w:p>
-      <w:pPr>
-        <w:bidi/>
-      </w:pPr>
-      <w:r>
-        <w:rPr>
-          <w:lang w:val="ar_AE" w:bidi="ar_AE"/>
-        </w:rPr>
-      </w:r>
-      <w:r>
-        <w:rPr>
+          <w:rtl/>
+          <w:cs/>
+          <w:lang w:val="ar_AE" w:bidi="ar_AE"/>
+        </w:rPr>
+      </w:r>
+    </w:p>
+    <w:p>
+      <w:pPr>
+        <w:bidi/>
+      </w:pPr>
+      <w:r>
+        <w:rPr>
+          <w:rtl/>
+          <w:cs/>
+          <w:lang w:val="ar_AE" w:bidi="ar_AE"/>
+        </w:rPr>
+      </w:r>
+      <w:r>
+        <w:rPr>
+          <w:rtl/>
+          <w:cs/>
           <w:lang w:val="ar_AE" w:bidi="ar_AE"/>
         </w:rPr>
         <w:t xml:space="preserve"> </w:t>
       </w:r>
       <w:r>
         <w:rPr>
-          <w:lang w:val="ar_AE" w:bidi="ar_AE"/>
-        </w:rPr>
-      </w:r>
-      <w:r>
-        <w:rPr>
+          <w:rtl/>
+          <w:cs/>
+          <w:lang w:val="ar_AE" w:bidi="ar_AE"/>
+        </w:rPr>
+      </w:r>
+      <w:r>
+        <w:rPr>
+          <w:rtl/>
+          <w:cs/>
           <w:lang w:val="ar_AE" w:bidi="ar_AE"/>
         </w:rPr>
       </w:r>
@@ -226,890 +231,604 @@
     </w:p>
     <w:p>
       <w:pPr>
-        <w:bidi/>
-      </w:pPr>
-      <w:r>
-        <w:rPr>
-          <w:lang w:val="ar_AE" w:bidi="ar_AE"/>
-        </w:rPr>
-      </w:r>
-    </w:p>
-    <w:p>
-      <w:pPr>
         <w:pStyle w:val="Heading2"/>
         <w:bidi/>
       </w:pPr>
       <w:r>
         <w:rPr>
+          <w:rtl/>
+          <w:cs/>
           <w:lang w:val="ar_AE" w:bidi="ar_AE"/>
         </w:rPr>
         <w:t>1 Timothy 1:1</w:t>
       </w:r>
       <w:r>
         <w:rPr>
-          <w:lang w:val="ar_AE" w:bidi="ar_AE"/>
-        </w:rPr>
-      </w:r>
-    </w:p>
-    <w:p>
-      <w:pPr>
-        <w:bidi/>
-      </w:pPr>
-      <w:r>
-        <w:rPr>
-          <w:lang w:val="ar_AE" w:bidi="ar_AE"/>
-        </w:rPr>
-      </w:r>
-      <w:r>
-        <w:rPr>
-          <w:vertAlign w:val="superscript"/>
+          <w:rtl/>
+          <w:cs/>
+          <w:lang w:val="ar_AE" w:bidi="ar_AE"/>
+        </w:rPr>
+      </w:r>
+    </w:p>
+    <w:p>
+      <w:pPr>
+        <w:bidi/>
+      </w:pPr>
+      <w:r>
+        <w:rPr>
+          <w:rtl/>
+          <w:cs/>
+          <w:lang w:val="ar_AE" w:bidi="ar_AE"/>
+        </w:rPr>
+      </w:r>
+      <w:r>
+        <w:rPr>
+          <w:vertAlign w:val="superscript"/>
+          <w:rtl/>
+          <w:cs/>
           <w:lang w:val="ar_AE" w:bidi="ar_AE"/>
         </w:rPr>
         <w:t>1</w:t>
       </w:r>
       <w:r>
         <w:rPr>
+          <w:rtl/>
+          <w:cs/>
           <w:lang w:val="ar_AE" w:bidi="ar_AE"/>
         </w:rPr>
         <w:t xml:space="preserve"> بُولُسُ، رَسُولُ يَسُوعَ ٱلْمَسِيحِ، بِحَسَبِ أَمْرِ ٱللهِ مُخَلِّصِنَا، وَرَبِّنَا يَسُوعَ ٱلْمَسِيحِ، رَجَائِنَا.</w:t>
       </w:r>
-      <w:r>
-        <w:rPr>
-          <w:lang w:val="ar_AE" w:bidi="ar_AE"/>
-        </w:rPr>
-      </w:r>
-      <w:r>
-        <w:rPr>
-          <w:lang w:val="ar_AE" w:bidi="ar_AE"/>
-        </w:rPr>
-      </w:r>
-    </w:p>
-    <w:p>
-      <w:pPr>
-        <w:bidi/>
-      </w:pPr>
-      <w:r>
-        <w:rPr>
-          <w:lang w:val="ar_AE" w:bidi="ar_AE"/>
-        </w:rPr>
-      </w:r>
-    </w:p>
-    <w:p>
-      <w:pPr>
-        <w:bidi/>
-      </w:pPr>
-      <w:r>
-        <w:rPr>
-          <w:lang w:val="ar_AE" w:bidi="ar_AE"/>
-        </w:rPr>
-      </w:r>
-      <w:r>
-        <w:rPr>
-          <w:vertAlign w:val="superscript"/>
+    </w:p>
+    <w:p>
+      <w:pPr>
+        <w:bidi/>
+      </w:pPr>
+      <w:r>
+        <w:rPr>
+          <w:rtl/>
+          <w:cs/>
+          <w:lang w:val="ar_AE" w:bidi="ar_AE"/>
+        </w:rPr>
+      </w:r>
+      <w:r>
+        <w:rPr>
+          <w:vertAlign w:val="superscript"/>
+          <w:rtl/>
+          <w:cs/>
           <w:lang w:val="ar_AE" w:bidi="ar_AE"/>
         </w:rPr>
         <w:t>2</w:t>
       </w:r>
       <w:r>
         <w:rPr>
+          <w:rtl/>
+          <w:cs/>
           <w:lang w:val="ar_AE" w:bidi="ar_AE"/>
         </w:rPr>
         <w:t xml:space="preserve"> إِلَى تِيمُوثَاوُسَ، ٱلِٱبْنِ ٱلصَّرِيحِ فِي ٱلْإِيمَانِ: نِعْمَةٌ وَرَحْمَةٌ وَسَلَامٌ مِنَ ٱللهِ أَبِينَا وَٱلْمَسِيحِ يَسُوعَ رَبِّنَا.</w:t>
       </w:r>
-      <w:r>
-        <w:rPr>
-          <w:lang w:val="ar_AE" w:bidi="ar_AE"/>
-        </w:rPr>
-      </w:r>
-      <w:r>
-        <w:rPr>
-          <w:lang w:val="ar_AE" w:bidi="ar_AE"/>
-        </w:rPr>
-      </w:r>
-    </w:p>
-    <w:p>
-      <w:pPr>
-        <w:bidi/>
-      </w:pPr>
-      <w:r>
-        <w:rPr>
-          <w:lang w:val="ar_AE" w:bidi="ar_AE"/>
-        </w:rPr>
-      </w:r>
-    </w:p>
-    <w:p>
-      <w:pPr>
-        <w:bidi/>
-      </w:pPr>
-      <w:r>
-        <w:rPr>
-          <w:lang w:val="ar_AE" w:bidi="ar_AE"/>
-        </w:rPr>
-      </w:r>
-      <w:r>
-        <w:rPr>
-          <w:vertAlign w:val="superscript"/>
+    </w:p>
+    <w:p>
+      <w:pPr>
+        <w:bidi/>
+      </w:pPr>
+      <w:r>
+        <w:rPr>
+          <w:rtl/>
+          <w:cs/>
+          <w:lang w:val="ar_AE" w:bidi="ar_AE"/>
+        </w:rPr>
+      </w:r>
+      <w:r>
+        <w:rPr>
+          <w:vertAlign w:val="superscript"/>
+          <w:rtl/>
+          <w:cs/>
           <w:lang w:val="ar_AE" w:bidi="ar_AE"/>
         </w:rPr>
         <w:t>3</w:t>
       </w:r>
       <w:r>
         <w:rPr>
+          <w:rtl/>
+          <w:cs/>
           <w:lang w:val="ar_AE" w:bidi="ar_AE"/>
         </w:rPr>
         <w:t xml:space="preserve"> كَمَا طَلَبْتُ إِلَيْكَ أَنْ تَمْكُثَ فِي أَفَسُسَ، إِذْ كُنْتُ أَنَا ذَاهِبًا إِلَى مَكِدُونِيَّةَ، لِكَيْ تُوصِيَ قَوْمًا أَنْ لَا يُعَلِّمُوا تَعْلِيمًا آخَرَ،</w:t>
       </w:r>
-      <w:r>
-        <w:rPr>
-          <w:lang w:val="ar_AE" w:bidi="ar_AE"/>
-        </w:rPr>
-      </w:r>
-      <w:r>
-        <w:rPr>
-          <w:lang w:val="ar_AE" w:bidi="ar_AE"/>
-        </w:rPr>
-      </w:r>
-    </w:p>
-    <w:p>
-      <w:pPr>
-        <w:bidi/>
-      </w:pPr>
-      <w:r>
-        <w:rPr>
-          <w:lang w:val="ar_AE" w:bidi="ar_AE"/>
-        </w:rPr>
-      </w:r>
-    </w:p>
-    <w:p>
-      <w:pPr>
-        <w:bidi/>
-      </w:pPr>
-      <w:r>
-        <w:rPr>
-          <w:lang w:val="ar_AE" w:bidi="ar_AE"/>
-        </w:rPr>
-      </w:r>
-      <w:r>
-        <w:rPr>
-          <w:vertAlign w:val="superscript"/>
+    </w:p>
+    <w:p>
+      <w:pPr>
+        <w:bidi/>
+      </w:pPr>
+      <w:r>
+        <w:rPr>
+          <w:rtl/>
+          <w:cs/>
+          <w:lang w:val="ar_AE" w:bidi="ar_AE"/>
+        </w:rPr>
+      </w:r>
+      <w:r>
+        <w:rPr>
+          <w:vertAlign w:val="superscript"/>
+          <w:rtl/>
+          <w:cs/>
           <w:lang w:val="ar_AE" w:bidi="ar_AE"/>
         </w:rPr>
         <w:t>4</w:t>
       </w:r>
       <w:r>
         <w:rPr>
+          <w:rtl/>
+          <w:cs/>
           <w:lang w:val="ar_AE" w:bidi="ar_AE"/>
         </w:rPr>
         <w:t xml:space="preserve"> وَلَا يُصْغُوا إِلَى خُرَافَاتٍ وَأَنْسَابٍ لَا حَدَّ لَهَا، تُسَبِّبُ مُبَاحَثَاتٍ دُونَ بُنْيَانِ ٱللهِ ٱلَّذِي فِي ٱلْإِيمَانِ.</w:t>
       </w:r>
-      <w:r>
-        <w:rPr>
-          <w:lang w:val="ar_AE" w:bidi="ar_AE"/>
-        </w:rPr>
-      </w:r>
-      <w:r>
-        <w:rPr>
-          <w:lang w:val="ar_AE" w:bidi="ar_AE"/>
-        </w:rPr>
-      </w:r>
-    </w:p>
-    <w:p>
-      <w:pPr>
-        <w:bidi/>
-      </w:pPr>
-      <w:r>
-        <w:rPr>
-          <w:lang w:val="ar_AE" w:bidi="ar_AE"/>
-        </w:rPr>
-      </w:r>
-    </w:p>
-    <w:p>
-      <w:pPr>
-        <w:bidi/>
-      </w:pPr>
-      <w:r>
-        <w:rPr>
-          <w:lang w:val="ar_AE" w:bidi="ar_AE"/>
-        </w:rPr>
-      </w:r>
-      <w:r>
-        <w:rPr>
-          <w:vertAlign w:val="superscript"/>
+    </w:p>
+    <w:p>
+      <w:pPr>
+        <w:bidi/>
+      </w:pPr>
+      <w:r>
+        <w:rPr>
+          <w:rtl/>
+          <w:cs/>
+          <w:lang w:val="ar_AE" w:bidi="ar_AE"/>
+        </w:rPr>
+      </w:r>
+      <w:r>
+        <w:rPr>
+          <w:vertAlign w:val="superscript"/>
+          <w:rtl/>
+          <w:cs/>
           <w:lang w:val="ar_AE" w:bidi="ar_AE"/>
         </w:rPr>
         <w:t>5</w:t>
       </w:r>
       <w:r>
         <w:rPr>
+          <w:rtl/>
+          <w:cs/>
           <w:lang w:val="ar_AE" w:bidi="ar_AE"/>
         </w:rPr>
         <w:t xml:space="preserve"> وَأَمَّا غَايَةُ ٱلْوَصِيَّةِ فَهِيَ ٱلْمَحَبَّةُ مِنْ قَلْبٍ طَاهِرٍ، وَضَمِيرٍ صَالِحٍ، وَإِيمَانٍ بِلَا رِيَاءٍ.</w:t>
       </w:r>
-      <w:r>
-        <w:rPr>
-          <w:lang w:val="ar_AE" w:bidi="ar_AE"/>
-        </w:rPr>
-      </w:r>
-      <w:r>
-        <w:rPr>
-          <w:lang w:val="ar_AE" w:bidi="ar_AE"/>
-        </w:rPr>
-      </w:r>
-    </w:p>
-    <w:p>
-      <w:pPr>
-        <w:bidi/>
-      </w:pPr>
-      <w:r>
-        <w:rPr>
-          <w:lang w:val="ar_AE" w:bidi="ar_AE"/>
-        </w:rPr>
-      </w:r>
-    </w:p>
-    <w:p>
-      <w:pPr>
-        <w:bidi/>
-      </w:pPr>
-      <w:r>
-        <w:rPr>
-          <w:lang w:val="ar_AE" w:bidi="ar_AE"/>
-        </w:rPr>
-      </w:r>
-      <w:r>
-        <w:rPr>
-          <w:vertAlign w:val="superscript"/>
+    </w:p>
+    <w:p>
+      <w:pPr>
+        <w:bidi/>
+      </w:pPr>
+      <w:r>
+        <w:rPr>
+          <w:rtl/>
+          <w:cs/>
+          <w:lang w:val="ar_AE" w:bidi="ar_AE"/>
+        </w:rPr>
+      </w:r>
+      <w:r>
+        <w:rPr>
+          <w:vertAlign w:val="superscript"/>
+          <w:rtl/>
+          <w:cs/>
           <w:lang w:val="ar_AE" w:bidi="ar_AE"/>
         </w:rPr>
         <w:t>6</w:t>
       </w:r>
       <w:r>
         <w:rPr>
+          <w:rtl/>
+          <w:cs/>
           <w:lang w:val="ar_AE" w:bidi="ar_AE"/>
         </w:rPr>
         <w:t xml:space="preserve"> ٱلْأُمُورُ ٱلَّتِي إِذْ زَاغَ قَوْمٌ عَنْهَا، ٱنْحَرَفُوا إِلَى كَلَامٍ بَاطِلٍ.</w:t>
       </w:r>
-      <w:r>
-        <w:rPr>
-          <w:lang w:val="ar_AE" w:bidi="ar_AE"/>
-        </w:rPr>
-      </w:r>
-      <w:r>
-        <w:rPr>
-          <w:lang w:val="ar_AE" w:bidi="ar_AE"/>
-        </w:rPr>
-      </w:r>
-    </w:p>
-    <w:p>
-      <w:pPr>
-        <w:bidi/>
-      </w:pPr>
-      <w:r>
-        <w:rPr>
-          <w:lang w:val="ar_AE" w:bidi="ar_AE"/>
-        </w:rPr>
-      </w:r>
-    </w:p>
-    <w:p>
-      <w:pPr>
-        <w:bidi/>
-      </w:pPr>
-      <w:r>
-        <w:rPr>
-          <w:lang w:val="ar_AE" w:bidi="ar_AE"/>
-        </w:rPr>
-      </w:r>
-      <w:r>
-        <w:rPr>
-          <w:vertAlign w:val="superscript"/>
+    </w:p>
+    <w:p>
+      <w:pPr>
+        <w:bidi/>
+      </w:pPr>
+      <w:r>
+        <w:rPr>
+          <w:rtl/>
+          <w:cs/>
+          <w:lang w:val="ar_AE" w:bidi="ar_AE"/>
+        </w:rPr>
+      </w:r>
+      <w:r>
+        <w:rPr>
+          <w:vertAlign w:val="superscript"/>
+          <w:rtl/>
+          <w:cs/>
           <w:lang w:val="ar_AE" w:bidi="ar_AE"/>
         </w:rPr>
         <w:t>7</w:t>
       </w:r>
       <w:r>
         <w:rPr>
+          <w:rtl/>
+          <w:cs/>
           <w:lang w:val="ar_AE" w:bidi="ar_AE"/>
         </w:rPr>
         <w:t xml:space="preserve"> يُرِيدُونَ أَنْ يَكُونُوا مُعَلِّمِي ٱلنَّامُوسِ، وَهُمْ لَا يَفْهَمُونَ مَا يَقُولُونَ، وَلَا مَا يُقَرِّرُونَهُ.</w:t>
       </w:r>
-      <w:r>
-        <w:rPr>
-          <w:lang w:val="ar_AE" w:bidi="ar_AE"/>
-        </w:rPr>
-      </w:r>
-      <w:r>
-        <w:rPr>
-          <w:lang w:val="ar_AE" w:bidi="ar_AE"/>
-        </w:rPr>
-      </w:r>
-    </w:p>
-    <w:p>
-      <w:pPr>
-        <w:bidi/>
-      </w:pPr>
-      <w:r>
-        <w:rPr>
-          <w:lang w:val="ar_AE" w:bidi="ar_AE"/>
-        </w:rPr>
-      </w:r>
-    </w:p>
-    <w:p>
-      <w:pPr>
-        <w:bidi/>
-      </w:pPr>
-      <w:r>
-        <w:rPr>
-          <w:lang w:val="ar_AE" w:bidi="ar_AE"/>
-        </w:rPr>
-      </w:r>
-      <w:r>
-        <w:rPr>
-          <w:vertAlign w:val="superscript"/>
+    </w:p>
+    <w:p>
+      <w:pPr>
+        <w:bidi/>
+      </w:pPr>
+      <w:r>
+        <w:rPr>
+          <w:rtl/>
+          <w:cs/>
+          <w:lang w:val="ar_AE" w:bidi="ar_AE"/>
+        </w:rPr>
+      </w:r>
+      <w:r>
+        <w:rPr>
+          <w:vertAlign w:val="superscript"/>
+          <w:rtl/>
+          <w:cs/>
           <w:lang w:val="ar_AE" w:bidi="ar_AE"/>
         </w:rPr>
         <w:t>8</w:t>
       </w:r>
       <w:r>
         <w:rPr>
+          <w:rtl/>
+          <w:cs/>
           <w:lang w:val="ar_AE" w:bidi="ar_AE"/>
         </w:rPr>
         <w:t xml:space="preserve"> وَلَكِنَّنَا نَعْلَمُ أَنَّ ٱلنَّامُوسَ صَالِحٌ، إِنْ كَانَ أَحَدٌ يَسْتَعْمِلُهُ نَامُوسِيًّا.</w:t>
       </w:r>
-      <w:r>
-        <w:rPr>
-          <w:lang w:val="ar_AE" w:bidi="ar_AE"/>
-        </w:rPr>
-      </w:r>
-      <w:r>
-        <w:rPr>
-          <w:lang w:val="ar_AE" w:bidi="ar_AE"/>
-        </w:rPr>
-      </w:r>
-    </w:p>
-    <w:p>
-      <w:pPr>
-        <w:bidi/>
-      </w:pPr>
-      <w:r>
-        <w:rPr>
-          <w:lang w:val="ar_AE" w:bidi="ar_AE"/>
-        </w:rPr>
-      </w:r>
-    </w:p>
-    <w:p>
-      <w:pPr>
-        <w:bidi/>
-      </w:pPr>
-      <w:r>
-        <w:rPr>
-          <w:lang w:val="ar_AE" w:bidi="ar_AE"/>
-        </w:rPr>
-      </w:r>
-      <w:r>
-        <w:rPr>
-          <w:vertAlign w:val="superscript"/>
+    </w:p>
+    <w:p>
+      <w:pPr>
+        <w:bidi/>
+      </w:pPr>
+      <w:r>
+        <w:rPr>
+          <w:rtl/>
+          <w:cs/>
+          <w:lang w:val="ar_AE" w:bidi="ar_AE"/>
+        </w:rPr>
+      </w:r>
+      <w:r>
+        <w:rPr>
+          <w:vertAlign w:val="superscript"/>
+          <w:rtl/>
+          <w:cs/>
           <w:lang w:val="ar_AE" w:bidi="ar_AE"/>
         </w:rPr>
         <w:t>9</w:t>
       </w:r>
       <w:r>
         <w:rPr>
+          <w:rtl/>
+          <w:cs/>
           <w:lang w:val="ar_AE" w:bidi="ar_AE"/>
         </w:rPr>
         <w:t xml:space="preserve"> عَالِمًا هَذَا: أَنَّ ٱلنَّامُوسَ لَمْ يُوضَعْ لِلْبَارِّ، بَلْ لِلْأَثَمَةِ وَٱلْمُتَمَرِّدِينَ، لِلْفُجَّارِ وَٱلْخُطَاةِ، لِلدَّنِسِينَ وَٱلْمُسْتَبِيحِينَ، لِقَاتِلِي ٱلْآبَاءِ وَقَاتِلِي ٱلْأُمَّهَاتِ، لِقَاتِلِي ٱلنَّاسِ،</w:t>
       </w:r>
-      <w:r>
-        <w:rPr>
-          <w:lang w:val="ar_AE" w:bidi="ar_AE"/>
-        </w:rPr>
-      </w:r>
-      <w:r>
-        <w:rPr>
-          <w:lang w:val="ar_AE" w:bidi="ar_AE"/>
-        </w:rPr>
-      </w:r>
-    </w:p>
-    <w:p>
-      <w:pPr>
-        <w:bidi/>
-      </w:pPr>
-      <w:r>
-        <w:rPr>
-          <w:lang w:val="ar_AE" w:bidi="ar_AE"/>
-        </w:rPr>
-      </w:r>
-    </w:p>
-    <w:p>
-      <w:pPr>
-        <w:bidi/>
-      </w:pPr>
-      <w:r>
-        <w:rPr>
-          <w:lang w:val="ar_AE" w:bidi="ar_AE"/>
-        </w:rPr>
-      </w:r>
-      <w:r>
-        <w:rPr>
-          <w:vertAlign w:val="superscript"/>
+    </w:p>
+    <w:p>
+      <w:pPr>
+        <w:bidi/>
+      </w:pPr>
+      <w:r>
+        <w:rPr>
+          <w:rtl/>
+          <w:cs/>
+          <w:lang w:val="ar_AE" w:bidi="ar_AE"/>
+        </w:rPr>
+      </w:r>
+      <w:r>
+        <w:rPr>
+          <w:vertAlign w:val="superscript"/>
+          <w:rtl/>
+          <w:cs/>
           <w:lang w:val="ar_AE" w:bidi="ar_AE"/>
         </w:rPr>
         <w:t>10</w:t>
       </w:r>
       <w:r>
         <w:rPr>
+          <w:rtl/>
+          <w:cs/>
           <w:lang w:val="ar_AE" w:bidi="ar_AE"/>
         </w:rPr>
         <w:t xml:space="preserve"> لِلزُّنَاةِ، لِمُضَاجِعِي ٱلذُّكُورِ، لِسَارِقِي ٱلنَّاسِ، لِلْكَذَّابِينَ، لِلْحَانِثِينَ، وَإِنْ كَانَ شَيْءٌ آخَرُ يُقَاوِمُ ٱلتَّعْلِيمَ ٱلصَّحِيحَ،</w:t>
       </w:r>
-      <w:r>
-        <w:rPr>
-          <w:lang w:val="ar_AE" w:bidi="ar_AE"/>
-        </w:rPr>
-      </w:r>
-      <w:r>
-        <w:rPr>
-          <w:lang w:val="ar_AE" w:bidi="ar_AE"/>
-        </w:rPr>
-      </w:r>
-    </w:p>
-    <w:p>
-      <w:pPr>
-        <w:bidi/>
-      </w:pPr>
-      <w:r>
-        <w:rPr>
-          <w:lang w:val="ar_AE" w:bidi="ar_AE"/>
-        </w:rPr>
-      </w:r>
-    </w:p>
-    <w:p>
-      <w:pPr>
-        <w:bidi/>
-      </w:pPr>
-      <w:r>
-        <w:rPr>
-          <w:lang w:val="ar_AE" w:bidi="ar_AE"/>
-        </w:rPr>
-      </w:r>
-      <w:r>
-        <w:rPr>
-          <w:vertAlign w:val="superscript"/>
+    </w:p>
+    <w:p>
+      <w:pPr>
+        <w:bidi/>
+      </w:pPr>
+      <w:r>
+        <w:rPr>
+          <w:rtl/>
+          <w:cs/>
+          <w:lang w:val="ar_AE" w:bidi="ar_AE"/>
+        </w:rPr>
+      </w:r>
+      <w:r>
+        <w:rPr>
+          <w:vertAlign w:val="superscript"/>
+          <w:rtl/>
+          <w:cs/>
           <w:lang w:val="ar_AE" w:bidi="ar_AE"/>
         </w:rPr>
         <w:t>11</w:t>
       </w:r>
       <w:r>
         <w:rPr>
+          <w:rtl/>
+          <w:cs/>
           <w:lang w:val="ar_AE" w:bidi="ar_AE"/>
         </w:rPr>
         <w:t xml:space="preserve"> حَسَبَ إِنْجِيلِ مَجْدِ ٱللهِ ٱلْمُبَارَكِ ٱلَّذِي ٱؤْتُمِنْتُ أَنَا عَلَيْهِ.</w:t>
       </w:r>
-      <w:r>
-        <w:rPr>
-          <w:lang w:val="ar_AE" w:bidi="ar_AE"/>
-        </w:rPr>
-      </w:r>
-      <w:r>
-        <w:rPr>
-          <w:lang w:val="ar_AE" w:bidi="ar_AE"/>
-        </w:rPr>
-      </w:r>
-    </w:p>
-    <w:p>
-      <w:pPr>
-        <w:bidi/>
-      </w:pPr>
-      <w:r>
-        <w:rPr>
-          <w:lang w:val="ar_AE" w:bidi="ar_AE"/>
-        </w:rPr>
-      </w:r>
-    </w:p>
-    <w:p>
-      <w:pPr>
-        <w:bidi/>
-      </w:pPr>
-      <w:r>
-        <w:rPr>
-          <w:lang w:val="ar_AE" w:bidi="ar_AE"/>
-        </w:rPr>
-      </w:r>
-      <w:r>
-        <w:rPr>
-          <w:vertAlign w:val="superscript"/>
+    </w:p>
+    <w:p>
+      <w:pPr>
+        <w:bidi/>
+      </w:pPr>
+      <w:r>
+        <w:rPr>
+          <w:rtl/>
+          <w:cs/>
+          <w:lang w:val="ar_AE" w:bidi="ar_AE"/>
+        </w:rPr>
+      </w:r>
+      <w:r>
+        <w:rPr>
+          <w:vertAlign w:val="superscript"/>
+          <w:rtl/>
+          <w:cs/>
           <w:lang w:val="ar_AE" w:bidi="ar_AE"/>
         </w:rPr>
         <w:t>12</w:t>
       </w:r>
       <w:r>
         <w:rPr>
+          <w:rtl/>
+          <w:cs/>
           <w:lang w:val="ar_AE" w:bidi="ar_AE"/>
         </w:rPr>
         <w:t xml:space="preserve"> وَأَنَا أَشْكُرُ ٱلْمَسِيحَ يَسُوعَ رَبَّنَا ٱلَّذِي قَوَّانِي، أَنَّهُ حَسِبَنِي أَمِينًا، إِذْ جَعَلَنِي لِلْخِدْمَةِ،</w:t>
       </w:r>
-      <w:r>
-        <w:rPr>
-          <w:lang w:val="ar_AE" w:bidi="ar_AE"/>
-        </w:rPr>
-      </w:r>
-      <w:r>
-        <w:rPr>
-          <w:lang w:val="ar_AE" w:bidi="ar_AE"/>
-        </w:rPr>
-      </w:r>
-    </w:p>
-    <w:p>
-      <w:pPr>
-        <w:bidi/>
-      </w:pPr>
-      <w:r>
-        <w:rPr>
-          <w:lang w:val="ar_AE" w:bidi="ar_AE"/>
-        </w:rPr>
-      </w:r>
-    </w:p>
-    <w:p>
-      <w:pPr>
-        <w:bidi/>
-      </w:pPr>
-      <w:r>
-        <w:rPr>
-          <w:lang w:val="ar_AE" w:bidi="ar_AE"/>
-        </w:rPr>
-      </w:r>
-      <w:r>
-        <w:rPr>
-          <w:vertAlign w:val="superscript"/>
+    </w:p>
+    <w:p>
+      <w:pPr>
+        <w:bidi/>
+      </w:pPr>
+      <w:r>
+        <w:rPr>
+          <w:rtl/>
+          <w:cs/>
+          <w:lang w:val="ar_AE" w:bidi="ar_AE"/>
+        </w:rPr>
+      </w:r>
+      <w:r>
+        <w:rPr>
+          <w:vertAlign w:val="superscript"/>
+          <w:rtl/>
+          <w:cs/>
           <w:lang w:val="ar_AE" w:bidi="ar_AE"/>
         </w:rPr>
         <w:t>13</w:t>
       </w:r>
       <w:r>
         <w:rPr>
+          <w:rtl/>
+          <w:cs/>
           <w:lang w:val="ar_AE" w:bidi="ar_AE"/>
         </w:rPr>
         <w:t xml:space="preserve"> أَنَا ٱلَّذِي كُنْتُ قَبْلًا مُجَدِّفًا وَمُضْطَهِدًا وَمُفْتَرِيًا. وَلَكِنَّنِي رُحِمْتُ، لِأَنِّي فَعَلْتُ بِجَهْلٍ فِي عَدَمِ إِيمَانٍ.</w:t>
       </w:r>
-      <w:r>
-        <w:rPr>
-          <w:lang w:val="ar_AE" w:bidi="ar_AE"/>
-        </w:rPr>
-      </w:r>
-      <w:r>
-        <w:rPr>
-          <w:lang w:val="ar_AE" w:bidi="ar_AE"/>
-        </w:rPr>
-      </w:r>
-    </w:p>
-    <w:p>
-      <w:pPr>
-        <w:bidi/>
-      </w:pPr>
-      <w:r>
-        <w:rPr>
-          <w:lang w:val="ar_AE" w:bidi="ar_AE"/>
-        </w:rPr>
-      </w:r>
-    </w:p>
-    <w:p>
-      <w:pPr>
-        <w:bidi/>
-      </w:pPr>
-      <w:r>
-        <w:rPr>
-          <w:lang w:val="ar_AE" w:bidi="ar_AE"/>
-        </w:rPr>
-      </w:r>
-      <w:r>
-        <w:rPr>
-          <w:vertAlign w:val="superscript"/>
+    </w:p>
+    <w:p>
+      <w:pPr>
+        <w:bidi/>
+      </w:pPr>
+      <w:r>
+        <w:rPr>
+          <w:rtl/>
+          <w:cs/>
+          <w:lang w:val="ar_AE" w:bidi="ar_AE"/>
+        </w:rPr>
+      </w:r>
+      <w:r>
+        <w:rPr>
+          <w:vertAlign w:val="superscript"/>
+          <w:rtl/>
+          <w:cs/>
           <w:lang w:val="ar_AE" w:bidi="ar_AE"/>
         </w:rPr>
         <w:t>14</w:t>
       </w:r>
       <w:r>
         <w:rPr>
+          <w:rtl/>
+          <w:cs/>
           <w:lang w:val="ar_AE" w:bidi="ar_AE"/>
         </w:rPr>
         <w:t xml:space="preserve"> وَتَفَاضَلَتْ نِعْمَةُ رَبِّنَا جِدًّا مَعَ ٱلْإِيمَانِ وَٱلْمَحَبَّةِ ٱلَّتِي فِي ٱلْمَسِيحِ يَسُوعَ.</w:t>
       </w:r>
-      <w:r>
-        <w:rPr>
-          <w:lang w:val="ar_AE" w:bidi="ar_AE"/>
-        </w:rPr>
-      </w:r>
-      <w:r>
-        <w:rPr>
-          <w:lang w:val="ar_AE" w:bidi="ar_AE"/>
-        </w:rPr>
-      </w:r>
-    </w:p>
-    <w:p>
-      <w:pPr>
-        <w:bidi/>
-      </w:pPr>
-      <w:r>
-        <w:rPr>
-          <w:lang w:val="ar_AE" w:bidi="ar_AE"/>
-        </w:rPr>
-      </w:r>
-    </w:p>
-    <w:p>
-      <w:pPr>
-        <w:bidi/>
-      </w:pPr>
-      <w:r>
-        <w:rPr>
-          <w:lang w:val="ar_AE" w:bidi="ar_AE"/>
-        </w:rPr>
-      </w:r>
-      <w:r>
-        <w:rPr>
-          <w:vertAlign w:val="superscript"/>
+    </w:p>
+    <w:p>
+      <w:pPr>
+        <w:bidi/>
+      </w:pPr>
+      <w:r>
+        <w:rPr>
+          <w:rtl/>
+          <w:cs/>
+          <w:lang w:val="ar_AE" w:bidi="ar_AE"/>
+        </w:rPr>
+      </w:r>
+      <w:r>
+        <w:rPr>
+          <w:vertAlign w:val="superscript"/>
+          <w:rtl/>
+          <w:cs/>
           <w:lang w:val="ar_AE" w:bidi="ar_AE"/>
         </w:rPr>
         <w:t>15</w:t>
       </w:r>
       <w:r>
         <w:rPr>
+          <w:rtl/>
+          <w:cs/>
           <w:lang w:val="ar_AE" w:bidi="ar_AE"/>
         </w:rPr>
         <w:t xml:space="preserve"> صَادِقَةٌ هِيَ ٱلْكَلِمَةُ وَمُسْتَحِقَّةٌ كُلَّ قُبُولٍ: أَنَّ ٱلْمَسِيحَ يَسُوعَ جَاءَ إِلَى ٱلْعَالَمِ لِيُخَلِّصَ ٱلْخُطَاةَ ٱلَّذِينَ أَوَّلُهُمْ أَنَا.</w:t>
       </w:r>
-      <w:r>
-        <w:rPr>
-          <w:lang w:val="ar_AE" w:bidi="ar_AE"/>
-        </w:rPr>
-      </w:r>
-      <w:r>
-        <w:rPr>
-          <w:lang w:val="ar_AE" w:bidi="ar_AE"/>
-        </w:rPr>
-      </w:r>
-    </w:p>
-    <w:p>
-      <w:pPr>
-        <w:bidi/>
-      </w:pPr>
-      <w:r>
-        <w:rPr>
-          <w:lang w:val="ar_AE" w:bidi="ar_AE"/>
-        </w:rPr>
-      </w:r>
-    </w:p>
-    <w:p>
-      <w:pPr>
-        <w:bidi/>
-      </w:pPr>
-      <w:r>
-        <w:rPr>
-          <w:lang w:val="ar_AE" w:bidi="ar_AE"/>
-        </w:rPr>
-      </w:r>
-      <w:r>
-        <w:rPr>
-          <w:vertAlign w:val="superscript"/>
+    </w:p>
+    <w:p>
+      <w:pPr>
+        <w:bidi/>
+      </w:pPr>
+      <w:r>
+        <w:rPr>
+          <w:rtl/>
+          <w:cs/>
+          <w:lang w:val="ar_AE" w:bidi="ar_AE"/>
+        </w:rPr>
+      </w:r>
+      <w:r>
+        <w:rPr>
+          <w:vertAlign w:val="superscript"/>
+          <w:rtl/>
+          <w:cs/>
           <w:lang w:val="ar_AE" w:bidi="ar_AE"/>
         </w:rPr>
         <w:t>16</w:t>
       </w:r>
       <w:r>
         <w:rPr>
+          <w:rtl/>
+          <w:cs/>
           <w:lang w:val="ar_AE" w:bidi="ar_AE"/>
         </w:rPr>
         <w:t xml:space="preserve"> لَكِنَّنِي لِهَذَا رُحِمْتُ: لِيُظْهِرَ يَسُوعُ ٱلْمَسِيحُ فِيَّ أَنَا أَوَّلًا كُلَّ أَنَاةٍ، مِثَالًا لِلْعَتِيدِينَ أَنْ يُؤْمِنُوا بِهِ لِلْحَيَاةِ ٱلْأَبَدِيَّةِ.</w:t>
       </w:r>
-      <w:r>
-        <w:rPr>
-          <w:lang w:val="ar_AE" w:bidi="ar_AE"/>
-        </w:rPr>
-      </w:r>
-      <w:r>
-        <w:rPr>
-          <w:lang w:val="ar_AE" w:bidi="ar_AE"/>
-        </w:rPr>
-      </w:r>
-    </w:p>
-    <w:p>
-      <w:pPr>
-        <w:bidi/>
-      </w:pPr>
-      <w:r>
-        <w:rPr>
-          <w:lang w:val="ar_AE" w:bidi="ar_AE"/>
-        </w:rPr>
-      </w:r>
-    </w:p>
-    <w:p>
-      <w:pPr>
-        <w:bidi/>
-      </w:pPr>
-      <w:r>
-        <w:rPr>
-          <w:lang w:val="ar_AE" w:bidi="ar_AE"/>
-        </w:rPr>
-      </w:r>
-      <w:r>
-        <w:rPr>
-          <w:vertAlign w:val="superscript"/>
+    </w:p>
+    <w:p>
+      <w:pPr>
+        <w:bidi/>
+      </w:pPr>
+      <w:r>
+        <w:rPr>
+          <w:rtl/>
+          <w:cs/>
+          <w:lang w:val="ar_AE" w:bidi="ar_AE"/>
+        </w:rPr>
+      </w:r>
+      <w:r>
+        <w:rPr>
+          <w:vertAlign w:val="superscript"/>
+          <w:rtl/>
+          <w:cs/>
           <w:lang w:val="ar_AE" w:bidi="ar_AE"/>
         </w:rPr>
         <w:t>17</w:t>
       </w:r>
       <w:r>
         <w:rPr>
+          <w:rtl/>
+          <w:cs/>
           <w:lang w:val="ar_AE" w:bidi="ar_AE"/>
         </w:rPr>
         <w:t xml:space="preserve"> وَمَلِكُ ٱلدُّهُورِ ٱلَّذِي لَا يَفْنَى وَلَا يُرَى، ٱلْإِلَهُ ٱلْحَكِيمُ وَحْدَهُ، لَهُ ٱلْكَرَامَةُ وَٱلْمَجْدُ إِلَى دَهْرِ ٱلدُّهُورِ. آمِينَ.</w:t>
       </w:r>
-      <w:r>
-        <w:rPr>
-          <w:lang w:val="ar_AE" w:bidi="ar_AE"/>
-        </w:rPr>
-      </w:r>
-      <w:r>
-        <w:rPr>
-          <w:lang w:val="ar_AE" w:bidi="ar_AE"/>
-        </w:rPr>
-      </w:r>
-    </w:p>
-    <w:p>
-      <w:pPr>
-        <w:bidi/>
-      </w:pPr>
-      <w:r>
-        <w:rPr>
-          <w:lang w:val="ar_AE" w:bidi="ar_AE"/>
-        </w:rPr>
-      </w:r>
-    </w:p>
-    <w:p>
-      <w:pPr>
-        <w:bidi/>
-      </w:pPr>
-      <w:r>
-        <w:rPr>
-          <w:lang w:val="ar_AE" w:bidi="ar_AE"/>
-        </w:rPr>
-      </w:r>
-      <w:r>
-        <w:rPr>
-          <w:vertAlign w:val="superscript"/>
+    </w:p>
+    <w:p>
+      <w:pPr>
+        <w:bidi/>
+      </w:pPr>
+      <w:r>
+        <w:rPr>
+          <w:rtl/>
+          <w:cs/>
+          <w:lang w:val="ar_AE" w:bidi="ar_AE"/>
+        </w:rPr>
+      </w:r>
+      <w:r>
+        <w:rPr>
+          <w:vertAlign w:val="superscript"/>
+          <w:rtl/>
+          <w:cs/>
           <w:lang w:val="ar_AE" w:bidi="ar_AE"/>
         </w:rPr>
         <w:t>18</w:t>
       </w:r>
       <w:r>
         <w:rPr>
+          <w:rtl/>
+          <w:cs/>
           <w:lang w:val="ar_AE" w:bidi="ar_AE"/>
         </w:rPr>
         <w:t xml:space="preserve"> هَذِهِ ٱلْوَصِيَّةُ أَيُّهَا ٱلِٱبْنُ تِيمُوثَاوُسُ أَسْتَوْدِعُكَ إِيَّاهَا حَسَبَ ٱلنُّبُوَّاتِ ٱلَّتِي سَبَقَتْ عَلَيْكَ، لِكَيْ تُحَارِبَ فِيهَا ٱلْمُحَارَبَةَ ٱلْحَسَنَةَ،</w:t>
       </w:r>
-      <w:r>
-        <w:rPr>
-          <w:lang w:val="ar_AE" w:bidi="ar_AE"/>
-        </w:rPr>
-      </w:r>
-      <w:r>
-        <w:rPr>
-          <w:lang w:val="ar_AE" w:bidi="ar_AE"/>
-        </w:rPr>
-      </w:r>
-    </w:p>
-    <w:p>
-      <w:pPr>
-        <w:bidi/>
-      </w:pPr>
-      <w:r>
-        <w:rPr>
-          <w:lang w:val="ar_AE" w:bidi="ar_AE"/>
-        </w:rPr>
-      </w:r>
-    </w:p>
-    <w:p>
-      <w:pPr>
-        <w:bidi/>
-      </w:pPr>
-      <w:r>
-        <w:rPr>
-          <w:lang w:val="ar_AE" w:bidi="ar_AE"/>
-        </w:rPr>
-      </w:r>
-      <w:r>
-        <w:rPr>
-          <w:vertAlign w:val="superscript"/>
+    </w:p>
+    <w:p>
+      <w:pPr>
+        <w:bidi/>
+      </w:pPr>
+      <w:r>
+        <w:rPr>
+          <w:rtl/>
+          <w:cs/>
+          <w:lang w:val="ar_AE" w:bidi="ar_AE"/>
+        </w:rPr>
+      </w:r>
+      <w:r>
+        <w:rPr>
+          <w:vertAlign w:val="superscript"/>
+          <w:rtl/>
+          <w:cs/>
           <w:lang w:val="ar_AE" w:bidi="ar_AE"/>
         </w:rPr>
         <w:t>19</w:t>
       </w:r>
       <w:r>
         <w:rPr>
+          <w:rtl/>
+          <w:cs/>
           <w:lang w:val="ar_AE" w:bidi="ar_AE"/>
         </w:rPr>
         <w:t xml:space="preserve"> وَلَكَ إِيمَانٌ وَضَمِيرٌ صَالِحٌ، ٱلَّذِي إِذْ رَفَضَهُ قَوْمٌ، ٱنْكَسَرَتْ بِهِمِ ٱلسَّفِينَةُ مِنْ جِهَةِ ٱلْإِيمَانِ أَيْضًا،</w:t>
       </w:r>
-      <w:r>
-        <w:rPr>
-          <w:lang w:val="ar_AE" w:bidi="ar_AE"/>
-        </w:rPr>
-      </w:r>
-      <w:r>
-        <w:rPr>
-          <w:lang w:val="ar_AE" w:bidi="ar_AE"/>
-        </w:rPr>
-      </w:r>
-    </w:p>
-    <w:p>
-      <w:pPr>
-        <w:bidi/>
-      </w:pPr>
-      <w:r>
-        <w:rPr>
-          <w:lang w:val="ar_AE" w:bidi="ar_AE"/>
-        </w:rPr>
-      </w:r>
-    </w:p>
-    <w:p>
-      <w:pPr>
-        <w:bidi/>
-      </w:pPr>
-      <w:r>
-        <w:rPr>
-          <w:lang w:val="ar_AE" w:bidi="ar_AE"/>
-        </w:rPr>
-      </w:r>
-      <w:r>
-        <w:rPr>
-          <w:vertAlign w:val="superscript"/>
+    </w:p>
+    <w:p>
+      <w:pPr>
+        <w:bidi/>
+      </w:pPr>
+      <w:r>
+        <w:rPr>
+          <w:rtl/>
+          <w:cs/>
+          <w:lang w:val="ar_AE" w:bidi="ar_AE"/>
+        </w:rPr>
+      </w:r>
+      <w:r>
+        <w:rPr>
+          <w:vertAlign w:val="superscript"/>
+          <w:rtl/>
+          <w:cs/>
           <w:lang w:val="ar_AE" w:bidi="ar_AE"/>
         </w:rPr>
         <w:t>20</w:t>
       </w:r>
       <w:r>
         <w:rPr>
+          <w:rtl/>
+          <w:cs/>
           <w:lang w:val="ar_AE" w:bidi="ar_AE"/>
         </w:rPr>
         <w:t xml:space="preserve"> ٱلَّذِينَ مِنْهُمْ هِيمِينَايُسُ وَٱلْإِسْكَنْدَرُ، ٱللَّذَانِ أَسْلَمْتُهُمَا لِلشَّيْطَانِ لِكَيْ يُؤَدَّبَا حَتَّى لَا يُجَدِّفَا.</w:t>
       </w:r>
-      <w:r>
-        <w:rPr>
-          <w:lang w:val="ar_AE" w:bidi="ar_AE"/>
-        </w:rPr>
-      </w:r>
-      <w:r>
-        <w:rPr>
-          <w:lang w:val="ar_AE" w:bidi="ar_AE"/>
-        </w:rPr>
-      </w:r>
-    </w:p>
-    <w:p>
-      <w:pPr>
-        <w:bidi/>
-      </w:pPr>
-      <w:r>
-        <w:rPr>
-          <w:lang w:val="ar_AE" w:bidi="ar_AE"/>
-        </w:rPr>
-      </w:r>
     </w:p>
     <w:p>
       <w:pPr>
@@ -1118,660 +837,454 @@
       </w:pPr>
       <w:r>
         <w:rPr>
+          <w:rtl/>
+          <w:cs/>
           <w:lang w:val="ar_AE" w:bidi="ar_AE"/>
         </w:rPr>
         <w:t>1 Timothy 2:1</w:t>
       </w:r>
       <w:r>
         <w:rPr>
-          <w:lang w:val="ar_AE" w:bidi="ar_AE"/>
-        </w:rPr>
-      </w:r>
-    </w:p>
-    <w:p>
-      <w:pPr>
-        <w:bidi/>
-      </w:pPr>
-      <w:r>
-        <w:rPr>
-          <w:lang w:val="ar_AE" w:bidi="ar_AE"/>
-        </w:rPr>
-      </w:r>
-      <w:r>
-        <w:rPr>
-          <w:vertAlign w:val="superscript"/>
+          <w:rtl/>
+          <w:cs/>
+          <w:lang w:val="ar_AE" w:bidi="ar_AE"/>
+        </w:rPr>
+      </w:r>
+    </w:p>
+    <w:p>
+      <w:pPr>
+        <w:bidi/>
+      </w:pPr>
+      <w:r>
+        <w:rPr>
+          <w:rtl/>
+          <w:cs/>
+          <w:lang w:val="ar_AE" w:bidi="ar_AE"/>
+        </w:rPr>
+      </w:r>
+      <w:r>
+        <w:rPr>
+          <w:vertAlign w:val="superscript"/>
+          <w:rtl/>
+          <w:cs/>
           <w:lang w:val="ar_AE" w:bidi="ar_AE"/>
         </w:rPr>
         <w:t>1</w:t>
       </w:r>
       <w:r>
         <w:rPr>
+          <w:rtl/>
+          <w:cs/>
           <w:lang w:val="ar_AE" w:bidi="ar_AE"/>
         </w:rPr>
         <w:t xml:space="preserve"> فَأَطْلُبُ أَوَّلَ كُلِّ شَيْءٍ، أَنْ تُقَامَ طَلِبَاتٌ وَصَلَوَاتٌ وَٱبْتِهَالَاتٌ وَتَشَكُّرَاتٌ لِأَجْلِ جَمِيعِ ٱلنَّاسِ،</w:t>
       </w:r>
-      <w:r>
-        <w:rPr>
-          <w:lang w:val="ar_AE" w:bidi="ar_AE"/>
-        </w:rPr>
-      </w:r>
-      <w:r>
-        <w:rPr>
-          <w:lang w:val="ar_AE" w:bidi="ar_AE"/>
-        </w:rPr>
-      </w:r>
-    </w:p>
-    <w:p>
-      <w:pPr>
-        <w:bidi/>
-      </w:pPr>
-      <w:r>
-        <w:rPr>
-          <w:lang w:val="ar_AE" w:bidi="ar_AE"/>
-        </w:rPr>
-      </w:r>
-    </w:p>
-    <w:p>
-      <w:pPr>
-        <w:bidi/>
-      </w:pPr>
-      <w:r>
-        <w:rPr>
-          <w:lang w:val="ar_AE" w:bidi="ar_AE"/>
-        </w:rPr>
-      </w:r>
-      <w:r>
-        <w:rPr>
-          <w:vertAlign w:val="superscript"/>
+    </w:p>
+    <w:p>
+      <w:pPr>
+        <w:bidi/>
+      </w:pPr>
+      <w:r>
+        <w:rPr>
+          <w:rtl/>
+          <w:cs/>
+          <w:lang w:val="ar_AE" w:bidi="ar_AE"/>
+        </w:rPr>
+      </w:r>
+      <w:r>
+        <w:rPr>
+          <w:vertAlign w:val="superscript"/>
+          <w:rtl/>
+          <w:cs/>
           <w:lang w:val="ar_AE" w:bidi="ar_AE"/>
         </w:rPr>
         <w:t>2</w:t>
       </w:r>
       <w:r>
         <w:rPr>
+          <w:rtl/>
+          <w:cs/>
           <w:lang w:val="ar_AE" w:bidi="ar_AE"/>
         </w:rPr>
         <w:t xml:space="preserve"> لِأَجْلِ ٱلْمُلُوكِ وَجَمِيعِ ٱلَّذِينَ هُمْ فِي مَنْصِبٍ، لِكَيْ نَقْضِيَ حَيَاةً مُطْمَئِنَّةً هَادِئَةً فِي كُلِّ تَقْوَى وَوَقَارٍ،</w:t>
       </w:r>
-      <w:r>
-        <w:rPr>
-          <w:lang w:val="ar_AE" w:bidi="ar_AE"/>
-        </w:rPr>
-      </w:r>
-      <w:r>
-        <w:rPr>
-          <w:lang w:val="ar_AE" w:bidi="ar_AE"/>
-        </w:rPr>
-      </w:r>
-    </w:p>
-    <w:p>
-      <w:pPr>
-        <w:bidi/>
-      </w:pPr>
-      <w:r>
-        <w:rPr>
-          <w:lang w:val="ar_AE" w:bidi="ar_AE"/>
-        </w:rPr>
-      </w:r>
-    </w:p>
-    <w:p>
-      <w:pPr>
-        <w:bidi/>
-      </w:pPr>
-      <w:r>
-        <w:rPr>
-          <w:lang w:val="ar_AE" w:bidi="ar_AE"/>
-        </w:rPr>
-      </w:r>
-      <w:r>
-        <w:rPr>
-          <w:vertAlign w:val="superscript"/>
+    </w:p>
+    <w:p>
+      <w:pPr>
+        <w:bidi/>
+      </w:pPr>
+      <w:r>
+        <w:rPr>
+          <w:rtl/>
+          <w:cs/>
+          <w:lang w:val="ar_AE" w:bidi="ar_AE"/>
+        </w:rPr>
+      </w:r>
+      <w:r>
+        <w:rPr>
+          <w:vertAlign w:val="superscript"/>
+          <w:rtl/>
+          <w:cs/>
           <w:lang w:val="ar_AE" w:bidi="ar_AE"/>
         </w:rPr>
         <w:t>3</w:t>
       </w:r>
       <w:r>
         <w:rPr>
+          <w:rtl/>
+          <w:cs/>
           <w:lang w:val="ar_AE" w:bidi="ar_AE"/>
         </w:rPr>
         <w:t xml:space="preserve"> لِأَنَّ هَذَا حَسَنٌ وَمَقْبُولٌ لَدَى مُخَلِّصِنَا ٱللهِ،</w:t>
       </w:r>
-      <w:r>
-        <w:rPr>
-          <w:lang w:val="ar_AE" w:bidi="ar_AE"/>
-        </w:rPr>
-      </w:r>
-      <w:r>
-        <w:rPr>
-          <w:lang w:val="ar_AE" w:bidi="ar_AE"/>
-        </w:rPr>
-      </w:r>
-    </w:p>
-    <w:p>
-      <w:pPr>
-        <w:bidi/>
-      </w:pPr>
-      <w:r>
-        <w:rPr>
-          <w:lang w:val="ar_AE" w:bidi="ar_AE"/>
-        </w:rPr>
-      </w:r>
-    </w:p>
-    <w:p>
-      <w:pPr>
-        <w:bidi/>
-      </w:pPr>
-      <w:r>
-        <w:rPr>
-          <w:lang w:val="ar_AE" w:bidi="ar_AE"/>
-        </w:rPr>
-      </w:r>
-      <w:r>
-        <w:rPr>
-          <w:vertAlign w:val="superscript"/>
+    </w:p>
+    <w:p>
+      <w:pPr>
+        <w:bidi/>
+      </w:pPr>
+      <w:r>
+        <w:rPr>
+          <w:rtl/>
+          <w:cs/>
+          <w:lang w:val="ar_AE" w:bidi="ar_AE"/>
+        </w:rPr>
+      </w:r>
+      <w:r>
+        <w:rPr>
+          <w:vertAlign w:val="superscript"/>
+          <w:rtl/>
+          <w:cs/>
           <w:lang w:val="ar_AE" w:bidi="ar_AE"/>
         </w:rPr>
         <w:t>4</w:t>
       </w:r>
       <w:r>
         <w:rPr>
+          <w:rtl/>
+          <w:cs/>
           <w:lang w:val="ar_AE" w:bidi="ar_AE"/>
         </w:rPr>
         <w:t xml:space="preserve"> ٱلَّذِي يُرِيدُ أَنَّ جَمِيعَ ٱلنَّاسِ يَخْلُصُونَ، وَإِلَى مَعْرِفَةِ ٱلْحَقِّ يُقْبِلُونَ.</w:t>
       </w:r>
-      <w:r>
-        <w:rPr>
-          <w:lang w:val="ar_AE" w:bidi="ar_AE"/>
-        </w:rPr>
-      </w:r>
-      <w:r>
-        <w:rPr>
-          <w:lang w:val="ar_AE" w:bidi="ar_AE"/>
-        </w:rPr>
-      </w:r>
-    </w:p>
-    <w:p>
-      <w:pPr>
-        <w:bidi/>
-      </w:pPr>
-      <w:r>
-        <w:rPr>
-          <w:lang w:val="ar_AE" w:bidi="ar_AE"/>
-        </w:rPr>
-      </w:r>
-    </w:p>
-    <w:p>
-      <w:pPr>
-        <w:bidi/>
-      </w:pPr>
-      <w:r>
-        <w:rPr>
-          <w:lang w:val="ar_AE" w:bidi="ar_AE"/>
-        </w:rPr>
-      </w:r>
-      <w:r>
-        <w:rPr>
-          <w:vertAlign w:val="superscript"/>
+    </w:p>
+    <w:p>
+      <w:pPr>
+        <w:bidi/>
+      </w:pPr>
+      <w:r>
+        <w:rPr>
+          <w:rtl/>
+          <w:cs/>
+          <w:lang w:val="ar_AE" w:bidi="ar_AE"/>
+        </w:rPr>
+      </w:r>
+      <w:r>
+        <w:rPr>
+          <w:vertAlign w:val="superscript"/>
+          <w:rtl/>
+          <w:cs/>
           <w:lang w:val="ar_AE" w:bidi="ar_AE"/>
         </w:rPr>
         <w:t>5</w:t>
       </w:r>
       <w:r>
         <w:rPr>
+          <w:rtl/>
+          <w:cs/>
           <w:lang w:val="ar_AE" w:bidi="ar_AE"/>
         </w:rPr>
         <w:t xml:space="preserve"> لِأَنَّهُ يُوجَدُ إِلَهٌ وَاحِدٌ وَوَسِيطٌ وَاحِدٌ بَيْنَ ٱللهِ وَٱلنَّاسِ: ٱلْإِنْسَانُ يَسُوعُ ٱلْمَسِيحُ،</w:t>
       </w:r>
-      <w:r>
-        <w:rPr>
-          <w:lang w:val="ar_AE" w:bidi="ar_AE"/>
-        </w:rPr>
-      </w:r>
-      <w:r>
-        <w:rPr>
-          <w:lang w:val="ar_AE" w:bidi="ar_AE"/>
-        </w:rPr>
-      </w:r>
-    </w:p>
-    <w:p>
-      <w:pPr>
-        <w:bidi/>
-      </w:pPr>
-      <w:r>
-        <w:rPr>
-          <w:lang w:val="ar_AE" w:bidi="ar_AE"/>
-        </w:rPr>
-      </w:r>
-    </w:p>
-    <w:p>
-      <w:pPr>
-        <w:bidi/>
-      </w:pPr>
-      <w:r>
-        <w:rPr>
-          <w:lang w:val="ar_AE" w:bidi="ar_AE"/>
-        </w:rPr>
-      </w:r>
-      <w:r>
-        <w:rPr>
-          <w:vertAlign w:val="superscript"/>
+    </w:p>
+    <w:p>
+      <w:pPr>
+        <w:bidi/>
+      </w:pPr>
+      <w:r>
+        <w:rPr>
+          <w:rtl/>
+          <w:cs/>
+          <w:lang w:val="ar_AE" w:bidi="ar_AE"/>
+        </w:rPr>
+      </w:r>
+      <w:r>
+        <w:rPr>
+          <w:vertAlign w:val="superscript"/>
+          <w:rtl/>
+          <w:cs/>
           <w:lang w:val="ar_AE" w:bidi="ar_AE"/>
         </w:rPr>
         <w:t>6</w:t>
       </w:r>
       <w:r>
         <w:rPr>
+          <w:rtl/>
+          <w:cs/>
           <w:lang w:val="ar_AE" w:bidi="ar_AE"/>
         </w:rPr>
         <w:t xml:space="preserve"> ٱلَّذِي بَذَلَ نَفْسَهُ فِدْيَةً لِأَجْلِ ٱلْجَمِيعِ، ٱلشَّهَادَةُ فِي أَوْقَاتِهَا ٱلْخَاصَّةِ،</w:t>
       </w:r>
-      <w:r>
-        <w:rPr>
-          <w:lang w:val="ar_AE" w:bidi="ar_AE"/>
-        </w:rPr>
-      </w:r>
-      <w:r>
-        <w:rPr>
-          <w:lang w:val="ar_AE" w:bidi="ar_AE"/>
-        </w:rPr>
-      </w:r>
-    </w:p>
-    <w:p>
-      <w:pPr>
-        <w:bidi/>
-      </w:pPr>
-      <w:r>
-        <w:rPr>
-          <w:lang w:val="ar_AE" w:bidi="ar_AE"/>
-        </w:rPr>
-      </w:r>
-    </w:p>
-    <w:p>
-      <w:pPr>
-        <w:bidi/>
-      </w:pPr>
-      <w:r>
-        <w:rPr>
-          <w:lang w:val="ar_AE" w:bidi="ar_AE"/>
-        </w:rPr>
-      </w:r>
-      <w:r>
-        <w:rPr>
-          <w:vertAlign w:val="superscript"/>
+    </w:p>
+    <w:p>
+      <w:pPr>
+        <w:bidi/>
+      </w:pPr>
+      <w:r>
+        <w:rPr>
+          <w:rtl/>
+          <w:cs/>
+          <w:lang w:val="ar_AE" w:bidi="ar_AE"/>
+        </w:rPr>
+      </w:r>
+      <w:r>
+        <w:rPr>
+          <w:vertAlign w:val="superscript"/>
+          <w:rtl/>
+          <w:cs/>
           <w:lang w:val="ar_AE" w:bidi="ar_AE"/>
         </w:rPr>
         <w:t>7</w:t>
       </w:r>
       <w:r>
         <w:rPr>
+          <w:rtl/>
+          <w:cs/>
           <w:lang w:val="ar_AE" w:bidi="ar_AE"/>
         </w:rPr>
         <w:t xml:space="preserve"> ٱلَّتِي جُعِلْتُ أَنَا لَهَا كَارِزًا وَرَسُولًا. اَلْحَقَّ أَقُولُ فِي ٱلْمَسِيحِ وَلَا أَكْذِبُ، مُعَلِّمًا لِلْأُمَمِ فِي ٱلْإِيمَانِ وَٱلْحَقِّ.</w:t>
       </w:r>
-      <w:r>
-        <w:rPr>
-          <w:lang w:val="ar_AE" w:bidi="ar_AE"/>
-        </w:rPr>
-      </w:r>
-      <w:r>
-        <w:rPr>
-          <w:lang w:val="ar_AE" w:bidi="ar_AE"/>
-        </w:rPr>
-      </w:r>
-    </w:p>
-    <w:p>
-      <w:pPr>
-        <w:bidi/>
-      </w:pPr>
-      <w:r>
-        <w:rPr>
-          <w:lang w:val="ar_AE" w:bidi="ar_AE"/>
-        </w:rPr>
-      </w:r>
-    </w:p>
-    <w:p>
-      <w:pPr>
-        <w:bidi/>
-      </w:pPr>
-      <w:r>
-        <w:rPr>
-          <w:lang w:val="ar_AE" w:bidi="ar_AE"/>
-        </w:rPr>
-      </w:r>
-      <w:r>
-        <w:rPr>
-          <w:vertAlign w:val="superscript"/>
+    </w:p>
+    <w:p>
+      <w:pPr>
+        <w:bidi/>
+      </w:pPr>
+      <w:r>
+        <w:rPr>
+          <w:rtl/>
+          <w:cs/>
+          <w:lang w:val="ar_AE" w:bidi="ar_AE"/>
+        </w:rPr>
+      </w:r>
+      <w:r>
+        <w:rPr>
+          <w:vertAlign w:val="superscript"/>
+          <w:rtl/>
+          <w:cs/>
           <w:lang w:val="ar_AE" w:bidi="ar_AE"/>
         </w:rPr>
         <w:t>8</w:t>
       </w:r>
       <w:r>
         <w:rPr>
+          <w:rtl/>
+          <w:cs/>
           <w:lang w:val="ar_AE" w:bidi="ar_AE"/>
         </w:rPr>
         <w:t xml:space="preserve"> فَأُرِيدُ أَنْ يُصَلِّيَ ٱلرِّجَالُ فِي كُلِّ مَكَانٍ، رَافِعِينَ أَيَادِيَ طَاهِرَةً، بِدُونِ غَضَبٍ وَلَا جِدَالٍ.</w:t>
       </w:r>
-      <w:r>
-        <w:rPr>
-          <w:lang w:val="ar_AE" w:bidi="ar_AE"/>
-        </w:rPr>
-      </w:r>
-      <w:r>
-        <w:rPr>
-          <w:lang w:val="ar_AE" w:bidi="ar_AE"/>
-        </w:rPr>
-      </w:r>
-    </w:p>
-    <w:p>
-      <w:pPr>
-        <w:bidi/>
-      </w:pPr>
-      <w:r>
-        <w:rPr>
-          <w:lang w:val="ar_AE" w:bidi="ar_AE"/>
-        </w:rPr>
-      </w:r>
-    </w:p>
-    <w:p>
-      <w:pPr>
-        <w:bidi/>
-      </w:pPr>
-      <w:r>
-        <w:rPr>
-          <w:lang w:val="ar_AE" w:bidi="ar_AE"/>
-        </w:rPr>
-      </w:r>
-      <w:r>
-        <w:rPr>
-          <w:vertAlign w:val="superscript"/>
+    </w:p>
+    <w:p>
+      <w:pPr>
+        <w:bidi/>
+      </w:pPr>
+      <w:r>
+        <w:rPr>
+          <w:rtl/>
+          <w:cs/>
+          <w:lang w:val="ar_AE" w:bidi="ar_AE"/>
+        </w:rPr>
+      </w:r>
+      <w:r>
+        <w:rPr>
+          <w:vertAlign w:val="superscript"/>
+          <w:rtl/>
+          <w:cs/>
           <w:lang w:val="ar_AE" w:bidi="ar_AE"/>
         </w:rPr>
         <w:t>9</w:t>
       </w:r>
       <w:r>
         <w:rPr>
+          <w:rtl/>
+          <w:cs/>
           <w:lang w:val="ar_AE" w:bidi="ar_AE"/>
         </w:rPr>
         <w:t xml:space="preserve"> وَكَذَلِكَ أَنَّ ٱلنِّسَاءَ يُزَيِّنَّ ذَوَاتِهِنَّ بِلِبَاسِ ٱلْحِشْمَةِ، مَعَ وَرَعٍ وَتَعَقُّلٍ، لَا بِضَفَائِرَ أَوْ ذَهَبٍ أَوْ لَآلِئَ أَوْ مَلَابِسَ كَثِيرَةِ ٱلثَّمَنِ،</w:t>
       </w:r>
-      <w:r>
-        <w:rPr>
-          <w:lang w:val="ar_AE" w:bidi="ar_AE"/>
-        </w:rPr>
-      </w:r>
-      <w:r>
-        <w:rPr>
-          <w:lang w:val="ar_AE" w:bidi="ar_AE"/>
-        </w:rPr>
-      </w:r>
-    </w:p>
-    <w:p>
-      <w:pPr>
-        <w:bidi/>
-      </w:pPr>
-      <w:r>
-        <w:rPr>
-          <w:lang w:val="ar_AE" w:bidi="ar_AE"/>
-        </w:rPr>
-      </w:r>
-    </w:p>
-    <w:p>
-      <w:pPr>
-        <w:bidi/>
-      </w:pPr>
-      <w:r>
-        <w:rPr>
-          <w:lang w:val="ar_AE" w:bidi="ar_AE"/>
-        </w:rPr>
-      </w:r>
-      <w:r>
-        <w:rPr>
-          <w:vertAlign w:val="superscript"/>
+    </w:p>
+    <w:p>
+      <w:pPr>
+        <w:bidi/>
+      </w:pPr>
+      <w:r>
+        <w:rPr>
+          <w:rtl/>
+          <w:cs/>
+          <w:lang w:val="ar_AE" w:bidi="ar_AE"/>
+        </w:rPr>
+      </w:r>
+      <w:r>
+        <w:rPr>
+          <w:vertAlign w:val="superscript"/>
+          <w:rtl/>
+          <w:cs/>
           <w:lang w:val="ar_AE" w:bidi="ar_AE"/>
         </w:rPr>
         <w:t>10</w:t>
       </w:r>
       <w:r>
         <w:rPr>
+          <w:rtl/>
+          <w:cs/>
           <w:lang w:val="ar_AE" w:bidi="ar_AE"/>
         </w:rPr>
         <w:t xml:space="preserve"> بَلْ كَمَا يَلِيقُ بِنِسَاءٍ مُتَعَاهِدَاتٍ بِتَقْوَى ٱللهِ بِأَعْمَالٍ صَالِحَةٍ.</w:t>
       </w:r>
-      <w:r>
-        <w:rPr>
-          <w:lang w:val="ar_AE" w:bidi="ar_AE"/>
-        </w:rPr>
-      </w:r>
-      <w:r>
-        <w:rPr>
-          <w:lang w:val="ar_AE" w:bidi="ar_AE"/>
-        </w:rPr>
-      </w:r>
-    </w:p>
-    <w:p>
-      <w:pPr>
-        <w:bidi/>
-      </w:pPr>
-      <w:r>
-        <w:rPr>
-          <w:lang w:val="ar_AE" w:bidi="ar_AE"/>
-        </w:rPr>
-      </w:r>
-    </w:p>
-    <w:p>
-      <w:pPr>
-        <w:bidi/>
-      </w:pPr>
-      <w:r>
-        <w:rPr>
-          <w:lang w:val="ar_AE" w:bidi="ar_AE"/>
-        </w:rPr>
-      </w:r>
-      <w:r>
-        <w:rPr>
-          <w:vertAlign w:val="superscript"/>
+    </w:p>
+    <w:p>
+      <w:pPr>
+        <w:bidi/>
+      </w:pPr>
+      <w:r>
+        <w:rPr>
+          <w:rtl/>
+          <w:cs/>
+          <w:lang w:val="ar_AE" w:bidi="ar_AE"/>
+        </w:rPr>
+      </w:r>
+      <w:r>
+        <w:rPr>
+          <w:vertAlign w:val="superscript"/>
+          <w:rtl/>
+          <w:cs/>
           <w:lang w:val="ar_AE" w:bidi="ar_AE"/>
         </w:rPr>
         <w:t>11</w:t>
       </w:r>
       <w:r>
         <w:rPr>
+          <w:rtl/>
+          <w:cs/>
           <w:lang w:val="ar_AE" w:bidi="ar_AE"/>
         </w:rPr>
         <w:t xml:space="preserve"> لِتَتَعَلَّمِ ٱلْمَرْأَةُ بِسُكُوتٍ فِي كُلِّ خُضُوعٍ.</w:t>
       </w:r>
-      <w:r>
-        <w:rPr>
-          <w:lang w:val="ar_AE" w:bidi="ar_AE"/>
-        </w:rPr>
-      </w:r>
-      <w:r>
-        <w:rPr>
-          <w:lang w:val="ar_AE" w:bidi="ar_AE"/>
-        </w:rPr>
-      </w:r>
-    </w:p>
-    <w:p>
-      <w:pPr>
-        <w:bidi/>
-      </w:pPr>
-      <w:r>
-        <w:rPr>
-          <w:lang w:val="ar_AE" w:bidi="ar_AE"/>
-        </w:rPr>
-      </w:r>
-    </w:p>
-    <w:p>
-      <w:pPr>
-        <w:bidi/>
-      </w:pPr>
-      <w:r>
-        <w:rPr>
-          <w:lang w:val="ar_AE" w:bidi="ar_AE"/>
-        </w:rPr>
-      </w:r>
-      <w:r>
-        <w:rPr>
-          <w:vertAlign w:val="superscript"/>
+    </w:p>
+    <w:p>
+      <w:pPr>
+        <w:bidi/>
+      </w:pPr>
+      <w:r>
+        <w:rPr>
+          <w:rtl/>
+          <w:cs/>
+          <w:lang w:val="ar_AE" w:bidi="ar_AE"/>
+        </w:rPr>
+      </w:r>
+      <w:r>
+        <w:rPr>
+          <w:vertAlign w:val="superscript"/>
+          <w:rtl/>
+          <w:cs/>
           <w:lang w:val="ar_AE" w:bidi="ar_AE"/>
         </w:rPr>
         <w:t>12</w:t>
       </w:r>
       <w:r>
         <w:rPr>
+          <w:rtl/>
+          <w:cs/>
           <w:lang w:val="ar_AE" w:bidi="ar_AE"/>
         </w:rPr>
         <w:t xml:space="preserve"> وَلَكِنْ لَسْتُ آذَنُ لِلْمَرْأَةِ أَنْ تُعَلِّمَ وَلَا تَتَسَلَّطَ عَلَى ٱلرَّجُلِ، بَلْ تَكُونُ فِي سُكُوتٍ،</w:t>
       </w:r>
-      <w:r>
-        <w:rPr>
-          <w:lang w:val="ar_AE" w:bidi="ar_AE"/>
-        </w:rPr>
-      </w:r>
-      <w:r>
-        <w:rPr>
-          <w:lang w:val="ar_AE" w:bidi="ar_AE"/>
-        </w:rPr>
-      </w:r>
-    </w:p>
-    <w:p>
-      <w:pPr>
-        <w:bidi/>
-      </w:pPr>
-      <w:r>
-        <w:rPr>
-          <w:lang w:val="ar_AE" w:bidi="ar_AE"/>
-        </w:rPr>
-      </w:r>
-    </w:p>
-    <w:p>
-      <w:pPr>
-        <w:bidi/>
-      </w:pPr>
-      <w:r>
-        <w:rPr>
-          <w:lang w:val="ar_AE" w:bidi="ar_AE"/>
-        </w:rPr>
-      </w:r>
-      <w:r>
-        <w:rPr>
-          <w:vertAlign w:val="superscript"/>
+    </w:p>
+    <w:p>
+      <w:pPr>
+        <w:bidi/>
+      </w:pPr>
+      <w:r>
+        <w:rPr>
+          <w:rtl/>
+          <w:cs/>
+          <w:lang w:val="ar_AE" w:bidi="ar_AE"/>
+        </w:rPr>
+      </w:r>
+      <w:r>
+        <w:rPr>
+          <w:vertAlign w:val="superscript"/>
+          <w:rtl/>
+          <w:cs/>
           <w:lang w:val="ar_AE" w:bidi="ar_AE"/>
         </w:rPr>
         <w:t>13</w:t>
       </w:r>
       <w:r>
         <w:rPr>
+          <w:rtl/>
+          <w:cs/>
           <w:lang w:val="ar_AE" w:bidi="ar_AE"/>
         </w:rPr>
         <w:t xml:space="preserve"> لِأَنَّ آدَمَ جُبِلَ أَوَّلًا ثُمَّ حَوَّاءُ،</w:t>
       </w:r>
-      <w:r>
-        <w:rPr>
-          <w:lang w:val="ar_AE" w:bidi="ar_AE"/>
-        </w:rPr>
-      </w:r>
-      <w:r>
-        <w:rPr>
-          <w:lang w:val="ar_AE" w:bidi="ar_AE"/>
-        </w:rPr>
-      </w:r>
-    </w:p>
-    <w:p>
-      <w:pPr>
-        <w:bidi/>
-      </w:pPr>
-      <w:r>
-        <w:rPr>
-          <w:lang w:val="ar_AE" w:bidi="ar_AE"/>
-        </w:rPr>
-      </w:r>
-    </w:p>
-    <w:p>
-      <w:pPr>
-        <w:bidi/>
-      </w:pPr>
-      <w:r>
-        <w:rPr>
-          <w:lang w:val="ar_AE" w:bidi="ar_AE"/>
-        </w:rPr>
-      </w:r>
-      <w:r>
-        <w:rPr>
-          <w:vertAlign w:val="superscript"/>
+    </w:p>
+    <w:p>
+      <w:pPr>
+        <w:bidi/>
+      </w:pPr>
+      <w:r>
+        <w:rPr>
+          <w:rtl/>
+          <w:cs/>
+          <w:lang w:val="ar_AE" w:bidi="ar_AE"/>
+        </w:rPr>
+      </w:r>
+      <w:r>
+        <w:rPr>
+          <w:vertAlign w:val="superscript"/>
+          <w:rtl/>
+          <w:cs/>
           <w:lang w:val="ar_AE" w:bidi="ar_AE"/>
         </w:rPr>
         <w:t>14</w:t>
       </w:r>
       <w:r>
         <w:rPr>
+          <w:rtl/>
+          <w:cs/>
           <w:lang w:val="ar_AE" w:bidi="ar_AE"/>
         </w:rPr>
         <w:t xml:space="preserve"> وَآدَمُ لَمْ يُغْوَ، لَكِنَّ ٱلْمَرْأَةَ أُغْوِيَتْ فَحَصَلَتْ فِي ٱلتَّعَدِّي.</w:t>
       </w:r>
-      <w:r>
-        <w:rPr>
-          <w:lang w:val="ar_AE" w:bidi="ar_AE"/>
-        </w:rPr>
-      </w:r>
-      <w:r>
-        <w:rPr>
-          <w:lang w:val="ar_AE" w:bidi="ar_AE"/>
-        </w:rPr>
-      </w:r>
-    </w:p>
-    <w:p>
-      <w:pPr>
-        <w:bidi/>
-      </w:pPr>
-      <w:r>
-        <w:rPr>
-          <w:lang w:val="ar_AE" w:bidi="ar_AE"/>
-        </w:rPr>
-      </w:r>
-    </w:p>
-    <w:p>
-      <w:pPr>
-        <w:bidi/>
-      </w:pPr>
-      <w:r>
-        <w:rPr>
-          <w:lang w:val="ar_AE" w:bidi="ar_AE"/>
-        </w:rPr>
-      </w:r>
-      <w:r>
-        <w:rPr>
-          <w:vertAlign w:val="superscript"/>
+    </w:p>
+    <w:p>
+      <w:pPr>
+        <w:bidi/>
+      </w:pPr>
+      <w:r>
+        <w:rPr>
+          <w:rtl/>
+          <w:cs/>
+          <w:lang w:val="ar_AE" w:bidi="ar_AE"/>
+        </w:rPr>
+      </w:r>
+      <w:r>
+        <w:rPr>
+          <w:vertAlign w:val="superscript"/>
+          <w:rtl/>
+          <w:cs/>
           <w:lang w:val="ar_AE" w:bidi="ar_AE"/>
         </w:rPr>
         <w:t>15</w:t>
       </w:r>
       <w:r>
         <w:rPr>
+          <w:rtl/>
+          <w:cs/>
           <w:lang w:val="ar_AE" w:bidi="ar_AE"/>
         </w:rPr>
         <w:t xml:space="preserve"> وَلَكِنَّهَا سَتَخْلُصُ بِوِلَادَةِ ٱلْأَوْلَادِ، إِنْ ثَبَتْنَ فِي ٱلْإِيمَانِ وَٱلْمَحَبَّةِ وَٱلْقَدَاسَةِ مَعَ ٱلتَّعَقُّلِ.</w:t>
       </w:r>
-      <w:r>
-        <w:rPr>
-          <w:lang w:val="ar_AE" w:bidi="ar_AE"/>
-        </w:rPr>
-      </w:r>
-      <w:r>
-        <w:rPr>
-          <w:lang w:val="ar_AE" w:bidi="ar_AE"/>
-        </w:rPr>
-      </w:r>
-    </w:p>
-    <w:p>
-      <w:pPr>
-        <w:bidi/>
-      </w:pPr>
-      <w:r>
-        <w:rPr>
-          <w:lang w:val="ar_AE" w:bidi="ar_AE"/>
-        </w:rPr>
-      </w:r>
     </w:p>
     <w:p>
       <w:pPr>
@@ -1780,703 +1293,483 @@
       </w:pPr>
       <w:r>
         <w:rPr>
+          <w:rtl/>
+          <w:cs/>
           <w:lang w:val="ar_AE" w:bidi="ar_AE"/>
         </w:rPr>
         <w:t>1 Timothy 3:1</w:t>
       </w:r>
       <w:r>
         <w:rPr>
-          <w:lang w:val="ar_AE" w:bidi="ar_AE"/>
-        </w:rPr>
-      </w:r>
-    </w:p>
-    <w:p>
-      <w:pPr>
-        <w:bidi/>
-      </w:pPr>
-      <w:r>
-        <w:rPr>
-          <w:lang w:val="ar_AE" w:bidi="ar_AE"/>
-        </w:rPr>
-      </w:r>
-      <w:r>
-        <w:rPr>
-          <w:vertAlign w:val="superscript"/>
+          <w:rtl/>
+          <w:cs/>
+          <w:lang w:val="ar_AE" w:bidi="ar_AE"/>
+        </w:rPr>
+      </w:r>
+    </w:p>
+    <w:p>
+      <w:pPr>
+        <w:bidi/>
+      </w:pPr>
+      <w:r>
+        <w:rPr>
+          <w:rtl/>
+          <w:cs/>
+          <w:lang w:val="ar_AE" w:bidi="ar_AE"/>
+        </w:rPr>
+      </w:r>
+      <w:r>
+        <w:rPr>
+          <w:vertAlign w:val="superscript"/>
+          <w:rtl/>
+          <w:cs/>
           <w:lang w:val="ar_AE" w:bidi="ar_AE"/>
         </w:rPr>
         <w:t>1</w:t>
       </w:r>
       <w:r>
         <w:rPr>
+          <w:rtl/>
+          <w:cs/>
           <w:lang w:val="ar_AE" w:bidi="ar_AE"/>
         </w:rPr>
         <w:t xml:space="preserve"> صَادِقَةٌ هِيَ ٱلْكَلِمَةُ: إِنِ ٱبْتَغَى أَحَدٌ ٱلْأُسْقُفِيَّةَ، فَيَشْتَهِي عَمَلًا صَالِحًا.</w:t>
       </w:r>
-      <w:r>
-        <w:rPr>
-          <w:lang w:val="ar_AE" w:bidi="ar_AE"/>
-        </w:rPr>
-      </w:r>
-      <w:r>
-        <w:rPr>
-          <w:lang w:val="ar_AE" w:bidi="ar_AE"/>
-        </w:rPr>
-      </w:r>
-    </w:p>
-    <w:p>
-      <w:pPr>
-        <w:bidi/>
-      </w:pPr>
-      <w:r>
-        <w:rPr>
-          <w:lang w:val="ar_AE" w:bidi="ar_AE"/>
-        </w:rPr>
-      </w:r>
-    </w:p>
-    <w:p>
-      <w:pPr>
-        <w:bidi/>
-      </w:pPr>
-      <w:r>
-        <w:rPr>
-          <w:lang w:val="ar_AE" w:bidi="ar_AE"/>
-        </w:rPr>
-      </w:r>
-      <w:r>
-        <w:rPr>
-          <w:vertAlign w:val="superscript"/>
+    </w:p>
+    <w:p>
+      <w:pPr>
+        <w:bidi/>
+      </w:pPr>
+      <w:r>
+        <w:rPr>
+          <w:rtl/>
+          <w:cs/>
+          <w:lang w:val="ar_AE" w:bidi="ar_AE"/>
+        </w:rPr>
+      </w:r>
+      <w:r>
+        <w:rPr>
+          <w:vertAlign w:val="superscript"/>
+          <w:rtl/>
+          <w:cs/>
           <w:lang w:val="ar_AE" w:bidi="ar_AE"/>
         </w:rPr>
         <w:t>2</w:t>
       </w:r>
       <w:r>
         <w:rPr>
+          <w:rtl/>
+          <w:cs/>
           <w:lang w:val="ar_AE" w:bidi="ar_AE"/>
         </w:rPr>
         <w:t xml:space="preserve"> فَيَجِبُ أَنْ يَكُونَ ٱلْأُسْقُفُ: بِلَا لَوْمٍ، بَعْلَ ٱمْرَأَةٍ وَاحِدَةٍ، صَاحِيًا، عَاقِلًا، مُحْتَشِمًا، مُضِيفًا لِلْغُرَبَاءِ، صَالِحًا لِلتَّعْلِيمِ،</w:t>
       </w:r>
-      <w:r>
-        <w:rPr>
-          <w:lang w:val="ar_AE" w:bidi="ar_AE"/>
-        </w:rPr>
-      </w:r>
-      <w:r>
-        <w:rPr>
-          <w:lang w:val="ar_AE" w:bidi="ar_AE"/>
-        </w:rPr>
-      </w:r>
-    </w:p>
-    <w:p>
-      <w:pPr>
-        <w:bidi/>
-      </w:pPr>
-      <w:r>
-        <w:rPr>
-          <w:lang w:val="ar_AE" w:bidi="ar_AE"/>
-        </w:rPr>
-      </w:r>
-    </w:p>
-    <w:p>
-      <w:pPr>
-        <w:bidi/>
-      </w:pPr>
-      <w:r>
-        <w:rPr>
-          <w:lang w:val="ar_AE" w:bidi="ar_AE"/>
-        </w:rPr>
-      </w:r>
-      <w:r>
-        <w:rPr>
-          <w:vertAlign w:val="superscript"/>
+    </w:p>
+    <w:p>
+      <w:pPr>
+        <w:bidi/>
+      </w:pPr>
+      <w:r>
+        <w:rPr>
+          <w:rtl/>
+          <w:cs/>
+          <w:lang w:val="ar_AE" w:bidi="ar_AE"/>
+        </w:rPr>
+      </w:r>
+      <w:r>
+        <w:rPr>
+          <w:vertAlign w:val="superscript"/>
+          <w:rtl/>
+          <w:cs/>
           <w:lang w:val="ar_AE" w:bidi="ar_AE"/>
         </w:rPr>
         <w:t>3</w:t>
       </w:r>
       <w:r>
         <w:rPr>
+          <w:rtl/>
+          <w:cs/>
           <w:lang w:val="ar_AE" w:bidi="ar_AE"/>
         </w:rPr>
         <w:t xml:space="preserve"> غَيْرَ مُدْمِنِ ٱلْخَمْرِ، وَلَا ضَرَّابٍ، وَلَا طَامِعٍ بِٱلرِّبْحِ ٱلْقَبِيحِ، بَلْ حَلِيمًا، غَيْرَ مُخَاصِمٍ، وَلَا مُحِبٍّ لِلْمَالِ،</w:t>
       </w:r>
-      <w:r>
-        <w:rPr>
-          <w:lang w:val="ar_AE" w:bidi="ar_AE"/>
-        </w:rPr>
-      </w:r>
-      <w:r>
-        <w:rPr>
-          <w:lang w:val="ar_AE" w:bidi="ar_AE"/>
-        </w:rPr>
-      </w:r>
-    </w:p>
-    <w:p>
-      <w:pPr>
-        <w:bidi/>
-      </w:pPr>
-      <w:r>
-        <w:rPr>
-          <w:lang w:val="ar_AE" w:bidi="ar_AE"/>
-        </w:rPr>
-      </w:r>
-    </w:p>
-    <w:p>
-      <w:pPr>
-        <w:bidi/>
-      </w:pPr>
-      <w:r>
-        <w:rPr>
-          <w:lang w:val="ar_AE" w:bidi="ar_AE"/>
-        </w:rPr>
-      </w:r>
-      <w:r>
-        <w:rPr>
-          <w:vertAlign w:val="superscript"/>
+    </w:p>
+    <w:p>
+      <w:pPr>
+        <w:bidi/>
+      </w:pPr>
+      <w:r>
+        <w:rPr>
+          <w:rtl/>
+          <w:cs/>
+          <w:lang w:val="ar_AE" w:bidi="ar_AE"/>
+        </w:rPr>
+      </w:r>
+      <w:r>
+        <w:rPr>
+          <w:vertAlign w:val="superscript"/>
+          <w:rtl/>
+          <w:cs/>
           <w:lang w:val="ar_AE" w:bidi="ar_AE"/>
         </w:rPr>
         <w:t>4</w:t>
       </w:r>
       <w:r>
         <w:rPr>
+          <w:rtl/>
+          <w:cs/>
           <w:lang w:val="ar_AE" w:bidi="ar_AE"/>
         </w:rPr>
         <w:t xml:space="preserve"> يُدَبِّرُ بَيْتَهُ حَسَنًا، لَهُ أَوْلَادٌ فِي ٱلْخُضُوعِ بِكُلِّ وَقَارٍ.</w:t>
       </w:r>
-      <w:r>
-        <w:rPr>
-          <w:lang w:val="ar_AE" w:bidi="ar_AE"/>
-        </w:rPr>
-      </w:r>
-      <w:r>
-        <w:rPr>
-          <w:lang w:val="ar_AE" w:bidi="ar_AE"/>
-        </w:rPr>
-      </w:r>
-    </w:p>
-    <w:p>
-      <w:pPr>
-        <w:bidi/>
-      </w:pPr>
-      <w:r>
-        <w:rPr>
-          <w:lang w:val="ar_AE" w:bidi="ar_AE"/>
-        </w:rPr>
-      </w:r>
-    </w:p>
-    <w:p>
-      <w:pPr>
-        <w:bidi/>
-      </w:pPr>
-      <w:r>
-        <w:rPr>
-          <w:lang w:val="ar_AE" w:bidi="ar_AE"/>
-        </w:rPr>
-      </w:r>
-      <w:r>
-        <w:rPr>
-          <w:vertAlign w:val="superscript"/>
+    </w:p>
+    <w:p>
+      <w:pPr>
+        <w:bidi/>
+      </w:pPr>
+      <w:r>
+        <w:rPr>
+          <w:rtl/>
+          <w:cs/>
+          <w:lang w:val="ar_AE" w:bidi="ar_AE"/>
+        </w:rPr>
+      </w:r>
+      <w:r>
+        <w:rPr>
+          <w:vertAlign w:val="superscript"/>
+          <w:rtl/>
+          <w:cs/>
           <w:lang w:val="ar_AE" w:bidi="ar_AE"/>
         </w:rPr>
         <w:t>5</w:t>
       </w:r>
       <w:r>
         <w:rPr>
+          <w:rtl/>
+          <w:cs/>
           <w:lang w:val="ar_AE" w:bidi="ar_AE"/>
         </w:rPr>
         <w:t xml:space="preserve"> وَإِنَّمَا إِنْ كَانَ أَحَدٌ لَا يَعْرِفُ أَنْ يُدَبِّرَ بَيْتَهُ، فَكَيْفَ يَعْتَنِي بِكَنِيسَةِ ٱللهِ؟</w:t>
       </w:r>
-      <w:r>
-        <w:rPr>
-          <w:lang w:val="ar_AE" w:bidi="ar_AE"/>
-        </w:rPr>
-      </w:r>
-      <w:r>
-        <w:rPr>
-          <w:lang w:val="ar_AE" w:bidi="ar_AE"/>
-        </w:rPr>
-      </w:r>
-    </w:p>
-    <w:p>
-      <w:pPr>
-        <w:bidi/>
-      </w:pPr>
-      <w:r>
-        <w:rPr>
-          <w:lang w:val="ar_AE" w:bidi="ar_AE"/>
-        </w:rPr>
-      </w:r>
-    </w:p>
-    <w:p>
-      <w:pPr>
-        <w:bidi/>
-      </w:pPr>
-      <w:r>
-        <w:rPr>
-          <w:lang w:val="ar_AE" w:bidi="ar_AE"/>
-        </w:rPr>
-      </w:r>
-      <w:r>
-        <w:rPr>
-          <w:vertAlign w:val="superscript"/>
+    </w:p>
+    <w:p>
+      <w:pPr>
+        <w:bidi/>
+      </w:pPr>
+      <w:r>
+        <w:rPr>
+          <w:rtl/>
+          <w:cs/>
+          <w:lang w:val="ar_AE" w:bidi="ar_AE"/>
+        </w:rPr>
+      </w:r>
+      <w:r>
+        <w:rPr>
+          <w:vertAlign w:val="superscript"/>
+          <w:rtl/>
+          <w:cs/>
           <w:lang w:val="ar_AE" w:bidi="ar_AE"/>
         </w:rPr>
         <w:t>6</w:t>
       </w:r>
       <w:r>
         <w:rPr>
+          <w:rtl/>
+          <w:cs/>
           <w:lang w:val="ar_AE" w:bidi="ar_AE"/>
         </w:rPr>
         <w:t xml:space="preserve"> غَيْرَ حَدِيثِ ٱلْإِيمَانِ لِئَلَّا يَتَصَلَّفَ فَيَسْقُطَ فِي دَيْنُونَةِ إِبْلِيسَ.</w:t>
       </w:r>
-      <w:r>
-        <w:rPr>
-          <w:lang w:val="ar_AE" w:bidi="ar_AE"/>
-        </w:rPr>
-      </w:r>
-      <w:r>
-        <w:rPr>
-          <w:lang w:val="ar_AE" w:bidi="ar_AE"/>
-        </w:rPr>
-      </w:r>
-    </w:p>
-    <w:p>
-      <w:pPr>
-        <w:bidi/>
-      </w:pPr>
-      <w:r>
-        <w:rPr>
-          <w:lang w:val="ar_AE" w:bidi="ar_AE"/>
-        </w:rPr>
-      </w:r>
-    </w:p>
-    <w:p>
-      <w:pPr>
-        <w:bidi/>
-      </w:pPr>
-      <w:r>
-        <w:rPr>
-          <w:lang w:val="ar_AE" w:bidi="ar_AE"/>
-        </w:rPr>
-      </w:r>
-      <w:r>
-        <w:rPr>
-          <w:vertAlign w:val="superscript"/>
+    </w:p>
+    <w:p>
+      <w:pPr>
+        <w:bidi/>
+      </w:pPr>
+      <w:r>
+        <w:rPr>
+          <w:rtl/>
+          <w:cs/>
+          <w:lang w:val="ar_AE" w:bidi="ar_AE"/>
+        </w:rPr>
+      </w:r>
+      <w:r>
+        <w:rPr>
+          <w:vertAlign w:val="superscript"/>
+          <w:rtl/>
+          <w:cs/>
           <w:lang w:val="ar_AE" w:bidi="ar_AE"/>
         </w:rPr>
         <w:t>7</w:t>
       </w:r>
       <w:r>
         <w:rPr>
+          <w:rtl/>
+          <w:cs/>
           <w:lang w:val="ar_AE" w:bidi="ar_AE"/>
         </w:rPr>
         <w:t xml:space="preserve"> وَيَجِبُ أَيْضًا أَنْ تَكُونَ لَهُ شَهَادَةٌ حَسَنَةٌ مِنَ ٱلَّذِينَ هُمْ مِنْ خَارِجٍ، لِئَلَّا يَسْقُطَ فِي تَعْيِيرٍ وَفَخِّ إِبْلِيسَ.</w:t>
       </w:r>
-      <w:r>
-        <w:rPr>
-          <w:lang w:val="ar_AE" w:bidi="ar_AE"/>
-        </w:rPr>
-      </w:r>
-      <w:r>
-        <w:rPr>
-          <w:lang w:val="ar_AE" w:bidi="ar_AE"/>
-        </w:rPr>
-      </w:r>
-    </w:p>
-    <w:p>
-      <w:pPr>
-        <w:bidi/>
-      </w:pPr>
-      <w:r>
-        <w:rPr>
-          <w:lang w:val="ar_AE" w:bidi="ar_AE"/>
-        </w:rPr>
-      </w:r>
-    </w:p>
-    <w:p>
-      <w:pPr>
-        <w:bidi/>
-      </w:pPr>
-      <w:r>
-        <w:rPr>
-          <w:lang w:val="ar_AE" w:bidi="ar_AE"/>
-        </w:rPr>
-      </w:r>
-      <w:r>
-        <w:rPr>
-          <w:vertAlign w:val="superscript"/>
+    </w:p>
+    <w:p>
+      <w:pPr>
+        <w:bidi/>
+      </w:pPr>
+      <w:r>
+        <w:rPr>
+          <w:rtl/>
+          <w:cs/>
+          <w:lang w:val="ar_AE" w:bidi="ar_AE"/>
+        </w:rPr>
+      </w:r>
+      <w:r>
+        <w:rPr>
+          <w:vertAlign w:val="superscript"/>
+          <w:rtl/>
+          <w:cs/>
           <w:lang w:val="ar_AE" w:bidi="ar_AE"/>
         </w:rPr>
         <w:t>8</w:t>
       </w:r>
       <w:r>
         <w:rPr>
+          <w:rtl/>
+          <w:cs/>
           <w:lang w:val="ar_AE" w:bidi="ar_AE"/>
         </w:rPr>
         <w:t xml:space="preserve"> كَذَلِكَ يَجِبُ أَنْ يَكُونَ ٱلشَّمَامِسَةُ ذَوِي وَقَارٍ، لَا ذَوِي لِسَانَيْنِ، غَيْرَ مُولَعِينَ بِٱلْخَمْرِ ٱلْكَثِيرِ، وَلَا طَامِعِينَ بِٱلرِّبْحِ ٱلْقَبِيحِ،</w:t>
       </w:r>
-      <w:r>
-        <w:rPr>
-          <w:lang w:val="ar_AE" w:bidi="ar_AE"/>
-        </w:rPr>
-      </w:r>
-      <w:r>
-        <w:rPr>
-          <w:lang w:val="ar_AE" w:bidi="ar_AE"/>
-        </w:rPr>
-      </w:r>
-    </w:p>
-    <w:p>
-      <w:pPr>
-        <w:bidi/>
-      </w:pPr>
-      <w:r>
-        <w:rPr>
-          <w:lang w:val="ar_AE" w:bidi="ar_AE"/>
-        </w:rPr>
-      </w:r>
-    </w:p>
-    <w:p>
-      <w:pPr>
-        <w:bidi/>
-      </w:pPr>
-      <w:r>
-        <w:rPr>
-          <w:lang w:val="ar_AE" w:bidi="ar_AE"/>
-        </w:rPr>
-      </w:r>
-      <w:r>
-        <w:rPr>
-          <w:vertAlign w:val="superscript"/>
+    </w:p>
+    <w:p>
+      <w:pPr>
+        <w:bidi/>
+      </w:pPr>
+      <w:r>
+        <w:rPr>
+          <w:rtl/>
+          <w:cs/>
+          <w:lang w:val="ar_AE" w:bidi="ar_AE"/>
+        </w:rPr>
+      </w:r>
+      <w:r>
+        <w:rPr>
+          <w:vertAlign w:val="superscript"/>
+          <w:rtl/>
+          <w:cs/>
           <w:lang w:val="ar_AE" w:bidi="ar_AE"/>
         </w:rPr>
         <w:t>9</w:t>
       </w:r>
       <w:r>
         <w:rPr>
+          <w:rtl/>
+          <w:cs/>
           <w:lang w:val="ar_AE" w:bidi="ar_AE"/>
         </w:rPr>
         <w:t xml:space="preserve"> وَلَهُمْ سِرُّ ٱلْإِيمَانِ بِضَمِيرٍ طَاهِرٍ.</w:t>
       </w:r>
-      <w:r>
-        <w:rPr>
-          <w:lang w:val="ar_AE" w:bidi="ar_AE"/>
-        </w:rPr>
-      </w:r>
-      <w:r>
-        <w:rPr>
-          <w:lang w:val="ar_AE" w:bidi="ar_AE"/>
-        </w:rPr>
-      </w:r>
-    </w:p>
-    <w:p>
-      <w:pPr>
-        <w:bidi/>
-      </w:pPr>
-      <w:r>
-        <w:rPr>
-          <w:lang w:val="ar_AE" w:bidi="ar_AE"/>
-        </w:rPr>
-      </w:r>
-    </w:p>
-    <w:p>
-      <w:pPr>
-        <w:bidi/>
-      </w:pPr>
-      <w:r>
-        <w:rPr>
-          <w:lang w:val="ar_AE" w:bidi="ar_AE"/>
-        </w:rPr>
-      </w:r>
-      <w:r>
-        <w:rPr>
-          <w:vertAlign w:val="superscript"/>
+    </w:p>
+    <w:p>
+      <w:pPr>
+        <w:bidi/>
+      </w:pPr>
+      <w:r>
+        <w:rPr>
+          <w:rtl/>
+          <w:cs/>
+          <w:lang w:val="ar_AE" w:bidi="ar_AE"/>
+        </w:rPr>
+      </w:r>
+      <w:r>
+        <w:rPr>
+          <w:vertAlign w:val="superscript"/>
+          <w:rtl/>
+          <w:cs/>
           <w:lang w:val="ar_AE" w:bidi="ar_AE"/>
         </w:rPr>
         <w:t>10</w:t>
       </w:r>
       <w:r>
         <w:rPr>
+          <w:rtl/>
+          <w:cs/>
           <w:lang w:val="ar_AE" w:bidi="ar_AE"/>
         </w:rPr>
         <w:t xml:space="preserve"> وَإِنَّمَا هَؤُلَاءِ أَيْضًا لِيُخْتَبَرُوا أَوَّلًا، ثُمَّ يَتَشَمَّسُوا إِنْ كَانُوا بِلَا لَوْمٍ.</w:t>
       </w:r>
-      <w:r>
-        <w:rPr>
-          <w:lang w:val="ar_AE" w:bidi="ar_AE"/>
-        </w:rPr>
-      </w:r>
-      <w:r>
-        <w:rPr>
-          <w:lang w:val="ar_AE" w:bidi="ar_AE"/>
-        </w:rPr>
-      </w:r>
-    </w:p>
-    <w:p>
-      <w:pPr>
-        <w:bidi/>
-      </w:pPr>
-      <w:r>
-        <w:rPr>
-          <w:lang w:val="ar_AE" w:bidi="ar_AE"/>
-        </w:rPr>
-      </w:r>
-    </w:p>
-    <w:p>
-      <w:pPr>
-        <w:bidi/>
-      </w:pPr>
-      <w:r>
-        <w:rPr>
-          <w:lang w:val="ar_AE" w:bidi="ar_AE"/>
-        </w:rPr>
-      </w:r>
-      <w:r>
-        <w:rPr>
-          <w:vertAlign w:val="superscript"/>
+    </w:p>
+    <w:p>
+      <w:pPr>
+        <w:bidi/>
+      </w:pPr>
+      <w:r>
+        <w:rPr>
+          <w:rtl/>
+          <w:cs/>
+          <w:lang w:val="ar_AE" w:bidi="ar_AE"/>
+        </w:rPr>
+      </w:r>
+      <w:r>
+        <w:rPr>
+          <w:vertAlign w:val="superscript"/>
+          <w:rtl/>
+          <w:cs/>
           <w:lang w:val="ar_AE" w:bidi="ar_AE"/>
         </w:rPr>
         <w:t>11</w:t>
       </w:r>
       <w:r>
         <w:rPr>
+          <w:rtl/>
+          <w:cs/>
           <w:lang w:val="ar_AE" w:bidi="ar_AE"/>
         </w:rPr>
         <w:t xml:space="preserve"> كَذَلِكَ يَجِبُ أَنْ تَكُونَ ٱلنِّسَاءُ ذَوَاتِ وَقَارٍ، غَيْرَ ثَالِبَاتٍ، صَاحِيَاتٍ، أَمِينَاتٍ فِي كُلِّ شَيْءٍ.</w:t>
       </w:r>
-      <w:r>
-        <w:rPr>
-          <w:lang w:val="ar_AE" w:bidi="ar_AE"/>
-        </w:rPr>
-      </w:r>
-      <w:r>
-        <w:rPr>
-          <w:lang w:val="ar_AE" w:bidi="ar_AE"/>
-        </w:rPr>
-      </w:r>
-    </w:p>
-    <w:p>
-      <w:pPr>
-        <w:bidi/>
-      </w:pPr>
-      <w:r>
-        <w:rPr>
-          <w:lang w:val="ar_AE" w:bidi="ar_AE"/>
-        </w:rPr>
-      </w:r>
-    </w:p>
-    <w:p>
-      <w:pPr>
-        <w:bidi/>
-      </w:pPr>
-      <w:r>
-        <w:rPr>
-          <w:lang w:val="ar_AE" w:bidi="ar_AE"/>
-        </w:rPr>
-      </w:r>
-      <w:r>
-        <w:rPr>
-          <w:vertAlign w:val="superscript"/>
+    </w:p>
+    <w:p>
+      <w:pPr>
+        <w:bidi/>
+      </w:pPr>
+      <w:r>
+        <w:rPr>
+          <w:rtl/>
+          <w:cs/>
+          <w:lang w:val="ar_AE" w:bidi="ar_AE"/>
+        </w:rPr>
+      </w:r>
+      <w:r>
+        <w:rPr>
+          <w:vertAlign w:val="superscript"/>
+          <w:rtl/>
+          <w:cs/>
           <w:lang w:val="ar_AE" w:bidi="ar_AE"/>
         </w:rPr>
         <w:t>12</w:t>
       </w:r>
       <w:r>
         <w:rPr>
+          <w:rtl/>
+          <w:cs/>
           <w:lang w:val="ar_AE" w:bidi="ar_AE"/>
         </w:rPr>
         <w:t xml:space="preserve"> لِيَكُنِ ٱلشَّمَامِسَةُ كُلٌّ: بَعْلَ ٱمْرَأَةٍ وَاحِدَةٍ، مُدَبِّرِينَ أَوْلَادَهُمْ وَبُيُوتَهُمْ حَسَنًا،</w:t>
       </w:r>
-      <w:r>
-        <w:rPr>
-          <w:lang w:val="ar_AE" w:bidi="ar_AE"/>
-        </w:rPr>
-      </w:r>
-      <w:r>
-        <w:rPr>
-          <w:lang w:val="ar_AE" w:bidi="ar_AE"/>
-        </w:rPr>
-      </w:r>
-    </w:p>
-    <w:p>
-      <w:pPr>
-        <w:bidi/>
-      </w:pPr>
-      <w:r>
-        <w:rPr>
-          <w:lang w:val="ar_AE" w:bidi="ar_AE"/>
-        </w:rPr>
-      </w:r>
-    </w:p>
-    <w:p>
-      <w:pPr>
-        <w:bidi/>
-      </w:pPr>
-      <w:r>
-        <w:rPr>
-          <w:lang w:val="ar_AE" w:bidi="ar_AE"/>
-        </w:rPr>
-      </w:r>
-      <w:r>
-        <w:rPr>
-          <w:vertAlign w:val="superscript"/>
+    </w:p>
+    <w:p>
+      <w:pPr>
+        <w:bidi/>
+      </w:pPr>
+      <w:r>
+        <w:rPr>
+          <w:rtl/>
+          <w:cs/>
+          <w:lang w:val="ar_AE" w:bidi="ar_AE"/>
+        </w:rPr>
+      </w:r>
+      <w:r>
+        <w:rPr>
+          <w:vertAlign w:val="superscript"/>
+          <w:rtl/>
+          <w:cs/>
           <w:lang w:val="ar_AE" w:bidi="ar_AE"/>
         </w:rPr>
         <w:t>13</w:t>
       </w:r>
       <w:r>
         <w:rPr>
+          <w:rtl/>
+          <w:cs/>
           <w:lang w:val="ar_AE" w:bidi="ar_AE"/>
         </w:rPr>
         <w:t xml:space="preserve"> لِأَنَّ ٱلَّذِينَ تَشَمَّسُوا حَسَنًا، يَقْتَنُونَ لِأَنْفُسِهِمْ دَرَجَةً حَسَنَةً وَثِقَةً كَثِيرَةً فِي ٱلْإِيمَانِ ٱلَّذِي بِٱلْمَسِيحِ يَسُوعَ.</w:t>
       </w:r>
-      <w:r>
-        <w:rPr>
-          <w:lang w:val="ar_AE" w:bidi="ar_AE"/>
-        </w:rPr>
-      </w:r>
-      <w:r>
-        <w:rPr>
-          <w:lang w:val="ar_AE" w:bidi="ar_AE"/>
-        </w:rPr>
-      </w:r>
-    </w:p>
-    <w:p>
-      <w:pPr>
-        <w:bidi/>
-      </w:pPr>
-      <w:r>
-        <w:rPr>
-          <w:lang w:val="ar_AE" w:bidi="ar_AE"/>
-        </w:rPr>
-      </w:r>
-    </w:p>
-    <w:p>
-      <w:pPr>
-        <w:bidi/>
-      </w:pPr>
-      <w:r>
-        <w:rPr>
-          <w:lang w:val="ar_AE" w:bidi="ar_AE"/>
-        </w:rPr>
-      </w:r>
-      <w:r>
-        <w:rPr>
-          <w:vertAlign w:val="superscript"/>
+    </w:p>
+    <w:p>
+      <w:pPr>
+        <w:bidi/>
+      </w:pPr>
+      <w:r>
+        <w:rPr>
+          <w:rtl/>
+          <w:cs/>
+          <w:lang w:val="ar_AE" w:bidi="ar_AE"/>
+        </w:rPr>
+      </w:r>
+      <w:r>
+        <w:rPr>
+          <w:vertAlign w:val="superscript"/>
+          <w:rtl/>
+          <w:cs/>
           <w:lang w:val="ar_AE" w:bidi="ar_AE"/>
         </w:rPr>
         <w:t>14</w:t>
       </w:r>
       <w:r>
         <w:rPr>
+          <w:rtl/>
+          <w:cs/>
           <w:lang w:val="ar_AE" w:bidi="ar_AE"/>
         </w:rPr>
         <w:t xml:space="preserve"> هَذَا أَكْتُبُهُ إِلَيْكَ رَاجِيًا أَنْ آتِيَ إِلَيْكَ عَنْ قَرِيبٍ.</w:t>
       </w:r>
-      <w:r>
-        <w:rPr>
-          <w:lang w:val="ar_AE" w:bidi="ar_AE"/>
-        </w:rPr>
-      </w:r>
-      <w:r>
-        <w:rPr>
-          <w:lang w:val="ar_AE" w:bidi="ar_AE"/>
-        </w:rPr>
-      </w:r>
-    </w:p>
-    <w:p>
-      <w:pPr>
-        <w:bidi/>
-      </w:pPr>
-      <w:r>
-        <w:rPr>
-          <w:lang w:val="ar_AE" w:bidi="ar_AE"/>
-        </w:rPr>
-      </w:r>
-    </w:p>
-    <w:p>
-      <w:pPr>
-        <w:bidi/>
-      </w:pPr>
-      <w:r>
-        <w:rPr>
-          <w:lang w:val="ar_AE" w:bidi="ar_AE"/>
-        </w:rPr>
-      </w:r>
-      <w:r>
-        <w:rPr>
-          <w:vertAlign w:val="superscript"/>
+    </w:p>
+    <w:p>
+      <w:pPr>
+        <w:bidi/>
+      </w:pPr>
+      <w:r>
+        <w:rPr>
+          <w:rtl/>
+          <w:cs/>
+          <w:lang w:val="ar_AE" w:bidi="ar_AE"/>
+        </w:rPr>
+      </w:r>
+      <w:r>
+        <w:rPr>
+          <w:vertAlign w:val="superscript"/>
+          <w:rtl/>
+          <w:cs/>
           <w:lang w:val="ar_AE" w:bidi="ar_AE"/>
         </w:rPr>
         <w:t>15</w:t>
       </w:r>
       <w:r>
         <w:rPr>
+          <w:rtl/>
+          <w:cs/>
           <w:lang w:val="ar_AE" w:bidi="ar_AE"/>
         </w:rPr>
         <w:t xml:space="preserve"> وَلَكِنْ إِنْ كُنْتُ أُبْطِئُ، فَلِكَيْ تَعْلَمَ كَيْفَ يَجِبُ أَنْ تَتَصَرَّفَ فِي بَيْتِ ٱللهِ، ٱلَّذِي هُوَ كَنِيسَةُ ٱللهِ ٱلْحَيِّ، عَمُودُ ٱلْحَقِّ وَقَاعِدَتُهُ.</w:t>
       </w:r>
-      <w:r>
-        <w:rPr>
-          <w:lang w:val="ar_AE" w:bidi="ar_AE"/>
-        </w:rPr>
-      </w:r>
-      <w:r>
-        <w:rPr>
-          <w:lang w:val="ar_AE" w:bidi="ar_AE"/>
-        </w:rPr>
-      </w:r>
-    </w:p>
-    <w:p>
-      <w:pPr>
-        <w:bidi/>
-      </w:pPr>
-      <w:r>
-        <w:rPr>
-          <w:lang w:val="ar_AE" w:bidi="ar_AE"/>
-        </w:rPr>
-      </w:r>
-    </w:p>
-    <w:p>
-      <w:pPr>
-        <w:bidi/>
-      </w:pPr>
-      <w:r>
-        <w:rPr>
-          <w:lang w:val="ar_AE" w:bidi="ar_AE"/>
-        </w:rPr>
-      </w:r>
-      <w:r>
-        <w:rPr>
-          <w:vertAlign w:val="superscript"/>
+    </w:p>
+    <w:p>
+      <w:pPr>
+        <w:bidi/>
+      </w:pPr>
+      <w:r>
+        <w:rPr>
+          <w:rtl/>
+          <w:cs/>
+          <w:lang w:val="ar_AE" w:bidi="ar_AE"/>
+        </w:rPr>
+      </w:r>
+      <w:r>
+        <w:rPr>
+          <w:vertAlign w:val="superscript"/>
+          <w:rtl/>
+          <w:cs/>
           <w:lang w:val="ar_AE" w:bidi="ar_AE"/>
         </w:rPr>
         <w:t>16</w:t>
       </w:r>
       <w:r>
         <w:rPr>
+          <w:rtl/>
+          <w:cs/>
           <w:lang w:val="ar_AE" w:bidi="ar_AE"/>
         </w:rPr>
         <w:t xml:space="preserve"> وَبِٱلْإِجْمَاعِ عَظِيمٌ هُوَ سِرُّ ٱلتَّقْوَى: ٱللهُ ظَهَرَ فِي ٱلْجَسَدِ، تَبَرَّرَ فِي ٱلرُّوحِ، تَرَاءَى لِمَلَائِكَةٍ، كُرِزَ بِهِ بَيْنَ ٱلْأُمَمِ، أُومِنَ بِهِ فِي ٱلْعَالَمِ، رُفِعَ فِي ٱلْمَجْدِ.</w:t>
       </w:r>
-      <w:r>
-        <w:rPr>
-          <w:lang w:val="ar_AE" w:bidi="ar_AE"/>
-        </w:rPr>
-      </w:r>
-      <w:r>
-        <w:rPr>
-          <w:lang w:val="ar_AE" w:bidi="ar_AE"/>
-        </w:rPr>
-      </w:r>
-    </w:p>
-    <w:p>
-      <w:pPr>
-        <w:bidi/>
-      </w:pPr>
-      <w:r>
-        <w:rPr>
-          <w:lang w:val="ar_AE" w:bidi="ar_AE"/>
-        </w:rPr>
-      </w:r>
     </w:p>
     <w:p>
       <w:pPr>
@@ -2485,703 +1778,483 @@
       </w:pPr>
       <w:r>
         <w:rPr>
+          <w:rtl/>
+          <w:cs/>
           <w:lang w:val="ar_AE" w:bidi="ar_AE"/>
         </w:rPr>
         <w:t>1 Timothy 4:1</w:t>
       </w:r>
       <w:r>
         <w:rPr>
-          <w:lang w:val="ar_AE" w:bidi="ar_AE"/>
-        </w:rPr>
-      </w:r>
-    </w:p>
-    <w:p>
-      <w:pPr>
-        <w:bidi/>
-      </w:pPr>
-      <w:r>
-        <w:rPr>
-          <w:lang w:val="ar_AE" w:bidi="ar_AE"/>
-        </w:rPr>
-      </w:r>
-      <w:r>
-        <w:rPr>
-          <w:vertAlign w:val="superscript"/>
+          <w:rtl/>
+          <w:cs/>
+          <w:lang w:val="ar_AE" w:bidi="ar_AE"/>
+        </w:rPr>
+      </w:r>
+    </w:p>
+    <w:p>
+      <w:pPr>
+        <w:bidi/>
+      </w:pPr>
+      <w:r>
+        <w:rPr>
+          <w:rtl/>
+          <w:cs/>
+          <w:lang w:val="ar_AE" w:bidi="ar_AE"/>
+        </w:rPr>
+      </w:r>
+      <w:r>
+        <w:rPr>
+          <w:vertAlign w:val="superscript"/>
+          <w:rtl/>
+          <w:cs/>
           <w:lang w:val="ar_AE" w:bidi="ar_AE"/>
         </w:rPr>
         <w:t>1</w:t>
       </w:r>
       <w:r>
         <w:rPr>
+          <w:rtl/>
+          <w:cs/>
           <w:lang w:val="ar_AE" w:bidi="ar_AE"/>
         </w:rPr>
         <w:t xml:space="preserve"> وَلَكِنَّ ٱلرُّوحَ يَقُولُ صَرِيحًا: إِنَّهُ فِي ٱلْأَزْمِنَةِ ٱلْأَخِيرَةِ يَرْتَدُّ قَوْمٌ عَنِ ٱلْإِيمَانِ، تَابِعِينَ أَرْوَاحًا مُضِلَّةً وَتَعَالِيمَ شَيَاطِينَ،</w:t>
       </w:r>
-      <w:r>
-        <w:rPr>
-          <w:lang w:val="ar_AE" w:bidi="ar_AE"/>
-        </w:rPr>
-      </w:r>
-      <w:r>
-        <w:rPr>
-          <w:lang w:val="ar_AE" w:bidi="ar_AE"/>
-        </w:rPr>
-      </w:r>
-    </w:p>
-    <w:p>
-      <w:pPr>
-        <w:bidi/>
-      </w:pPr>
-      <w:r>
-        <w:rPr>
-          <w:lang w:val="ar_AE" w:bidi="ar_AE"/>
-        </w:rPr>
-      </w:r>
-    </w:p>
-    <w:p>
-      <w:pPr>
-        <w:bidi/>
-      </w:pPr>
-      <w:r>
-        <w:rPr>
-          <w:lang w:val="ar_AE" w:bidi="ar_AE"/>
-        </w:rPr>
-      </w:r>
-      <w:r>
-        <w:rPr>
-          <w:vertAlign w:val="superscript"/>
+    </w:p>
+    <w:p>
+      <w:pPr>
+        <w:bidi/>
+      </w:pPr>
+      <w:r>
+        <w:rPr>
+          <w:rtl/>
+          <w:cs/>
+          <w:lang w:val="ar_AE" w:bidi="ar_AE"/>
+        </w:rPr>
+      </w:r>
+      <w:r>
+        <w:rPr>
+          <w:vertAlign w:val="superscript"/>
+          <w:rtl/>
+          <w:cs/>
           <w:lang w:val="ar_AE" w:bidi="ar_AE"/>
         </w:rPr>
         <w:t>2</w:t>
       </w:r>
       <w:r>
         <w:rPr>
+          <w:rtl/>
+          <w:cs/>
           <w:lang w:val="ar_AE" w:bidi="ar_AE"/>
         </w:rPr>
         <w:t xml:space="preserve"> فِي رِيَاءِ أَقْوَالٍ كَاذِبَةٍ، مَوْسُومَةً ضَمَائِرُهُمْ،</w:t>
       </w:r>
-      <w:r>
-        <w:rPr>
-          <w:lang w:val="ar_AE" w:bidi="ar_AE"/>
-        </w:rPr>
-      </w:r>
-      <w:r>
-        <w:rPr>
-          <w:lang w:val="ar_AE" w:bidi="ar_AE"/>
-        </w:rPr>
-      </w:r>
-    </w:p>
-    <w:p>
-      <w:pPr>
-        <w:bidi/>
-      </w:pPr>
-      <w:r>
-        <w:rPr>
-          <w:lang w:val="ar_AE" w:bidi="ar_AE"/>
-        </w:rPr>
-      </w:r>
-    </w:p>
-    <w:p>
-      <w:pPr>
-        <w:bidi/>
-      </w:pPr>
-      <w:r>
-        <w:rPr>
-          <w:lang w:val="ar_AE" w:bidi="ar_AE"/>
-        </w:rPr>
-      </w:r>
-      <w:r>
-        <w:rPr>
-          <w:vertAlign w:val="superscript"/>
+    </w:p>
+    <w:p>
+      <w:pPr>
+        <w:bidi/>
+      </w:pPr>
+      <w:r>
+        <w:rPr>
+          <w:rtl/>
+          <w:cs/>
+          <w:lang w:val="ar_AE" w:bidi="ar_AE"/>
+        </w:rPr>
+      </w:r>
+      <w:r>
+        <w:rPr>
+          <w:vertAlign w:val="superscript"/>
+          <w:rtl/>
+          <w:cs/>
           <w:lang w:val="ar_AE" w:bidi="ar_AE"/>
         </w:rPr>
         <w:t>3</w:t>
       </w:r>
       <w:r>
         <w:rPr>
+          <w:rtl/>
+          <w:cs/>
           <w:lang w:val="ar_AE" w:bidi="ar_AE"/>
         </w:rPr>
         <w:t xml:space="preserve"> مَانِعِينَ عَنِ ٱلزِّوَاجِ، وَآمِرِينَ أَنْ يُمْتَنَعَ عَنْ أَطْعِمَةٍ قَدْ خَلَقَهَا ٱللهُ لِتُتَنَاوَلَ بِٱلشُّكْرِ مِنَ ٱلْمُؤْمِنِينَ وَعَارِفِي ٱلْحَقِّ.</w:t>
       </w:r>
-      <w:r>
-        <w:rPr>
-          <w:lang w:val="ar_AE" w:bidi="ar_AE"/>
-        </w:rPr>
-      </w:r>
-      <w:r>
-        <w:rPr>
-          <w:lang w:val="ar_AE" w:bidi="ar_AE"/>
-        </w:rPr>
-      </w:r>
-    </w:p>
-    <w:p>
-      <w:pPr>
-        <w:bidi/>
-      </w:pPr>
-      <w:r>
-        <w:rPr>
-          <w:lang w:val="ar_AE" w:bidi="ar_AE"/>
-        </w:rPr>
-      </w:r>
-    </w:p>
-    <w:p>
-      <w:pPr>
-        <w:bidi/>
-      </w:pPr>
-      <w:r>
-        <w:rPr>
-          <w:lang w:val="ar_AE" w:bidi="ar_AE"/>
-        </w:rPr>
-      </w:r>
-      <w:r>
-        <w:rPr>
-          <w:vertAlign w:val="superscript"/>
+    </w:p>
+    <w:p>
+      <w:pPr>
+        <w:bidi/>
+      </w:pPr>
+      <w:r>
+        <w:rPr>
+          <w:rtl/>
+          <w:cs/>
+          <w:lang w:val="ar_AE" w:bidi="ar_AE"/>
+        </w:rPr>
+      </w:r>
+      <w:r>
+        <w:rPr>
+          <w:vertAlign w:val="superscript"/>
+          <w:rtl/>
+          <w:cs/>
           <w:lang w:val="ar_AE" w:bidi="ar_AE"/>
         </w:rPr>
         <w:t>4</w:t>
       </w:r>
       <w:r>
         <w:rPr>
+          <w:rtl/>
+          <w:cs/>
           <w:lang w:val="ar_AE" w:bidi="ar_AE"/>
         </w:rPr>
         <w:t xml:space="preserve"> لِأَنَّ كُلَّ خَلِيقَةِ ٱللهِ جَيِّدَةٌ، وَلَا يُرْفَضُ شَيْءٌ إِذَا أُخِذَ مَعَ ٱلشُّكْرِ،</w:t>
       </w:r>
-      <w:r>
-        <w:rPr>
-          <w:lang w:val="ar_AE" w:bidi="ar_AE"/>
-        </w:rPr>
-      </w:r>
-      <w:r>
-        <w:rPr>
-          <w:lang w:val="ar_AE" w:bidi="ar_AE"/>
-        </w:rPr>
-      </w:r>
-    </w:p>
-    <w:p>
-      <w:pPr>
-        <w:bidi/>
-      </w:pPr>
-      <w:r>
-        <w:rPr>
-          <w:lang w:val="ar_AE" w:bidi="ar_AE"/>
-        </w:rPr>
-      </w:r>
-    </w:p>
-    <w:p>
-      <w:pPr>
-        <w:bidi/>
-      </w:pPr>
-      <w:r>
-        <w:rPr>
-          <w:lang w:val="ar_AE" w:bidi="ar_AE"/>
-        </w:rPr>
-      </w:r>
-      <w:r>
-        <w:rPr>
-          <w:vertAlign w:val="superscript"/>
+    </w:p>
+    <w:p>
+      <w:pPr>
+        <w:bidi/>
+      </w:pPr>
+      <w:r>
+        <w:rPr>
+          <w:rtl/>
+          <w:cs/>
+          <w:lang w:val="ar_AE" w:bidi="ar_AE"/>
+        </w:rPr>
+      </w:r>
+      <w:r>
+        <w:rPr>
+          <w:vertAlign w:val="superscript"/>
+          <w:rtl/>
+          <w:cs/>
           <w:lang w:val="ar_AE" w:bidi="ar_AE"/>
         </w:rPr>
         <w:t>5</w:t>
       </w:r>
       <w:r>
         <w:rPr>
+          <w:rtl/>
+          <w:cs/>
           <w:lang w:val="ar_AE" w:bidi="ar_AE"/>
         </w:rPr>
         <w:t xml:space="preserve"> لِأَنَّهُ يُقَدَّسُ بِكَلِمَةِ ٱللهِ وَٱلصَّلَاةِ.</w:t>
       </w:r>
-      <w:r>
-        <w:rPr>
-          <w:lang w:val="ar_AE" w:bidi="ar_AE"/>
-        </w:rPr>
-      </w:r>
-      <w:r>
-        <w:rPr>
-          <w:lang w:val="ar_AE" w:bidi="ar_AE"/>
-        </w:rPr>
-      </w:r>
-    </w:p>
-    <w:p>
-      <w:pPr>
-        <w:bidi/>
-      </w:pPr>
-      <w:r>
-        <w:rPr>
-          <w:lang w:val="ar_AE" w:bidi="ar_AE"/>
-        </w:rPr>
-      </w:r>
-    </w:p>
-    <w:p>
-      <w:pPr>
-        <w:bidi/>
-      </w:pPr>
-      <w:r>
-        <w:rPr>
-          <w:lang w:val="ar_AE" w:bidi="ar_AE"/>
-        </w:rPr>
-      </w:r>
-      <w:r>
-        <w:rPr>
-          <w:vertAlign w:val="superscript"/>
+    </w:p>
+    <w:p>
+      <w:pPr>
+        <w:bidi/>
+      </w:pPr>
+      <w:r>
+        <w:rPr>
+          <w:rtl/>
+          <w:cs/>
+          <w:lang w:val="ar_AE" w:bidi="ar_AE"/>
+        </w:rPr>
+      </w:r>
+      <w:r>
+        <w:rPr>
+          <w:vertAlign w:val="superscript"/>
+          <w:rtl/>
+          <w:cs/>
           <w:lang w:val="ar_AE" w:bidi="ar_AE"/>
         </w:rPr>
         <w:t>6</w:t>
       </w:r>
       <w:r>
         <w:rPr>
+          <w:rtl/>
+          <w:cs/>
           <w:lang w:val="ar_AE" w:bidi="ar_AE"/>
         </w:rPr>
         <w:t xml:space="preserve"> إِنْ فَكَّرْتَ ٱلْإِخْوَةَ بِهَذَا، تَكُونُ خَادِمًا صَالِحًا لِيَسُوعَ ٱلْمَسِيحِ، مُتَرَبِّيًا بِكَلَامِ ٱلْإِيمَانِ وَٱلتَّعْلِيمِ ٱلْحَسَنِ ٱلَّذِي تَتَبَّعْتَهُ.</w:t>
       </w:r>
-      <w:r>
-        <w:rPr>
-          <w:lang w:val="ar_AE" w:bidi="ar_AE"/>
-        </w:rPr>
-      </w:r>
-      <w:r>
-        <w:rPr>
-          <w:lang w:val="ar_AE" w:bidi="ar_AE"/>
-        </w:rPr>
-      </w:r>
-    </w:p>
-    <w:p>
-      <w:pPr>
-        <w:bidi/>
-      </w:pPr>
-      <w:r>
-        <w:rPr>
-          <w:lang w:val="ar_AE" w:bidi="ar_AE"/>
-        </w:rPr>
-      </w:r>
-    </w:p>
-    <w:p>
-      <w:pPr>
-        <w:bidi/>
-      </w:pPr>
-      <w:r>
-        <w:rPr>
-          <w:lang w:val="ar_AE" w:bidi="ar_AE"/>
-        </w:rPr>
-      </w:r>
-      <w:r>
-        <w:rPr>
-          <w:vertAlign w:val="superscript"/>
+    </w:p>
+    <w:p>
+      <w:pPr>
+        <w:bidi/>
+      </w:pPr>
+      <w:r>
+        <w:rPr>
+          <w:rtl/>
+          <w:cs/>
+          <w:lang w:val="ar_AE" w:bidi="ar_AE"/>
+        </w:rPr>
+      </w:r>
+      <w:r>
+        <w:rPr>
+          <w:vertAlign w:val="superscript"/>
+          <w:rtl/>
+          <w:cs/>
           <w:lang w:val="ar_AE" w:bidi="ar_AE"/>
         </w:rPr>
         <w:t>7</w:t>
       </w:r>
       <w:r>
         <w:rPr>
+          <w:rtl/>
+          <w:cs/>
           <w:lang w:val="ar_AE" w:bidi="ar_AE"/>
         </w:rPr>
         <w:t xml:space="preserve"> وَأَمَّا ٱلْخُرَافَاتُ ٱلدَّنِسَةُ ٱلْعَجَائِزِيَّةُ فَٱرْفُضْهَا، وَرَوِّضْ نَفْسَكَ لِلتَّقْوَى.</w:t>
       </w:r>
-      <w:r>
-        <w:rPr>
-          <w:lang w:val="ar_AE" w:bidi="ar_AE"/>
-        </w:rPr>
-      </w:r>
-      <w:r>
-        <w:rPr>
-          <w:lang w:val="ar_AE" w:bidi="ar_AE"/>
-        </w:rPr>
-      </w:r>
-    </w:p>
-    <w:p>
-      <w:pPr>
-        <w:bidi/>
-      </w:pPr>
-      <w:r>
-        <w:rPr>
-          <w:lang w:val="ar_AE" w:bidi="ar_AE"/>
-        </w:rPr>
-      </w:r>
-    </w:p>
-    <w:p>
-      <w:pPr>
-        <w:bidi/>
-      </w:pPr>
-      <w:r>
-        <w:rPr>
-          <w:lang w:val="ar_AE" w:bidi="ar_AE"/>
-        </w:rPr>
-      </w:r>
-      <w:r>
-        <w:rPr>
-          <w:vertAlign w:val="superscript"/>
+    </w:p>
+    <w:p>
+      <w:pPr>
+        <w:bidi/>
+      </w:pPr>
+      <w:r>
+        <w:rPr>
+          <w:rtl/>
+          <w:cs/>
+          <w:lang w:val="ar_AE" w:bidi="ar_AE"/>
+        </w:rPr>
+      </w:r>
+      <w:r>
+        <w:rPr>
+          <w:vertAlign w:val="superscript"/>
+          <w:rtl/>
+          <w:cs/>
           <w:lang w:val="ar_AE" w:bidi="ar_AE"/>
         </w:rPr>
         <w:t>8</w:t>
       </w:r>
       <w:r>
         <w:rPr>
+          <w:rtl/>
+          <w:cs/>
           <w:lang w:val="ar_AE" w:bidi="ar_AE"/>
         </w:rPr>
         <w:t xml:space="preserve"> لِأَنَّ ٱلرِّيَاضَةَ ٱلْجَسَدِيَّةَ نَافِعَةٌ لِقَلِيلٍ، وَلَكِنَّ ٱلتَّقْوَى نَافِعَةٌ لِكُلِّ شَيْءٍ، إِذْ لَهَا مَوْعِدُ ٱلْحَيَاةِ ٱلْحَاضِرَةِ وَٱلْعَتِيدَةِ،</w:t>
       </w:r>
-      <w:r>
-        <w:rPr>
-          <w:lang w:val="ar_AE" w:bidi="ar_AE"/>
-        </w:rPr>
-      </w:r>
-      <w:r>
-        <w:rPr>
-          <w:lang w:val="ar_AE" w:bidi="ar_AE"/>
-        </w:rPr>
-      </w:r>
-    </w:p>
-    <w:p>
-      <w:pPr>
-        <w:bidi/>
-      </w:pPr>
-      <w:r>
-        <w:rPr>
-          <w:lang w:val="ar_AE" w:bidi="ar_AE"/>
-        </w:rPr>
-      </w:r>
-    </w:p>
-    <w:p>
-      <w:pPr>
-        <w:bidi/>
-      </w:pPr>
-      <w:r>
-        <w:rPr>
-          <w:lang w:val="ar_AE" w:bidi="ar_AE"/>
-        </w:rPr>
-      </w:r>
-      <w:r>
-        <w:rPr>
-          <w:vertAlign w:val="superscript"/>
+    </w:p>
+    <w:p>
+      <w:pPr>
+        <w:bidi/>
+      </w:pPr>
+      <w:r>
+        <w:rPr>
+          <w:rtl/>
+          <w:cs/>
+          <w:lang w:val="ar_AE" w:bidi="ar_AE"/>
+        </w:rPr>
+      </w:r>
+      <w:r>
+        <w:rPr>
+          <w:vertAlign w:val="superscript"/>
+          <w:rtl/>
+          <w:cs/>
           <w:lang w:val="ar_AE" w:bidi="ar_AE"/>
         </w:rPr>
         <w:t>9</w:t>
       </w:r>
       <w:r>
         <w:rPr>
+          <w:rtl/>
+          <w:cs/>
           <w:lang w:val="ar_AE" w:bidi="ar_AE"/>
         </w:rPr>
         <w:t xml:space="preserve"> صَادِقَةٌ هِيَ ٱلْكَلِمَةُ وَمُسْتَحِقَّةٌ كُلَّ قُبُولٍ.</w:t>
       </w:r>
-      <w:r>
-        <w:rPr>
-          <w:lang w:val="ar_AE" w:bidi="ar_AE"/>
-        </w:rPr>
-      </w:r>
-      <w:r>
-        <w:rPr>
-          <w:lang w:val="ar_AE" w:bidi="ar_AE"/>
-        </w:rPr>
-      </w:r>
-    </w:p>
-    <w:p>
-      <w:pPr>
-        <w:bidi/>
-      </w:pPr>
-      <w:r>
-        <w:rPr>
-          <w:lang w:val="ar_AE" w:bidi="ar_AE"/>
-        </w:rPr>
-      </w:r>
-    </w:p>
-    <w:p>
-      <w:pPr>
-        <w:bidi/>
-      </w:pPr>
-      <w:r>
-        <w:rPr>
-          <w:lang w:val="ar_AE" w:bidi="ar_AE"/>
-        </w:rPr>
-      </w:r>
-      <w:r>
-        <w:rPr>
-          <w:vertAlign w:val="superscript"/>
+    </w:p>
+    <w:p>
+      <w:pPr>
+        <w:bidi/>
+      </w:pPr>
+      <w:r>
+        <w:rPr>
+          <w:rtl/>
+          <w:cs/>
+          <w:lang w:val="ar_AE" w:bidi="ar_AE"/>
+        </w:rPr>
+      </w:r>
+      <w:r>
+        <w:rPr>
+          <w:vertAlign w:val="superscript"/>
+          <w:rtl/>
+          <w:cs/>
           <w:lang w:val="ar_AE" w:bidi="ar_AE"/>
         </w:rPr>
         <w:t>10</w:t>
       </w:r>
       <w:r>
         <w:rPr>
+          <w:rtl/>
+          <w:cs/>
           <w:lang w:val="ar_AE" w:bidi="ar_AE"/>
         </w:rPr>
         <w:t xml:space="preserve"> لِأَنَّنَا لِهَذَا نَتْعَبُ وَنُعَيَّرُ، لِأَنَّنَا قَدْ أَلْقَيْنَا رَجَاءَنَا عَلَى ٱللهِ ٱلْحَيِّ، ٱلَّذِي هُوَ مُخَلِّصُ جَمِيعِ ٱلنَّاسِ، وَلَا سِيَّمَا ٱلْمُؤْمِنِينَ.</w:t>
       </w:r>
-      <w:r>
-        <w:rPr>
-          <w:lang w:val="ar_AE" w:bidi="ar_AE"/>
-        </w:rPr>
-      </w:r>
-      <w:r>
-        <w:rPr>
-          <w:lang w:val="ar_AE" w:bidi="ar_AE"/>
-        </w:rPr>
-      </w:r>
-    </w:p>
-    <w:p>
-      <w:pPr>
-        <w:bidi/>
-      </w:pPr>
-      <w:r>
-        <w:rPr>
-          <w:lang w:val="ar_AE" w:bidi="ar_AE"/>
-        </w:rPr>
-      </w:r>
-    </w:p>
-    <w:p>
-      <w:pPr>
-        <w:bidi/>
-      </w:pPr>
-      <w:r>
-        <w:rPr>
-          <w:lang w:val="ar_AE" w:bidi="ar_AE"/>
-        </w:rPr>
-      </w:r>
-      <w:r>
-        <w:rPr>
-          <w:vertAlign w:val="superscript"/>
+    </w:p>
+    <w:p>
+      <w:pPr>
+        <w:bidi/>
+      </w:pPr>
+      <w:r>
+        <w:rPr>
+          <w:rtl/>
+          <w:cs/>
+          <w:lang w:val="ar_AE" w:bidi="ar_AE"/>
+        </w:rPr>
+      </w:r>
+      <w:r>
+        <w:rPr>
+          <w:vertAlign w:val="superscript"/>
+          <w:rtl/>
+          <w:cs/>
           <w:lang w:val="ar_AE" w:bidi="ar_AE"/>
         </w:rPr>
         <w:t>11</w:t>
       </w:r>
       <w:r>
         <w:rPr>
+          <w:rtl/>
+          <w:cs/>
           <w:lang w:val="ar_AE" w:bidi="ar_AE"/>
         </w:rPr>
         <w:t xml:space="preserve"> أَوْصِ بِهَذَا وَعَلِّمْ.</w:t>
       </w:r>
-      <w:r>
-        <w:rPr>
-          <w:lang w:val="ar_AE" w:bidi="ar_AE"/>
-        </w:rPr>
-      </w:r>
-      <w:r>
-        <w:rPr>
-          <w:lang w:val="ar_AE" w:bidi="ar_AE"/>
-        </w:rPr>
-      </w:r>
-    </w:p>
-    <w:p>
-      <w:pPr>
-        <w:bidi/>
-      </w:pPr>
-      <w:r>
-        <w:rPr>
-          <w:lang w:val="ar_AE" w:bidi="ar_AE"/>
-        </w:rPr>
-      </w:r>
-    </w:p>
-    <w:p>
-      <w:pPr>
-        <w:bidi/>
-      </w:pPr>
-      <w:r>
-        <w:rPr>
-          <w:lang w:val="ar_AE" w:bidi="ar_AE"/>
-        </w:rPr>
-      </w:r>
-      <w:r>
-        <w:rPr>
-          <w:vertAlign w:val="superscript"/>
+    </w:p>
+    <w:p>
+      <w:pPr>
+        <w:bidi/>
+      </w:pPr>
+      <w:r>
+        <w:rPr>
+          <w:rtl/>
+          <w:cs/>
+          <w:lang w:val="ar_AE" w:bidi="ar_AE"/>
+        </w:rPr>
+      </w:r>
+      <w:r>
+        <w:rPr>
+          <w:vertAlign w:val="superscript"/>
+          <w:rtl/>
+          <w:cs/>
           <w:lang w:val="ar_AE" w:bidi="ar_AE"/>
         </w:rPr>
         <w:t>12</w:t>
       </w:r>
       <w:r>
         <w:rPr>
+          <w:rtl/>
+          <w:cs/>
           <w:lang w:val="ar_AE" w:bidi="ar_AE"/>
         </w:rPr>
         <w:t xml:space="preserve"> لَا يَسْتَهِنْ أَحَدٌ بِحَدَاثَتِكَ، بَلْ كُنْ قُدْوَةً لِلْمُؤْمِنِينَ: فِي ٱلْكَلَامِ، فِي ٱلتَّصَرُّفِ، فِي ٱلْمَحَبَّةِ، فِي ٱلرُّوحِ، فِي ٱلْإِيمَانِ، فِي ٱلطَّهَارَةِ.</w:t>
       </w:r>
-      <w:r>
-        <w:rPr>
-          <w:lang w:val="ar_AE" w:bidi="ar_AE"/>
-        </w:rPr>
-      </w:r>
-      <w:r>
-        <w:rPr>
-          <w:lang w:val="ar_AE" w:bidi="ar_AE"/>
-        </w:rPr>
-      </w:r>
-    </w:p>
-    <w:p>
-      <w:pPr>
-        <w:bidi/>
-      </w:pPr>
-      <w:r>
-        <w:rPr>
-          <w:lang w:val="ar_AE" w:bidi="ar_AE"/>
-        </w:rPr>
-      </w:r>
-    </w:p>
-    <w:p>
-      <w:pPr>
-        <w:bidi/>
-      </w:pPr>
-      <w:r>
-        <w:rPr>
-          <w:lang w:val="ar_AE" w:bidi="ar_AE"/>
-        </w:rPr>
-      </w:r>
-      <w:r>
-        <w:rPr>
-          <w:vertAlign w:val="superscript"/>
+    </w:p>
+    <w:p>
+      <w:pPr>
+        <w:bidi/>
+      </w:pPr>
+      <w:r>
+        <w:rPr>
+          <w:rtl/>
+          <w:cs/>
+          <w:lang w:val="ar_AE" w:bidi="ar_AE"/>
+        </w:rPr>
+      </w:r>
+      <w:r>
+        <w:rPr>
+          <w:vertAlign w:val="superscript"/>
+          <w:rtl/>
+          <w:cs/>
           <w:lang w:val="ar_AE" w:bidi="ar_AE"/>
         </w:rPr>
         <w:t>13</w:t>
       </w:r>
       <w:r>
         <w:rPr>
+          <w:rtl/>
+          <w:cs/>
           <w:lang w:val="ar_AE" w:bidi="ar_AE"/>
         </w:rPr>
         <w:t xml:space="preserve"> إِلَى أَنْ أَجِيءَ ٱعْكُفْ عَلَى ٱلْقِرَاءَةِ وَٱلْوَعْظِ وَٱلتَّعْلِيمِ.</w:t>
       </w:r>
-      <w:r>
-        <w:rPr>
-          <w:lang w:val="ar_AE" w:bidi="ar_AE"/>
-        </w:rPr>
-      </w:r>
-      <w:r>
-        <w:rPr>
-          <w:lang w:val="ar_AE" w:bidi="ar_AE"/>
-        </w:rPr>
-      </w:r>
-    </w:p>
-    <w:p>
-      <w:pPr>
-        <w:bidi/>
-      </w:pPr>
-      <w:r>
-        <w:rPr>
-          <w:lang w:val="ar_AE" w:bidi="ar_AE"/>
-        </w:rPr>
-      </w:r>
-    </w:p>
-    <w:p>
-      <w:pPr>
-        <w:bidi/>
-      </w:pPr>
-      <w:r>
-        <w:rPr>
-          <w:lang w:val="ar_AE" w:bidi="ar_AE"/>
-        </w:rPr>
-      </w:r>
-      <w:r>
-        <w:rPr>
-          <w:vertAlign w:val="superscript"/>
+    </w:p>
+    <w:p>
+      <w:pPr>
+        <w:bidi/>
+      </w:pPr>
+      <w:r>
+        <w:rPr>
+          <w:rtl/>
+          <w:cs/>
+          <w:lang w:val="ar_AE" w:bidi="ar_AE"/>
+        </w:rPr>
+      </w:r>
+      <w:r>
+        <w:rPr>
+          <w:vertAlign w:val="superscript"/>
+          <w:rtl/>
+          <w:cs/>
           <w:lang w:val="ar_AE" w:bidi="ar_AE"/>
         </w:rPr>
         <w:t>14</w:t>
       </w:r>
       <w:r>
         <w:rPr>
+          <w:rtl/>
+          <w:cs/>
           <w:lang w:val="ar_AE" w:bidi="ar_AE"/>
         </w:rPr>
         <w:t xml:space="preserve"> لَا تُهْمِلِ ٱلْمَوْهِبَةَ ٱلَّتِي فِيكَ، ٱلْمُعْطَاةَ لَكَ بِٱلنُّبُوَّةِ مَعَ وَضْعِ أَيْدِي ٱلْمَشْيَخَةِ.</w:t>
       </w:r>
-      <w:r>
-        <w:rPr>
-          <w:lang w:val="ar_AE" w:bidi="ar_AE"/>
-        </w:rPr>
-      </w:r>
-      <w:r>
-        <w:rPr>
-          <w:lang w:val="ar_AE" w:bidi="ar_AE"/>
-        </w:rPr>
-      </w:r>
-    </w:p>
-    <w:p>
-      <w:pPr>
-        <w:bidi/>
-      </w:pPr>
-      <w:r>
-        <w:rPr>
-          <w:lang w:val="ar_AE" w:bidi="ar_AE"/>
-        </w:rPr>
-      </w:r>
-    </w:p>
-    <w:p>
-      <w:pPr>
-        <w:bidi/>
-      </w:pPr>
-      <w:r>
-        <w:rPr>
-          <w:lang w:val="ar_AE" w:bidi="ar_AE"/>
-        </w:rPr>
-      </w:r>
-      <w:r>
-        <w:rPr>
-          <w:vertAlign w:val="superscript"/>
+    </w:p>
+    <w:p>
+      <w:pPr>
+        <w:bidi/>
+      </w:pPr>
+      <w:r>
+        <w:rPr>
+          <w:rtl/>
+          <w:cs/>
+          <w:lang w:val="ar_AE" w:bidi="ar_AE"/>
+        </w:rPr>
+      </w:r>
+      <w:r>
+        <w:rPr>
+          <w:vertAlign w:val="superscript"/>
+          <w:rtl/>
+          <w:cs/>
           <w:lang w:val="ar_AE" w:bidi="ar_AE"/>
         </w:rPr>
         <w:t>15</w:t>
       </w:r>
       <w:r>
         <w:rPr>
+          <w:rtl/>
+          <w:cs/>
           <w:lang w:val="ar_AE" w:bidi="ar_AE"/>
         </w:rPr>
         <w:t xml:space="preserve"> ٱهْتَمَّ بِهَذَا. كُنْ فِيهِ، لِكَيْ يَكُونَ تَقَدُّمُكَ ظَاهِرًا فِي كُلِّ شَيْءٍ.</w:t>
       </w:r>
-      <w:r>
-        <w:rPr>
-          <w:lang w:val="ar_AE" w:bidi="ar_AE"/>
-        </w:rPr>
-      </w:r>
-      <w:r>
-        <w:rPr>
-          <w:lang w:val="ar_AE" w:bidi="ar_AE"/>
-        </w:rPr>
-      </w:r>
-    </w:p>
-    <w:p>
-      <w:pPr>
-        <w:bidi/>
-      </w:pPr>
-      <w:r>
-        <w:rPr>
-          <w:lang w:val="ar_AE" w:bidi="ar_AE"/>
-        </w:rPr>
-      </w:r>
-    </w:p>
-    <w:p>
-      <w:pPr>
-        <w:bidi/>
-      </w:pPr>
-      <w:r>
-        <w:rPr>
-          <w:lang w:val="ar_AE" w:bidi="ar_AE"/>
-        </w:rPr>
-      </w:r>
-      <w:r>
-        <w:rPr>
-          <w:vertAlign w:val="superscript"/>
+    </w:p>
+    <w:p>
+      <w:pPr>
+        <w:bidi/>
+      </w:pPr>
+      <w:r>
+        <w:rPr>
+          <w:rtl/>
+          <w:cs/>
+          <w:lang w:val="ar_AE" w:bidi="ar_AE"/>
+        </w:rPr>
+      </w:r>
+      <w:r>
+        <w:rPr>
+          <w:vertAlign w:val="superscript"/>
+          <w:rtl/>
+          <w:cs/>
           <w:lang w:val="ar_AE" w:bidi="ar_AE"/>
         </w:rPr>
         <w:t>16</w:t>
       </w:r>
       <w:r>
         <w:rPr>
+          <w:rtl/>
+          <w:cs/>
           <w:lang w:val="ar_AE" w:bidi="ar_AE"/>
         </w:rPr>
         <w:t xml:space="preserve"> لَاحِظْ نَفْسَكَ وَٱلتَّعْلِيمَ وَدَاوِمْ عَلَى ذَلِكَ، لِأَنَّكَ إِذَا فَعَلْتَ هَذَا، تُخَلِّصُ نَفْسَكَ وَٱلَّذِينَ يَسْمَعُونَكَ أَيْضًا.</w:t>
       </w:r>
-      <w:r>
-        <w:rPr>
-          <w:lang w:val="ar_AE" w:bidi="ar_AE"/>
-        </w:rPr>
-      </w:r>
-      <w:r>
-        <w:rPr>
-          <w:lang w:val="ar_AE" w:bidi="ar_AE"/>
-        </w:rPr>
-      </w:r>
-    </w:p>
-    <w:p>
-      <w:pPr>
-        <w:bidi/>
-      </w:pPr>
-      <w:r>
-        <w:rPr>
-          <w:lang w:val="ar_AE" w:bidi="ar_AE"/>
-        </w:rPr>
-      </w:r>
     </w:p>
     <w:p>
       <w:pPr>
@@ -3190,1090 +2263,744 @@
       </w:pPr>
       <w:r>
         <w:rPr>
+          <w:rtl/>
+          <w:cs/>
           <w:lang w:val="ar_AE" w:bidi="ar_AE"/>
         </w:rPr>
         <w:t>1 Timothy 5:1</w:t>
       </w:r>
       <w:r>
         <w:rPr>
-          <w:lang w:val="ar_AE" w:bidi="ar_AE"/>
-        </w:rPr>
-      </w:r>
-    </w:p>
-    <w:p>
-      <w:pPr>
-        <w:bidi/>
-      </w:pPr>
-      <w:r>
-        <w:rPr>
-          <w:lang w:val="ar_AE" w:bidi="ar_AE"/>
-        </w:rPr>
-      </w:r>
-      <w:r>
-        <w:rPr>
-          <w:vertAlign w:val="superscript"/>
+          <w:rtl/>
+          <w:cs/>
+          <w:lang w:val="ar_AE" w:bidi="ar_AE"/>
+        </w:rPr>
+      </w:r>
+    </w:p>
+    <w:p>
+      <w:pPr>
+        <w:bidi/>
+      </w:pPr>
+      <w:r>
+        <w:rPr>
+          <w:rtl/>
+          <w:cs/>
+          <w:lang w:val="ar_AE" w:bidi="ar_AE"/>
+        </w:rPr>
+      </w:r>
+      <w:r>
+        <w:rPr>
+          <w:vertAlign w:val="superscript"/>
+          <w:rtl/>
+          <w:cs/>
           <w:lang w:val="ar_AE" w:bidi="ar_AE"/>
         </w:rPr>
         <w:t>1</w:t>
       </w:r>
       <w:r>
         <w:rPr>
+          <w:rtl/>
+          <w:cs/>
           <w:lang w:val="ar_AE" w:bidi="ar_AE"/>
         </w:rPr>
         <w:t xml:space="preserve"> لَا تَزْجُرْ شَيْخًا بَلْ عِظْهُ كَأَبٍ، وَٱلْأَحْدَاثَ كَإِخْوَةٍ،</w:t>
       </w:r>
-      <w:r>
-        <w:rPr>
-          <w:lang w:val="ar_AE" w:bidi="ar_AE"/>
-        </w:rPr>
-      </w:r>
-      <w:r>
-        <w:rPr>
-          <w:lang w:val="ar_AE" w:bidi="ar_AE"/>
-        </w:rPr>
-      </w:r>
-    </w:p>
-    <w:p>
-      <w:pPr>
-        <w:bidi/>
-      </w:pPr>
-      <w:r>
-        <w:rPr>
-          <w:lang w:val="ar_AE" w:bidi="ar_AE"/>
-        </w:rPr>
-      </w:r>
-    </w:p>
-    <w:p>
-      <w:pPr>
-        <w:bidi/>
-      </w:pPr>
-      <w:r>
-        <w:rPr>
-          <w:lang w:val="ar_AE" w:bidi="ar_AE"/>
-        </w:rPr>
-      </w:r>
-      <w:r>
-        <w:rPr>
-          <w:vertAlign w:val="superscript"/>
+    </w:p>
+    <w:p>
+      <w:pPr>
+        <w:bidi/>
+      </w:pPr>
+      <w:r>
+        <w:rPr>
+          <w:rtl/>
+          <w:cs/>
+          <w:lang w:val="ar_AE" w:bidi="ar_AE"/>
+        </w:rPr>
+      </w:r>
+      <w:r>
+        <w:rPr>
+          <w:vertAlign w:val="superscript"/>
+          <w:rtl/>
+          <w:cs/>
           <w:lang w:val="ar_AE" w:bidi="ar_AE"/>
         </w:rPr>
         <w:t>2</w:t>
       </w:r>
       <w:r>
         <w:rPr>
+          <w:rtl/>
+          <w:cs/>
           <w:lang w:val="ar_AE" w:bidi="ar_AE"/>
         </w:rPr>
         <w:t xml:space="preserve"> وَٱلْعَجَائِزَ كَأُمَّهَاتٍ، وَٱلْحَدَثَاتِ كَأَخَوَاتٍ، بِكُلِّ طَهَارَةٍ.</w:t>
       </w:r>
-      <w:r>
-        <w:rPr>
-          <w:lang w:val="ar_AE" w:bidi="ar_AE"/>
-        </w:rPr>
-      </w:r>
-      <w:r>
-        <w:rPr>
-          <w:lang w:val="ar_AE" w:bidi="ar_AE"/>
-        </w:rPr>
-      </w:r>
-    </w:p>
-    <w:p>
-      <w:pPr>
-        <w:bidi/>
-      </w:pPr>
-      <w:r>
-        <w:rPr>
-          <w:lang w:val="ar_AE" w:bidi="ar_AE"/>
-        </w:rPr>
-      </w:r>
-    </w:p>
-    <w:p>
-      <w:pPr>
-        <w:bidi/>
-      </w:pPr>
-      <w:r>
-        <w:rPr>
-          <w:lang w:val="ar_AE" w:bidi="ar_AE"/>
-        </w:rPr>
-      </w:r>
-      <w:r>
-        <w:rPr>
-          <w:vertAlign w:val="superscript"/>
+    </w:p>
+    <w:p>
+      <w:pPr>
+        <w:bidi/>
+      </w:pPr>
+      <w:r>
+        <w:rPr>
+          <w:rtl/>
+          <w:cs/>
+          <w:lang w:val="ar_AE" w:bidi="ar_AE"/>
+        </w:rPr>
+      </w:r>
+      <w:r>
+        <w:rPr>
+          <w:vertAlign w:val="superscript"/>
+          <w:rtl/>
+          <w:cs/>
           <w:lang w:val="ar_AE" w:bidi="ar_AE"/>
         </w:rPr>
         <w:t>3</w:t>
       </w:r>
       <w:r>
         <w:rPr>
+          <w:rtl/>
+          <w:cs/>
           <w:lang w:val="ar_AE" w:bidi="ar_AE"/>
         </w:rPr>
         <w:t xml:space="preserve"> أَكْرِمِ ٱلْأَرَامِلَ ٱللَّوَاتِي هُنَّ بِٱلْحَقِيقَةِ أَرَامِلُ.</w:t>
       </w:r>
-      <w:r>
-        <w:rPr>
-          <w:lang w:val="ar_AE" w:bidi="ar_AE"/>
-        </w:rPr>
-      </w:r>
-      <w:r>
-        <w:rPr>
-          <w:lang w:val="ar_AE" w:bidi="ar_AE"/>
-        </w:rPr>
-      </w:r>
-    </w:p>
-    <w:p>
-      <w:pPr>
-        <w:bidi/>
-      </w:pPr>
-      <w:r>
-        <w:rPr>
-          <w:lang w:val="ar_AE" w:bidi="ar_AE"/>
-        </w:rPr>
-      </w:r>
-    </w:p>
-    <w:p>
-      <w:pPr>
-        <w:bidi/>
-      </w:pPr>
-      <w:r>
-        <w:rPr>
-          <w:lang w:val="ar_AE" w:bidi="ar_AE"/>
-        </w:rPr>
-      </w:r>
-      <w:r>
-        <w:rPr>
-          <w:vertAlign w:val="superscript"/>
+    </w:p>
+    <w:p>
+      <w:pPr>
+        <w:bidi/>
+      </w:pPr>
+      <w:r>
+        <w:rPr>
+          <w:rtl/>
+          <w:cs/>
+          <w:lang w:val="ar_AE" w:bidi="ar_AE"/>
+        </w:rPr>
+      </w:r>
+      <w:r>
+        <w:rPr>
+          <w:vertAlign w:val="superscript"/>
+          <w:rtl/>
+          <w:cs/>
           <w:lang w:val="ar_AE" w:bidi="ar_AE"/>
         </w:rPr>
         <w:t>4</w:t>
       </w:r>
       <w:r>
         <w:rPr>
+          <w:rtl/>
+          <w:cs/>
           <w:lang w:val="ar_AE" w:bidi="ar_AE"/>
         </w:rPr>
         <w:t xml:space="preserve"> وَلَكِنْ إِنْ كَانَتْ أَرْمَلَةٌ لَهَا أَوْلَادٌ أَوْ حَفَدَةٌ، فَلْيَتَعَلَّمُوا أَوَّلًا أَنْ يُوَقِّرُوا أَهْلَ بَيْتِهِمْ وَيُوفُوا وَالِدِيهِمِ ٱلْمُكَافَأَةَ، لِأَنَّ هَذَا صَالِحٌ وَمَقْبُولٌ أَمَامَ ٱللهِ.</w:t>
       </w:r>
-      <w:r>
-        <w:rPr>
-          <w:lang w:val="ar_AE" w:bidi="ar_AE"/>
-        </w:rPr>
-      </w:r>
-      <w:r>
-        <w:rPr>
-          <w:lang w:val="ar_AE" w:bidi="ar_AE"/>
-        </w:rPr>
-      </w:r>
-    </w:p>
-    <w:p>
-      <w:pPr>
-        <w:bidi/>
-      </w:pPr>
-      <w:r>
-        <w:rPr>
-          <w:lang w:val="ar_AE" w:bidi="ar_AE"/>
-        </w:rPr>
-      </w:r>
-    </w:p>
-    <w:p>
-      <w:pPr>
-        <w:bidi/>
-      </w:pPr>
-      <w:r>
-        <w:rPr>
-          <w:lang w:val="ar_AE" w:bidi="ar_AE"/>
-        </w:rPr>
-      </w:r>
-      <w:r>
-        <w:rPr>
-          <w:vertAlign w:val="superscript"/>
+    </w:p>
+    <w:p>
+      <w:pPr>
+        <w:bidi/>
+      </w:pPr>
+      <w:r>
+        <w:rPr>
+          <w:rtl/>
+          <w:cs/>
+          <w:lang w:val="ar_AE" w:bidi="ar_AE"/>
+        </w:rPr>
+      </w:r>
+      <w:r>
+        <w:rPr>
+          <w:vertAlign w:val="superscript"/>
+          <w:rtl/>
+          <w:cs/>
           <w:lang w:val="ar_AE" w:bidi="ar_AE"/>
         </w:rPr>
         <w:t>5</w:t>
       </w:r>
       <w:r>
         <w:rPr>
+          <w:rtl/>
+          <w:cs/>
           <w:lang w:val="ar_AE" w:bidi="ar_AE"/>
         </w:rPr>
         <w:t xml:space="preserve"> وَلَكِنَّ ٱلَّتِي هِيَ بِٱلْحَقِيقَةِ أَرْمَلَةٌ وَوَحِيدَةٌ، فَقَدْ أَلْقَتْ رَجَاءَهَا عَلَى ٱللهِ، وَهِيَ تُواظِبُ ٱلطِّلِبَاتِ وَٱلصَّلَوَاتِ لَيْلًا وَنَهَارًا.</w:t>
       </w:r>
-      <w:r>
-        <w:rPr>
-          <w:lang w:val="ar_AE" w:bidi="ar_AE"/>
-        </w:rPr>
-      </w:r>
-      <w:r>
-        <w:rPr>
-          <w:lang w:val="ar_AE" w:bidi="ar_AE"/>
-        </w:rPr>
-      </w:r>
-    </w:p>
-    <w:p>
-      <w:pPr>
-        <w:bidi/>
-      </w:pPr>
-      <w:r>
-        <w:rPr>
-          <w:lang w:val="ar_AE" w:bidi="ar_AE"/>
-        </w:rPr>
-      </w:r>
-    </w:p>
-    <w:p>
-      <w:pPr>
-        <w:bidi/>
-      </w:pPr>
-      <w:r>
-        <w:rPr>
-          <w:lang w:val="ar_AE" w:bidi="ar_AE"/>
-        </w:rPr>
-      </w:r>
-      <w:r>
-        <w:rPr>
-          <w:vertAlign w:val="superscript"/>
+    </w:p>
+    <w:p>
+      <w:pPr>
+        <w:bidi/>
+      </w:pPr>
+      <w:r>
+        <w:rPr>
+          <w:rtl/>
+          <w:cs/>
+          <w:lang w:val="ar_AE" w:bidi="ar_AE"/>
+        </w:rPr>
+      </w:r>
+      <w:r>
+        <w:rPr>
+          <w:vertAlign w:val="superscript"/>
+          <w:rtl/>
+          <w:cs/>
           <w:lang w:val="ar_AE" w:bidi="ar_AE"/>
         </w:rPr>
         <w:t>6</w:t>
       </w:r>
       <w:r>
         <w:rPr>
+          <w:rtl/>
+          <w:cs/>
           <w:lang w:val="ar_AE" w:bidi="ar_AE"/>
         </w:rPr>
         <w:t xml:space="preserve"> وَأَمَّا ٱلْمُتَنَعِّمَةُ فَقَدْ مَاتَتْ وَهِيَ حَيَّةٌ.</w:t>
       </w:r>
-      <w:r>
-        <w:rPr>
-          <w:lang w:val="ar_AE" w:bidi="ar_AE"/>
-        </w:rPr>
-      </w:r>
-      <w:r>
-        <w:rPr>
-          <w:lang w:val="ar_AE" w:bidi="ar_AE"/>
-        </w:rPr>
-      </w:r>
-    </w:p>
-    <w:p>
-      <w:pPr>
-        <w:bidi/>
-      </w:pPr>
-      <w:r>
-        <w:rPr>
-          <w:lang w:val="ar_AE" w:bidi="ar_AE"/>
-        </w:rPr>
-      </w:r>
-    </w:p>
-    <w:p>
-      <w:pPr>
-        <w:bidi/>
-      </w:pPr>
-      <w:r>
-        <w:rPr>
-          <w:lang w:val="ar_AE" w:bidi="ar_AE"/>
-        </w:rPr>
-      </w:r>
-      <w:r>
-        <w:rPr>
-          <w:vertAlign w:val="superscript"/>
+    </w:p>
+    <w:p>
+      <w:pPr>
+        <w:bidi/>
+      </w:pPr>
+      <w:r>
+        <w:rPr>
+          <w:rtl/>
+          <w:cs/>
+          <w:lang w:val="ar_AE" w:bidi="ar_AE"/>
+        </w:rPr>
+      </w:r>
+      <w:r>
+        <w:rPr>
+          <w:vertAlign w:val="superscript"/>
+          <w:rtl/>
+          <w:cs/>
           <w:lang w:val="ar_AE" w:bidi="ar_AE"/>
         </w:rPr>
         <w:t>7</w:t>
       </w:r>
       <w:r>
         <w:rPr>
+          <w:rtl/>
+          <w:cs/>
           <w:lang w:val="ar_AE" w:bidi="ar_AE"/>
         </w:rPr>
         <w:t xml:space="preserve"> فَأَوْصِ بِهَذَا لِكَيْ يَكُنَّ بِلَا لَوْمٍ.</w:t>
       </w:r>
-      <w:r>
-        <w:rPr>
-          <w:lang w:val="ar_AE" w:bidi="ar_AE"/>
-        </w:rPr>
-      </w:r>
-      <w:r>
-        <w:rPr>
-          <w:lang w:val="ar_AE" w:bidi="ar_AE"/>
-        </w:rPr>
-      </w:r>
-    </w:p>
-    <w:p>
-      <w:pPr>
-        <w:bidi/>
-      </w:pPr>
-      <w:r>
-        <w:rPr>
-          <w:lang w:val="ar_AE" w:bidi="ar_AE"/>
-        </w:rPr>
-      </w:r>
-    </w:p>
-    <w:p>
-      <w:pPr>
-        <w:bidi/>
-      </w:pPr>
-      <w:r>
-        <w:rPr>
-          <w:lang w:val="ar_AE" w:bidi="ar_AE"/>
-        </w:rPr>
-      </w:r>
-      <w:r>
-        <w:rPr>
-          <w:vertAlign w:val="superscript"/>
+    </w:p>
+    <w:p>
+      <w:pPr>
+        <w:bidi/>
+      </w:pPr>
+      <w:r>
+        <w:rPr>
+          <w:rtl/>
+          <w:cs/>
+          <w:lang w:val="ar_AE" w:bidi="ar_AE"/>
+        </w:rPr>
+      </w:r>
+      <w:r>
+        <w:rPr>
+          <w:vertAlign w:val="superscript"/>
+          <w:rtl/>
+          <w:cs/>
           <w:lang w:val="ar_AE" w:bidi="ar_AE"/>
         </w:rPr>
         <w:t>8</w:t>
       </w:r>
       <w:r>
         <w:rPr>
+          <w:rtl/>
+          <w:cs/>
           <w:lang w:val="ar_AE" w:bidi="ar_AE"/>
         </w:rPr>
         <w:t xml:space="preserve"> وَإِنْ كَانَ أَحَدٌ لَا يَعْتَنِي بِخَاصَّتِهِ، وَلَا سِيَّمَا أَهْلُ بَيْتِهِ، فَقَدْ أَنْكَرَ ٱلْإِيمَانَ، وَهُوَ شَرٌّ مِنْ غَيْرِ ٱلْمُؤْمِنِ.</w:t>
       </w:r>
-      <w:r>
-        <w:rPr>
-          <w:lang w:val="ar_AE" w:bidi="ar_AE"/>
-        </w:rPr>
-      </w:r>
-      <w:r>
-        <w:rPr>
-          <w:lang w:val="ar_AE" w:bidi="ar_AE"/>
-        </w:rPr>
-      </w:r>
-    </w:p>
-    <w:p>
-      <w:pPr>
-        <w:bidi/>
-      </w:pPr>
-      <w:r>
-        <w:rPr>
-          <w:lang w:val="ar_AE" w:bidi="ar_AE"/>
-        </w:rPr>
-      </w:r>
-    </w:p>
-    <w:p>
-      <w:pPr>
-        <w:bidi/>
-      </w:pPr>
-      <w:r>
-        <w:rPr>
-          <w:lang w:val="ar_AE" w:bidi="ar_AE"/>
-        </w:rPr>
-      </w:r>
-      <w:r>
-        <w:rPr>
-          <w:vertAlign w:val="superscript"/>
+    </w:p>
+    <w:p>
+      <w:pPr>
+        <w:bidi/>
+      </w:pPr>
+      <w:r>
+        <w:rPr>
+          <w:rtl/>
+          <w:cs/>
+          <w:lang w:val="ar_AE" w:bidi="ar_AE"/>
+        </w:rPr>
+      </w:r>
+      <w:r>
+        <w:rPr>
+          <w:vertAlign w:val="superscript"/>
+          <w:rtl/>
+          <w:cs/>
           <w:lang w:val="ar_AE" w:bidi="ar_AE"/>
         </w:rPr>
         <w:t>9</w:t>
       </w:r>
       <w:r>
         <w:rPr>
+          <w:rtl/>
+          <w:cs/>
           <w:lang w:val="ar_AE" w:bidi="ar_AE"/>
         </w:rPr>
         <w:t xml:space="preserve"> لِتُكْتَتَبْ أَرْمَلَةٌ، إِنْ لَمْ يَكُنْ عُمْرُهَا أَقَلَّ مِنْ سِتِّينَ سَنَةً، ٱمْرَأَةَ رَجُلٍ وَاحِدٍ،</w:t>
       </w:r>
-      <w:r>
-        <w:rPr>
-          <w:lang w:val="ar_AE" w:bidi="ar_AE"/>
-        </w:rPr>
-      </w:r>
-      <w:r>
-        <w:rPr>
-          <w:lang w:val="ar_AE" w:bidi="ar_AE"/>
-        </w:rPr>
-      </w:r>
-    </w:p>
-    <w:p>
-      <w:pPr>
-        <w:bidi/>
-      </w:pPr>
-      <w:r>
-        <w:rPr>
-          <w:lang w:val="ar_AE" w:bidi="ar_AE"/>
-        </w:rPr>
-      </w:r>
-    </w:p>
-    <w:p>
-      <w:pPr>
-        <w:bidi/>
-      </w:pPr>
-      <w:r>
-        <w:rPr>
-          <w:lang w:val="ar_AE" w:bidi="ar_AE"/>
-        </w:rPr>
-      </w:r>
-      <w:r>
-        <w:rPr>
-          <w:vertAlign w:val="superscript"/>
+    </w:p>
+    <w:p>
+      <w:pPr>
+        <w:bidi/>
+      </w:pPr>
+      <w:r>
+        <w:rPr>
+          <w:rtl/>
+          <w:cs/>
+          <w:lang w:val="ar_AE" w:bidi="ar_AE"/>
+        </w:rPr>
+      </w:r>
+      <w:r>
+        <w:rPr>
+          <w:vertAlign w:val="superscript"/>
+          <w:rtl/>
+          <w:cs/>
           <w:lang w:val="ar_AE" w:bidi="ar_AE"/>
         </w:rPr>
         <w:t>10</w:t>
       </w:r>
       <w:r>
         <w:rPr>
+          <w:rtl/>
+          <w:cs/>
           <w:lang w:val="ar_AE" w:bidi="ar_AE"/>
         </w:rPr>
         <w:t xml:space="preserve"> مَشْهُودًا لَهَا فِي أَعْمَالٍ صَالِحَةٍ، إِنْ تَكُنْ قَدْ رَبَّتِ ٱلْأَوْلَادَ، أَضَافَتِ ٱلْغُرَبَاءَ، غَسَّلَتْ أَرْجُلَ ٱلْقِدِّيسِينَ، سَاعَدَتِ ٱلْمُتَضَايِقِينَ، ٱتَّبَعَتْ كُلَّ عَمَلٍ صَالِحٍ.</w:t>
       </w:r>
-      <w:r>
-        <w:rPr>
-          <w:lang w:val="ar_AE" w:bidi="ar_AE"/>
-        </w:rPr>
-      </w:r>
-      <w:r>
-        <w:rPr>
-          <w:lang w:val="ar_AE" w:bidi="ar_AE"/>
-        </w:rPr>
-      </w:r>
-    </w:p>
-    <w:p>
-      <w:pPr>
-        <w:bidi/>
-      </w:pPr>
-      <w:r>
-        <w:rPr>
-          <w:lang w:val="ar_AE" w:bidi="ar_AE"/>
-        </w:rPr>
-      </w:r>
-    </w:p>
-    <w:p>
-      <w:pPr>
-        <w:bidi/>
-      </w:pPr>
-      <w:r>
-        <w:rPr>
-          <w:lang w:val="ar_AE" w:bidi="ar_AE"/>
-        </w:rPr>
-      </w:r>
-      <w:r>
-        <w:rPr>
-          <w:vertAlign w:val="superscript"/>
+    </w:p>
+    <w:p>
+      <w:pPr>
+        <w:bidi/>
+      </w:pPr>
+      <w:r>
+        <w:rPr>
+          <w:rtl/>
+          <w:cs/>
+          <w:lang w:val="ar_AE" w:bidi="ar_AE"/>
+        </w:rPr>
+      </w:r>
+      <w:r>
+        <w:rPr>
+          <w:vertAlign w:val="superscript"/>
+          <w:rtl/>
+          <w:cs/>
           <w:lang w:val="ar_AE" w:bidi="ar_AE"/>
         </w:rPr>
         <w:t>11</w:t>
       </w:r>
       <w:r>
         <w:rPr>
+          <w:rtl/>
+          <w:cs/>
           <w:lang w:val="ar_AE" w:bidi="ar_AE"/>
         </w:rPr>
         <w:t xml:space="preserve"> أَمَّا ٱلْأَرَامِلُ ٱلْحَدَثَاتُ فَٱرْفُضْهُنَّ، لِأَنَّهُنَّ مَتَى بَطِرْنَ عَلَى ٱلْمَسِيحِ، يُرِدْنَ أَنْ يَتَزَوَّجْنَ،</w:t>
       </w:r>
-      <w:r>
-        <w:rPr>
-          <w:lang w:val="ar_AE" w:bidi="ar_AE"/>
-        </w:rPr>
-      </w:r>
-      <w:r>
-        <w:rPr>
-          <w:lang w:val="ar_AE" w:bidi="ar_AE"/>
-        </w:rPr>
-      </w:r>
-    </w:p>
-    <w:p>
-      <w:pPr>
-        <w:bidi/>
-      </w:pPr>
-      <w:r>
-        <w:rPr>
-          <w:lang w:val="ar_AE" w:bidi="ar_AE"/>
-        </w:rPr>
-      </w:r>
-    </w:p>
-    <w:p>
-      <w:pPr>
-        <w:bidi/>
-      </w:pPr>
-      <w:r>
-        <w:rPr>
-          <w:lang w:val="ar_AE" w:bidi="ar_AE"/>
-        </w:rPr>
-      </w:r>
-      <w:r>
-        <w:rPr>
-          <w:vertAlign w:val="superscript"/>
+    </w:p>
+    <w:p>
+      <w:pPr>
+        <w:bidi/>
+      </w:pPr>
+      <w:r>
+        <w:rPr>
+          <w:rtl/>
+          <w:cs/>
+          <w:lang w:val="ar_AE" w:bidi="ar_AE"/>
+        </w:rPr>
+      </w:r>
+      <w:r>
+        <w:rPr>
+          <w:vertAlign w:val="superscript"/>
+          <w:rtl/>
+          <w:cs/>
           <w:lang w:val="ar_AE" w:bidi="ar_AE"/>
         </w:rPr>
         <w:t>12</w:t>
       </w:r>
       <w:r>
         <w:rPr>
+          <w:rtl/>
+          <w:cs/>
           <w:lang w:val="ar_AE" w:bidi="ar_AE"/>
         </w:rPr>
         <w:t xml:space="preserve"> وَلَهُنَّ دَيْنُونَةٌ لِأَنَّهُنَّ رَفَضْنَ ٱلْإِيمَانَ ٱلْأَوَّلَ.</w:t>
       </w:r>
-      <w:r>
-        <w:rPr>
-          <w:lang w:val="ar_AE" w:bidi="ar_AE"/>
-        </w:rPr>
-      </w:r>
-      <w:r>
-        <w:rPr>
-          <w:lang w:val="ar_AE" w:bidi="ar_AE"/>
-        </w:rPr>
-      </w:r>
-    </w:p>
-    <w:p>
-      <w:pPr>
-        <w:bidi/>
-      </w:pPr>
-      <w:r>
-        <w:rPr>
-          <w:lang w:val="ar_AE" w:bidi="ar_AE"/>
-        </w:rPr>
-      </w:r>
-    </w:p>
-    <w:p>
-      <w:pPr>
-        <w:bidi/>
-      </w:pPr>
-      <w:r>
-        <w:rPr>
-          <w:lang w:val="ar_AE" w:bidi="ar_AE"/>
-        </w:rPr>
-      </w:r>
-      <w:r>
-        <w:rPr>
-          <w:vertAlign w:val="superscript"/>
+    </w:p>
+    <w:p>
+      <w:pPr>
+        <w:bidi/>
+      </w:pPr>
+      <w:r>
+        <w:rPr>
+          <w:rtl/>
+          <w:cs/>
+          <w:lang w:val="ar_AE" w:bidi="ar_AE"/>
+        </w:rPr>
+      </w:r>
+      <w:r>
+        <w:rPr>
+          <w:vertAlign w:val="superscript"/>
+          <w:rtl/>
+          <w:cs/>
           <w:lang w:val="ar_AE" w:bidi="ar_AE"/>
         </w:rPr>
         <w:t>13</w:t>
       </w:r>
       <w:r>
         <w:rPr>
+          <w:rtl/>
+          <w:cs/>
           <w:lang w:val="ar_AE" w:bidi="ar_AE"/>
         </w:rPr>
         <w:t xml:space="preserve"> وَمَعَ ذَلِكَ أَيْضًا يَتَعَلَّمْنَ أَنْ يَكُنَّ بَطَّالَاتٍ، يَطُفْنَ فِي ٱلْبُيُوتِ. وَلَسْنَ بَطَّالَاتٍ فَقَطْ بَلْ مِهْذَارَاتٌ أَيْضًا، وَفُضُولِيَّاتٌ، يَتَكَلَّمْنَ بِمَا لَا يَجِبُ.</w:t>
       </w:r>
-      <w:r>
-        <w:rPr>
-          <w:lang w:val="ar_AE" w:bidi="ar_AE"/>
-        </w:rPr>
-      </w:r>
-      <w:r>
-        <w:rPr>
-          <w:lang w:val="ar_AE" w:bidi="ar_AE"/>
-        </w:rPr>
-      </w:r>
-    </w:p>
-    <w:p>
-      <w:pPr>
-        <w:bidi/>
-      </w:pPr>
-      <w:r>
-        <w:rPr>
-          <w:lang w:val="ar_AE" w:bidi="ar_AE"/>
-        </w:rPr>
-      </w:r>
-    </w:p>
-    <w:p>
-      <w:pPr>
-        <w:bidi/>
-      </w:pPr>
-      <w:r>
-        <w:rPr>
-          <w:lang w:val="ar_AE" w:bidi="ar_AE"/>
-        </w:rPr>
-      </w:r>
-      <w:r>
-        <w:rPr>
-          <w:vertAlign w:val="superscript"/>
+    </w:p>
+    <w:p>
+      <w:pPr>
+        <w:bidi/>
+      </w:pPr>
+      <w:r>
+        <w:rPr>
+          <w:rtl/>
+          <w:cs/>
+          <w:lang w:val="ar_AE" w:bidi="ar_AE"/>
+        </w:rPr>
+      </w:r>
+      <w:r>
+        <w:rPr>
+          <w:vertAlign w:val="superscript"/>
+          <w:rtl/>
+          <w:cs/>
           <w:lang w:val="ar_AE" w:bidi="ar_AE"/>
         </w:rPr>
         <w:t>14</w:t>
       </w:r>
       <w:r>
         <w:rPr>
+          <w:rtl/>
+          <w:cs/>
           <w:lang w:val="ar_AE" w:bidi="ar_AE"/>
         </w:rPr>
         <w:t xml:space="preserve"> فَأُرِيدُ أَنَّ ٱلْحَدَثَاتِ يَتَزَوَّجْنَ وَيَلِدْنَ ٱلْأَوْلَادَ وَيُدَبِّرْنَ ٱلْبُيُوتَ، وَلَا يُعْطِينَ عِلَّةً لِلْمُقَاوِمِ مِنْ أَجْلِ ٱلشَّتْمِ.</w:t>
       </w:r>
-      <w:r>
-        <w:rPr>
-          <w:lang w:val="ar_AE" w:bidi="ar_AE"/>
-        </w:rPr>
-      </w:r>
-      <w:r>
-        <w:rPr>
-          <w:lang w:val="ar_AE" w:bidi="ar_AE"/>
-        </w:rPr>
-      </w:r>
-    </w:p>
-    <w:p>
-      <w:pPr>
-        <w:bidi/>
-      </w:pPr>
-      <w:r>
-        <w:rPr>
-          <w:lang w:val="ar_AE" w:bidi="ar_AE"/>
-        </w:rPr>
-      </w:r>
-    </w:p>
-    <w:p>
-      <w:pPr>
-        <w:bidi/>
-      </w:pPr>
-      <w:r>
-        <w:rPr>
-          <w:lang w:val="ar_AE" w:bidi="ar_AE"/>
-        </w:rPr>
-      </w:r>
-      <w:r>
-        <w:rPr>
-          <w:vertAlign w:val="superscript"/>
+    </w:p>
+    <w:p>
+      <w:pPr>
+        <w:bidi/>
+      </w:pPr>
+      <w:r>
+        <w:rPr>
+          <w:rtl/>
+          <w:cs/>
+          <w:lang w:val="ar_AE" w:bidi="ar_AE"/>
+        </w:rPr>
+      </w:r>
+      <w:r>
+        <w:rPr>
+          <w:vertAlign w:val="superscript"/>
+          <w:rtl/>
+          <w:cs/>
           <w:lang w:val="ar_AE" w:bidi="ar_AE"/>
         </w:rPr>
         <w:t>15</w:t>
       </w:r>
       <w:r>
         <w:rPr>
+          <w:rtl/>
+          <w:cs/>
           <w:lang w:val="ar_AE" w:bidi="ar_AE"/>
         </w:rPr>
         <w:t xml:space="preserve"> فَإِنَّ بَعْضَهُنَّ قَدِ ٱنْحَرَفْنَ وَرَاءَ ٱلشَّيْطَانِ.</w:t>
       </w:r>
-      <w:r>
-        <w:rPr>
-          <w:lang w:val="ar_AE" w:bidi="ar_AE"/>
-        </w:rPr>
-      </w:r>
-      <w:r>
-        <w:rPr>
-          <w:lang w:val="ar_AE" w:bidi="ar_AE"/>
-        </w:rPr>
-      </w:r>
-    </w:p>
-    <w:p>
-      <w:pPr>
-        <w:bidi/>
-      </w:pPr>
-      <w:r>
-        <w:rPr>
-          <w:lang w:val="ar_AE" w:bidi="ar_AE"/>
-        </w:rPr>
-      </w:r>
-    </w:p>
-    <w:p>
-      <w:pPr>
-        <w:bidi/>
-      </w:pPr>
-      <w:r>
-        <w:rPr>
-          <w:lang w:val="ar_AE" w:bidi="ar_AE"/>
-        </w:rPr>
-      </w:r>
-      <w:r>
-        <w:rPr>
-          <w:vertAlign w:val="superscript"/>
+    </w:p>
+    <w:p>
+      <w:pPr>
+        <w:bidi/>
+      </w:pPr>
+      <w:r>
+        <w:rPr>
+          <w:rtl/>
+          <w:cs/>
+          <w:lang w:val="ar_AE" w:bidi="ar_AE"/>
+        </w:rPr>
+      </w:r>
+      <w:r>
+        <w:rPr>
+          <w:vertAlign w:val="superscript"/>
+          <w:rtl/>
+          <w:cs/>
           <w:lang w:val="ar_AE" w:bidi="ar_AE"/>
         </w:rPr>
         <w:t>16</w:t>
       </w:r>
       <w:r>
         <w:rPr>
+          <w:rtl/>
+          <w:cs/>
           <w:lang w:val="ar_AE" w:bidi="ar_AE"/>
         </w:rPr>
         <w:t xml:space="preserve"> إِنْ كَانَ لِمُؤْمِنٍ أَوْ مُؤْمِنَةٍ أَرَامِلُ، فَلْيُسَاعِدْهُنَّ وَلَا يُثَقَّلْ عَلَى ٱلْكَنِيسَةِ، لِكَيْ تُسَاعِدَ هِيَ ٱللَّوَاتِي هُنَّ بِٱلْحَقِيقَةِ أَرَامِلُ.</w:t>
       </w:r>
-      <w:r>
-        <w:rPr>
-          <w:lang w:val="ar_AE" w:bidi="ar_AE"/>
-        </w:rPr>
-      </w:r>
-      <w:r>
-        <w:rPr>
-          <w:lang w:val="ar_AE" w:bidi="ar_AE"/>
-        </w:rPr>
-      </w:r>
-    </w:p>
-    <w:p>
-      <w:pPr>
-        <w:bidi/>
-      </w:pPr>
-      <w:r>
-        <w:rPr>
-          <w:lang w:val="ar_AE" w:bidi="ar_AE"/>
-        </w:rPr>
-      </w:r>
-    </w:p>
-    <w:p>
-      <w:pPr>
-        <w:bidi/>
-      </w:pPr>
-      <w:r>
-        <w:rPr>
-          <w:lang w:val="ar_AE" w:bidi="ar_AE"/>
-        </w:rPr>
-      </w:r>
-      <w:r>
-        <w:rPr>
-          <w:vertAlign w:val="superscript"/>
+    </w:p>
+    <w:p>
+      <w:pPr>
+        <w:bidi/>
+      </w:pPr>
+      <w:r>
+        <w:rPr>
+          <w:rtl/>
+          <w:cs/>
+          <w:lang w:val="ar_AE" w:bidi="ar_AE"/>
+        </w:rPr>
+      </w:r>
+      <w:r>
+        <w:rPr>
+          <w:vertAlign w:val="superscript"/>
+          <w:rtl/>
+          <w:cs/>
           <w:lang w:val="ar_AE" w:bidi="ar_AE"/>
         </w:rPr>
         <w:t>17</w:t>
       </w:r>
       <w:r>
         <w:rPr>
+          <w:rtl/>
+          <w:cs/>
           <w:lang w:val="ar_AE" w:bidi="ar_AE"/>
         </w:rPr>
         <w:t xml:space="preserve"> أَمَّا ٱلشُّيُوخُ ٱلْمُدَبِّرُونَ حَسَنًا فَلْيُحْسَبُوا أَهْلًا لِكَرَامَةٍ مُضَاعَفَةٍ، وَلَا سِيَّمَا ٱلَّذِينَ يَتْعَبُونَ فِي ٱلْكَلِمَةِ وَٱلتَّعْلِيمِ،</w:t>
       </w:r>
-      <w:r>
-        <w:rPr>
-          <w:lang w:val="ar_AE" w:bidi="ar_AE"/>
-        </w:rPr>
-      </w:r>
-      <w:r>
-        <w:rPr>
-          <w:lang w:val="ar_AE" w:bidi="ar_AE"/>
-        </w:rPr>
-      </w:r>
-    </w:p>
-    <w:p>
-      <w:pPr>
-        <w:bidi/>
-      </w:pPr>
-      <w:r>
-        <w:rPr>
-          <w:lang w:val="ar_AE" w:bidi="ar_AE"/>
-        </w:rPr>
-      </w:r>
-    </w:p>
-    <w:p>
-      <w:pPr>
-        <w:bidi/>
-      </w:pPr>
-      <w:r>
-        <w:rPr>
-          <w:lang w:val="ar_AE" w:bidi="ar_AE"/>
-        </w:rPr>
-      </w:r>
-      <w:r>
-        <w:rPr>
-          <w:vertAlign w:val="superscript"/>
+    </w:p>
+    <w:p>
+      <w:pPr>
+        <w:bidi/>
+      </w:pPr>
+      <w:r>
+        <w:rPr>
+          <w:rtl/>
+          <w:cs/>
+          <w:lang w:val="ar_AE" w:bidi="ar_AE"/>
+        </w:rPr>
+      </w:r>
+      <w:r>
+        <w:rPr>
+          <w:vertAlign w:val="superscript"/>
+          <w:rtl/>
+          <w:cs/>
           <w:lang w:val="ar_AE" w:bidi="ar_AE"/>
         </w:rPr>
         <w:t>18</w:t>
       </w:r>
       <w:r>
         <w:rPr>
+          <w:rtl/>
+          <w:cs/>
           <w:lang w:val="ar_AE" w:bidi="ar_AE"/>
         </w:rPr>
         <w:t xml:space="preserve"> لِأَنَّ ٱلْكِتَابَ يَقُولُ: «لَا تَكُمَّ ثَوْرًا دَارِسًا»، وَ«ٱلْفَاعِلُ مُسْتَحِقٌّ أُجْرَتَهُ».</w:t>
       </w:r>
-      <w:r>
-        <w:rPr>
-          <w:lang w:val="ar_AE" w:bidi="ar_AE"/>
-        </w:rPr>
-      </w:r>
-      <w:r>
-        <w:rPr>
-          <w:lang w:val="ar_AE" w:bidi="ar_AE"/>
-        </w:rPr>
-      </w:r>
-    </w:p>
-    <w:p>
-      <w:pPr>
-        <w:bidi/>
-      </w:pPr>
-      <w:r>
-        <w:rPr>
-          <w:lang w:val="ar_AE" w:bidi="ar_AE"/>
-        </w:rPr>
-      </w:r>
-    </w:p>
-    <w:p>
-      <w:pPr>
-        <w:bidi/>
-      </w:pPr>
-      <w:r>
-        <w:rPr>
-          <w:lang w:val="ar_AE" w:bidi="ar_AE"/>
-        </w:rPr>
-      </w:r>
-      <w:r>
-        <w:rPr>
-          <w:vertAlign w:val="superscript"/>
+    </w:p>
+    <w:p>
+      <w:pPr>
+        <w:bidi/>
+      </w:pPr>
+      <w:r>
+        <w:rPr>
+          <w:rtl/>
+          <w:cs/>
+          <w:lang w:val="ar_AE" w:bidi="ar_AE"/>
+        </w:rPr>
+      </w:r>
+      <w:r>
+        <w:rPr>
+          <w:vertAlign w:val="superscript"/>
+          <w:rtl/>
+          <w:cs/>
           <w:lang w:val="ar_AE" w:bidi="ar_AE"/>
         </w:rPr>
         <w:t>19</w:t>
       </w:r>
       <w:r>
         <w:rPr>
+          <w:rtl/>
+          <w:cs/>
           <w:lang w:val="ar_AE" w:bidi="ar_AE"/>
         </w:rPr>
         <w:t xml:space="preserve"> لَا تَقْبَلْ شِكَايَةً عَلَى شَيْخٍ إِلَّا عَلَى شَاهِدَيْنِ أَوْ ثَلَاثَةِ شُهُودٍ.</w:t>
       </w:r>
-      <w:r>
-        <w:rPr>
-          <w:lang w:val="ar_AE" w:bidi="ar_AE"/>
-        </w:rPr>
-      </w:r>
-      <w:r>
-        <w:rPr>
-          <w:lang w:val="ar_AE" w:bidi="ar_AE"/>
-        </w:rPr>
-      </w:r>
-    </w:p>
-    <w:p>
-      <w:pPr>
-        <w:bidi/>
-      </w:pPr>
-      <w:r>
-        <w:rPr>
-          <w:lang w:val="ar_AE" w:bidi="ar_AE"/>
-        </w:rPr>
-      </w:r>
-    </w:p>
-    <w:p>
-      <w:pPr>
-        <w:bidi/>
-      </w:pPr>
-      <w:r>
-        <w:rPr>
-          <w:lang w:val="ar_AE" w:bidi="ar_AE"/>
-        </w:rPr>
-      </w:r>
-      <w:r>
-        <w:rPr>
-          <w:vertAlign w:val="superscript"/>
+    </w:p>
+    <w:p>
+      <w:pPr>
+        <w:bidi/>
+      </w:pPr>
+      <w:r>
+        <w:rPr>
+          <w:rtl/>
+          <w:cs/>
+          <w:lang w:val="ar_AE" w:bidi="ar_AE"/>
+        </w:rPr>
+      </w:r>
+      <w:r>
+        <w:rPr>
+          <w:vertAlign w:val="superscript"/>
+          <w:rtl/>
+          <w:cs/>
           <w:lang w:val="ar_AE" w:bidi="ar_AE"/>
         </w:rPr>
         <w:t>20</w:t>
       </w:r>
       <w:r>
         <w:rPr>
+          <w:rtl/>
+          <w:cs/>
           <w:lang w:val="ar_AE" w:bidi="ar_AE"/>
         </w:rPr>
         <w:t xml:space="preserve"> اَلَّذِينَ يُخْطِئُونَ وَبِّخْهُمْ أَمَامَ ٱلْجَمِيعِ، لِكَيْ يَكُونَ عِنْدَ ٱلْبَاقِينَ خَوْفٌ.</w:t>
       </w:r>
-      <w:r>
-        <w:rPr>
-          <w:lang w:val="ar_AE" w:bidi="ar_AE"/>
-        </w:rPr>
-      </w:r>
-      <w:r>
-        <w:rPr>
-          <w:lang w:val="ar_AE" w:bidi="ar_AE"/>
-        </w:rPr>
-      </w:r>
-    </w:p>
-    <w:p>
-      <w:pPr>
-        <w:bidi/>
-      </w:pPr>
-      <w:r>
-        <w:rPr>
-          <w:lang w:val="ar_AE" w:bidi="ar_AE"/>
-        </w:rPr>
-      </w:r>
-    </w:p>
-    <w:p>
-      <w:pPr>
-        <w:bidi/>
-      </w:pPr>
-      <w:r>
-        <w:rPr>
-          <w:lang w:val="ar_AE" w:bidi="ar_AE"/>
-        </w:rPr>
-      </w:r>
-      <w:r>
-        <w:rPr>
-          <w:vertAlign w:val="superscript"/>
+    </w:p>
+    <w:p>
+      <w:pPr>
+        <w:bidi/>
+      </w:pPr>
+      <w:r>
+        <w:rPr>
+          <w:rtl/>
+          <w:cs/>
+          <w:lang w:val="ar_AE" w:bidi="ar_AE"/>
+        </w:rPr>
+      </w:r>
+      <w:r>
+        <w:rPr>
+          <w:vertAlign w:val="superscript"/>
+          <w:rtl/>
+          <w:cs/>
           <w:lang w:val="ar_AE" w:bidi="ar_AE"/>
         </w:rPr>
         <w:t>21</w:t>
       </w:r>
       <w:r>
         <w:rPr>
+          <w:rtl/>
+          <w:cs/>
           <w:lang w:val="ar_AE" w:bidi="ar_AE"/>
         </w:rPr>
         <w:t xml:space="preserve"> أُنَاشِدُكَ أَمَامَ ٱللهِ وَٱلرَّبِّ يَسُوعَ ٱلْمَسِيحِ وَٱلْمَلَائِكَةِ ٱلْمُخْتَارِينَ، أَنْ تَحْفَظَ هَذَا بِدُونِ غَرَضٍ، وَلَا تَعْمَلَ شَيْئًا بِمُحَابَاةٍ.</w:t>
       </w:r>
-      <w:r>
-        <w:rPr>
-          <w:lang w:val="ar_AE" w:bidi="ar_AE"/>
-        </w:rPr>
-      </w:r>
-      <w:r>
-        <w:rPr>
-          <w:lang w:val="ar_AE" w:bidi="ar_AE"/>
-        </w:rPr>
-      </w:r>
-    </w:p>
-    <w:p>
-      <w:pPr>
-        <w:bidi/>
-      </w:pPr>
-      <w:r>
-        <w:rPr>
-          <w:lang w:val="ar_AE" w:bidi="ar_AE"/>
-        </w:rPr>
-      </w:r>
-    </w:p>
-    <w:p>
-      <w:pPr>
-        <w:bidi/>
-      </w:pPr>
-      <w:r>
-        <w:rPr>
-          <w:lang w:val="ar_AE" w:bidi="ar_AE"/>
-        </w:rPr>
-      </w:r>
-      <w:r>
-        <w:rPr>
-          <w:vertAlign w:val="superscript"/>
+    </w:p>
+    <w:p>
+      <w:pPr>
+        <w:bidi/>
+      </w:pPr>
+      <w:r>
+        <w:rPr>
+          <w:rtl/>
+          <w:cs/>
+          <w:lang w:val="ar_AE" w:bidi="ar_AE"/>
+        </w:rPr>
+      </w:r>
+      <w:r>
+        <w:rPr>
+          <w:vertAlign w:val="superscript"/>
+          <w:rtl/>
+          <w:cs/>
           <w:lang w:val="ar_AE" w:bidi="ar_AE"/>
         </w:rPr>
         <w:t>22</w:t>
       </w:r>
       <w:r>
         <w:rPr>
+          <w:rtl/>
+          <w:cs/>
           <w:lang w:val="ar_AE" w:bidi="ar_AE"/>
         </w:rPr>
         <w:t xml:space="preserve"> لَا تَضَعْ يَدًا عَلَى أَحَدٍ بِٱلْعَجَلَةِ، وَلَا تَشْتَرِكْ فِي خَطَايَا ٱلْآخَرِينَ. اِحْفَظْ نَفْسَكَ طَاهِرًا.</w:t>
       </w:r>
-      <w:r>
-        <w:rPr>
-          <w:lang w:val="ar_AE" w:bidi="ar_AE"/>
-        </w:rPr>
-      </w:r>
-      <w:r>
-        <w:rPr>
-          <w:lang w:val="ar_AE" w:bidi="ar_AE"/>
-        </w:rPr>
-      </w:r>
-    </w:p>
-    <w:p>
-      <w:pPr>
-        <w:bidi/>
-      </w:pPr>
-      <w:r>
-        <w:rPr>
-          <w:lang w:val="ar_AE" w:bidi="ar_AE"/>
-        </w:rPr>
-      </w:r>
-    </w:p>
-    <w:p>
-      <w:pPr>
-        <w:bidi/>
-      </w:pPr>
-      <w:r>
-        <w:rPr>
-          <w:lang w:val="ar_AE" w:bidi="ar_AE"/>
-        </w:rPr>
-      </w:r>
-      <w:r>
-        <w:rPr>
-          <w:vertAlign w:val="superscript"/>
+    </w:p>
+    <w:p>
+      <w:pPr>
+        <w:bidi/>
+      </w:pPr>
+      <w:r>
+        <w:rPr>
+          <w:rtl/>
+          <w:cs/>
+          <w:lang w:val="ar_AE" w:bidi="ar_AE"/>
+        </w:rPr>
+      </w:r>
+      <w:r>
+        <w:rPr>
+          <w:vertAlign w:val="superscript"/>
+          <w:rtl/>
+          <w:cs/>
           <w:lang w:val="ar_AE" w:bidi="ar_AE"/>
         </w:rPr>
         <w:t>23</w:t>
       </w:r>
       <w:r>
         <w:rPr>
+          <w:rtl/>
+          <w:cs/>
           <w:lang w:val="ar_AE" w:bidi="ar_AE"/>
         </w:rPr>
         <w:t xml:space="preserve"> لَا تَكُنْ فِي مَا بَعْدُ شَرَّابَ مَاءٍ، بَلِ ٱسْتَعْمِلْ خَمْرًا قَلِيلًا مِنْ أَجْلِ مَعِدَتِكَ وَأَسْقَامِكَ ٱلْكَثِيرَةِ.</w:t>
       </w:r>
-      <w:r>
-        <w:rPr>
-          <w:lang w:val="ar_AE" w:bidi="ar_AE"/>
-        </w:rPr>
-      </w:r>
-      <w:r>
-        <w:rPr>
-          <w:lang w:val="ar_AE" w:bidi="ar_AE"/>
-        </w:rPr>
-      </w:r>
-    </w:p>
-    <w:p>
-      <w:pPr>
-        <w:bidi/>
-      </w:pPr>
-      <w:r>
-        <w:rPr>
-          <w:lang w:val="ar_AE" w:bidi="ar_AE"/>
-        </w:rPr>
-      </w:r>
-    </w:p>
-    <w:p>
-      <w:pPr>
-        <w:bidi/>
-      </w:pPr>
-      <w:r>
-        <w:rPr>
-          <w:lang w:val="ar_AE" w:bidi="ar_AE"/>
-        </w:rPr>
-      </w:r>
-      <w:r>
-        <w:rPr>
-          <w:vertAlign w:val="superscript"/>
+    </w:p>
+    <w:p>
+      <w:pPr>
+        <w:bidi/>
+      </w:pPr>
+      <w:r>
+        <w:rPr>
+          <w:rtl/>
+          <w:cs/>
+          <w:lang w:val="ar_AE" w:bidi="ar_AE"/>
+        </w:rPr>
+      </w:r>
+      <w:r>
+        <w:rPr>
+          <w:vertAlign w:val="superscript"/>
+          <w:rtl/>
+          <w:cs/>
           <w:lang w:val="ar_AE" w:bidi="ar_AE"/>
         </w:rPr>
         <w:t>24</w:t>
       </w:r>
       <w:r>
         <w:rPr>
+          <w:rtl/>
+          <w:cs/>
           <w:lang w:val="ar_AE" w:bidi="ar_AE"/>
         </w:rPr>
         <w:t xml:space="preserve"> خَطَايَا بَعْضِ ٱلنَّاسِ وَاضِحَةٌ تَتَقَدَّمُ إِلَى ٱلْقَضَاءِ، وَأَمَّا ٱلْبَعْضُ فَتَتْبَعُهُمْ.</w:t>
       </w:r>
-      <w:r>
-        <w:rPr>
-          <w:lang w:val="ar_AE" w:bidi="ar_AE"/>
-        </w:rPr>
-      </w:r>
-      <w:r>
-        <w:rPr>
-          <w:lang w:val="ar_AE" w:bidi="ar_AE"/>
-        </w:rPr>
-      </w:r>
-    </w:p>
-    <w:p>
-      <w:pPr>
-        <w:bidi/>
-      </w:pPr>
-      <w:r>
-        <w:rPr>
-          <w:lang w:val="ar_AE" w:bidi="ar_AE"/>
-        </w:rPr>
-      </w:r>
-    </w:p>
-    <w:p>
-      <w:pPr>
-        <w:bidi/>
-      </w:pPr>
-      <w:r>
-        <w:rPr>
-          <w:lang w:val="ar_AE" w:bidi="ar_AE"/>
-        </w:rPr>
-      </w:r>
-      <w:r>
-        <w:rPr>
-          <w:vertAlign w:val="superscript"/>
+    </w:p>
+    <w:p>
+      <w:pPr>
+        <w:bidi/>
+      </w:pPr>
+      <w:r>
+        <w:rPr>
+          <w:rtl/>
+          <w:cs/>
+          <w:lang w:val="ar_AE" w:bidi="ar_AE"/>
+        </w:rPr>
+      </w:r>
+      <w:r>
+        <w:rPr>
+          <w:vertAlign w:val="superscript"/>
+          <w:rtl/>
+          <w:cs/>
           <w:lang w:val="ar_AE" w:bidi="ar_AE"/>
         </w:rPr>
         <w:t>25</w:t>
       </w:r>
       <w:r>
         <w:rPr>
+          <w:rtl/>
+          <w:cs/>
           <w:lang w:val="ar_AE" w:bidi="ar_AE"/>
         </w:rPr>
         <w:t xml:space="preserve"> كَذَلِكَ أَيْضًا ٱلْأَعْمَالُ ٱلصَّالِحَةُ وَاضِحَةٌ، وَٱلَّتِي هِيَ خِلَافُ ذَلِكَ لَا يُمْكِنُ أَنْ تُخْفَى.</w:t>
       </w:r>
-      <w:r>
-        <w:rPr>
-          <w:lang w:val="ar_AE" w:bidi="ar_AE"/>
-        </w:rPr>
-      </w:r>
-      <w:r>
-        <w:rPr>
-          <w:lang w:val="ar_AE" w:bidi="ar_AE"/>
-        </w:rPr>
-      </w:r>
-    </w:p>
-    <w:p>
-      <w:pPr>
-        <w:bidi/>
-      </w:pPr>
-      <w:r>
-        <w:rPr>
-          <w:lang w:val="ar_AE" w:bidi="ar_AE"/>
-        </w:rPr>
-      </w:r>
     </w:p>
     <w:p>
       <w:pPr>
@@ -4282,950 +3009,656 @@
       </w:pPr>
       <w:r>
         <w:rPr>
+          <w:rtl/>
+          <w:cs/>
           <w:lang w:val="ar_AE" w:bidi="ar_AE"/>
         </w:rPr>
         <w:t>1 Timothy 6:1</w:t>
       </w:r>
       <w:r>
         <w:rPr>
-          <w:lang w:val="ar_AE" w:bidi="ar_AE"/>
-        </w:rPr>
-      </w:r>
-    </w:p>
-    <w:p>
-      <w:pPr>
-        <w:bidi/>
-      </w:pPr>
-      <w:r>
-        <w:rPr>
-          <w:lang w:val="ar_AE" w:bidi="ar_AE"/>
-        </w:rPr>
-      </w:r>
-      <w:r>
-        <w:rPr>
-          <w:vertAlign w:val="superscript"/>
+          <w:rtl/>
+          <w:cs/>
+          <w:lang w:val="ar_AE" w:bidi="ar_AE"/>
+        </w:rPr>
+      </w:r>
+    </w:p>
+    <w:p>
+      <w:pPr>
+        <w:bidi/>
+      </w:pPr>
+      <w:r>
+        <w:rPr>
+          <w:rtl/>
+          <w:cs/>
+          <w:lang w:val="ar_AE" w:bidi="ar_AE"/>
+        </w:rPr>
+      </w:r>
+      <w:r>
+        <w:rPr>
+          <w:vertAlign w:val="superscript"/>
+          <w:rtl/>
+          <w:cs/>
           <w:lang w:val="ar_AE" w:bidi="ar_AE"/>
         </w:rPr>
         <w:t>1</w:t>
       </w:r>
       <w:r>
         <w:rPr>
+          <w:rtl/>
+          <w:cs/>
           <w:lang w:val="ar_AE" w:bidi="ar_AE"/>
         </w:rPr>
         <w:t xml:space="preserve"> جَمِيعُ ٱلَّذِينَ هُمْ عَبِيدٌ تَحْتَ نِيرٍ فَلْيَحْسِبُوا سَادَتَهُمْ مُسْتَحِقِّينَ كُلَّ إِكْرَامٍ، لِئَلَّا يُفْتَرَى عَلَى ٱسْمِ ٱللهِ وَتَعْلِيمِهِ.</w:t>
       </w:r>
-      <w:r>
-        <w:rPr>
-          <w:lang w:val="ar_AE" w:bidi="ar_AE"/>
-        </w:rPr>
-      </w:r>
-      <w:r>
-        <w:rPr>
-          <w:lang w:val="ar_AE" w:bidi="ar_AE"/>
-        </w:rPr>
-      </w:r>
-    </w:p>
-    <w:p>
-      <w:pPr>
-        <w:bidi/>
-      </w:pPr>
-      <w:r>
-        <w:rPr>
-          <w:lang w:val="ar_AE" w:bidi="ar_AE"/>
-        </w:rPr>
-      </w:r>
-    </w:p>
-    <w:p>
-      <w:pPr>
-        <w:bidi/>
-      </w:pPr>
-      <w:r>
-        <w:rPr>
-          <w:lang w:val="ar_AE" w:bidi="ar_AE"/>
-        </w:rPr>
-      </w:r>
-      <w:r>
-        <w:rPr>
-          <w:vertAlign w:val="superscript"/>
+    </w:p>
+    <w:p>
+      <w:pPr>
+        <w:bidi/>
+      </w:pPr>
+      <w:r>
+        <w:rPr>
+          <w:rtl/>
+          <w:cs/>
+          <w:lang w:val="ar_AE" w:bidi="ar_AE"/>
+        </w:rPr>
+      </w:r>
+      <w:r>
+        <w:rPr>
+          <w:vertAlign w:val="superscript"/>
+          <w:rtl/>
+          <w:cs/>
           <w:lang w:val="ar_AE" w:bidi="ar_AE"/>
         </w:rPr>
         <w:t>2</w:t>
       </w:r>
       <w:r>
         <w:rPr>
+          <w:rtl/>
+          <w:cs/>
           <w:lang w:val="ar_AE" w:bidi="ar_AE"/>
         </w:rPr>
         <w:t xml:space="preserve"> وَٱلَّذِينَ لَهُمْ سَادَةٌ مُؤْمِنُونَ، لَا يَسْتَهِينُوا بِهِمْ لِأَنَّهُمْ إِخْوَةٌ، بَلْ لِيَخْدِمُوهُمْ أَكْثَرَ، لِأَنَّ ٱلَّذِينَ يَتَشَارَكُونَ فِي ٱلْفَائِدَةِ، هُمْ مُؤْمِنُونَ وَمَحْبُوبُونَ. عَلِّمْ وَعِظْ بِهَذَا.</w:t>
       </w:r>
-      <w:r>
-        <w:rPr>
-          <w:lang w:val="ar_AE" w:bidi="ar_AE"/>
-        </w:rPr>
-      </w:r>
-      <w:r>
-        <w:rPr>
-          <w:lang w:val="ar_AE" w:bidi="ar_AE"/>
-        </w:rPr>
-      </w:r>
-    </w:p>
-    <w:p>
-      <w:pPr>
-        <w:bidi/>
-      </w:pPr>
-      <w:r>
-        <w:rPr>
-          <w:lang w:val="ar_AE" w:bidi="ar_AE"/>
-        </w:rPr>
-      </w:r>
-    </w:p>
-    <w:p>
-      <w:pPr>
-        <w:bidi/>
-      </w:pPr>
-      <w:r>
-        <w:rPr>
-          <w:lang w:val="ar_AE" w:bidi="ar_AE"/>
-        </w:rPr>
-      </w:r>
-      <w:r>
-        <w:rPr>
-          <w:vertAlign w:val="superscript"/>
+    </w:p>
+    <w:p>
+      <w:pPr>
+        <w:bidi/>
+      </w:pPr>
+      <w:r>
+        <w:rPr>
+          <w:rtl/>
+          <w:cs/>
+          <w:lang w:val="ar_AE" w:bidi="ar_AE"/>
+        </w:rPr>
+      </w:r>
+      <w:r>
+        <w:rPr>
+          <w:vertAlign w:val="superscript"/>
+          <w:rtl/>
+          <w:cs/>
           <w:lang w:val="ar_AE" w:bidi="ar_AE"/>
         </w:rPr>
         <w:t>3</w:t>
       </w:r>
       <w:r>
         <w:rPr>
+          <w:rtl/>
+          <w:cs/>
           <w:lang w:val="ar_AE" w:bidi="ar_AE"/>
         </w:rPr>
         <w:t xml:space="preserve"> إِنْ كَانَ أَحَدٌ يُعَلِّمُ تَعْلِيمًا آخَرَ، وَلَا يُوافِقُ كَلِمَاتِ رَبِّنَا يَسُوعَ ٱلْمَسِيحِ ٱلصَّحِيحَةَ، وَٱلتَّعْلِيمَ ٱلَّذِي هُوَ حَسَبَ ٱلتَّقْوَى،</w:t>
       </w:r>
-      <w:r>
-        <w:rPr>
-          <w:lang w:val="ar_AE" w:bidi="ar_AE"/>
-        </w:rPr>
-      </w:r>
-      <w:r>
-        <w:rPr>
-          <w:lang w:val="ar_AE" w:bidi="ar_AE"/>
-        </w:rPr>
-      </w:r>
-    </w:p>
-    <w:p>
-      <w:pPr>
-        <w:bidi/>
-      </w:pPr>
-      <w:r>
-        <w:rPr>
-          <w:lang w:val="ar_AE" w:bidi="ar_AE"/>
-        </w:rPr>
-      </w:r>
-    </w:p>
-    <w:p>
-      <w:pPr>
-        <w:bidi/>
-      </w:pPr>
-      <w:r>
-        <w:rPr>
-          <w:lang w:val="ar_AE" w:bidi="ar_AE"/>
-        </w:rPr>
-      </w:r>
-      <w:r>
-        <w:rPr>
-          <w:vertAlign w:val="superscript"/>
+    </w:p>
+    <w:p>
+      <w:pPr>
+        <w:bidi/>
+      </w:pPr>
+      <w:r>
+        <w:rPr>
+          <w:rtl/>
+          <w:cs/>
+          <w:lang w:val="ar_AE" w:bidi="ar_AE"/>
+        </w:rPr>
+      </w:r>
+      <w:r>
+        <w:rPr>
+          <w:vertAlign w:val="superscript"/>
+          <w:rtl/>
+          <w:cs/>
           <w:lang w:val="ar_AE" w:bidi="ar_AE"/>
         </w:rPr>
         <w:t>4</w:t>
       </w:r>
       <w:r>
         <w:rPr>
+          <w:rtl/>
+          <w:cs/>
           <w:lang w:val="ar_AE" w:bidi="ar_AE"/>
         </w:rPr>
         <w:t xml:space="preserve"> فَقَدْ تَصَلَّفَ، وَهُوَ لَا يَفْهَمُ شَيْئًا، بَلْ هُوَ مُتَعَلِّلٌ بِمُبَاحَثَاتٍ وَمُمَاحَكَاتِ ٱلْكَلَامِ، ٱلَّتِي مِنْهَا يَحْصُلُ ٱلْحَسَدُ وَٱلْخِصَامُ وَٱلِٱفْتِرَاءُ وَٱلظُّنُونُ ٱلرَّدِيَّةُ،</w:t>
       </w:r>
-      <w:r>
-        <w:rPr>
-          <w:lang w:val="ar_AE" w:bidi="ar_AE"/>
-        </w:rPr>
-      </w:r>
-      <w:r>
-        <w:rPr>
-          <w:lang w:val="ar_AE" w:bidi="ar_AE"/>
-        </w:rPr>
-      </w:r>
-    </w:p>
-    <w:p>
-      <w:pPr>
-        <w:bidi/>
-      </w:pPr>
-      <w:r>
-        <w:rPr>
-          <w:lang w:val="ar_AE" w:bidi="ar_AE"/>
-        </w:rPr>
-      </w:r>
-    </w:p>
-    <w:p>
-      <w:pPr>
-        <w:bidi/>
-      </w:pPr>
-      <w:r>
-        <w:rPr>
-          <w:lang w:val="ar_AE" w:bidi="ar_AE"/>
-        </w:rPr>
-      </w:r>
-      <w:r>
-        <w:rPr>
-          <w:vertAlign w:val="superscript"/>
+    </w:p>
+    <w:p>
+      <w:pPr>
+        <w:bidi/>
+      </w:pPr>
+      <w:r>
+        <w:rPr>
+          <w:rtl/>
+          <w:cs/>
+          <w:lang w:val="ar_AE" w:bidi="ar_AE"/>
+        </w:rPr>
+      </w:r>
+      <w:r>
+        <w:rPr>
+          <w:vertAlign w:val="superscript"/>
+          <w:rtl/>
+          <w:cs/>
           <w:lang w:val="ar_AE" w:bidi="ar_AE"/>
         </w:rPr>
         <w:t>5</w:t>
       </w:r>
       <w:r>
         <w:rPr>
+          <w:rtl/>
+          <w:cs/>
           <w:lang w:val="ar_AE" w:bidi="ar_AE"/>
         </w:rPr>
         <w:t xml:space="preserve"> وَمُنَازَعَاتُ أُنَاسٍ فَاسِدِي ٱلذِّهْنِ وَعَادِمِي ٱلْحَقِّ، يَظُنُّونَ أَنَّ ٱلتَّقْوَى تِجَارَةٌ. تَجَنَّبْ مِثْلَ هَؤُلَاءِ.</w:t>
       </w:r>
-      <w:r>
-        <w:rPr>
-          <w:lang w:val="ar_AE" w:bidi="ar_AE"/>
-        </w:rPr>
-      </w:r>
-      <w:r>
-        <w:rPr>
-          <w:lang w:val="ar_AE" w:bidi="ar_AE"/>
-        </w:rPr>
-      </w:r>
-    </w:p>
-    <w:p>
-      <w:pPr>
-        <w:bidi/>
-      </w:pPr>
-      <w:r>
-        <w:rPr>
-          <w:lang w:val="ar_AE" w:bidi="ar_AE"/>
-        </w:rPr>
-      </w:r>
-    </w:p>
-    <w:p>
-      <w:pPr>
-        <w:bidi/>
-      </w:pPr>
-      <w:r>
-        <w:rPr>
-          <w:lang w:val="ar_AE" w:bidi="ar_AE"/>
-        </w:rPr>
-      </w:r>
-      <w:r>
-        <w:rPr>
-          <w:vertAlign w:val="superscript"/>
+    </w:p>
+    <w:p>
+      <w:pPr>
+        <w:bidi/>
+      </w:pPr>
+      <w:r>
+        <w:rPr>
+          <w:rtl/>
+          <w:cs/>
+          <w:lang w:val="ar_AE" w:bidi="ar_AE"/>
+        </w:rPr>
+      </w:r>
+      <w:r>
+        <w:rPr>
+          <w:vertAlign w:val="superscript"/>
+          <w:rtl/>
+          <w:cs/>
           <w:lang w:val="ar_AE" w:bidi="ar_AE"/>
         </w:rPr>
         <w:t>6</w:t>
       </w:r>
       <w:r>
         <w:rPr>
+          <w:rtl/>
+          <w:cs/>
           <w:lang w:val="ar_AE" w:bidi="ar_AE"/>
         </w:rPr>
         <w:t xml:space="preserve"> وَأَمَّا ٱلتَّقْوَى مَعَ ٱلْقَنَاعَةِ فَهِيَ تِجَارَةٌ عَظِيمَةٌ.</w:t>
       </w:r>
-      <w:r>
-        <w:rPr>
-          <w:lang w:val="ar_AE" w:bidi="ar_AE"/>
-        </w:rPr>
-      </w:r>
-      <w:r>
-        <w:rPr>
-          <w:lang w:val="ar_AE" w:bidi="ar_AE"/>
-        </w:rPr>
-      </w:r>
-    </w:p>
-    <w:p>
-      <w:pPr>
-        <w:bidi/>
-      </w:pPr>
-      <w:r>
-        <w:rPr>
-          <w:lang w:val="ar_AE" w:bidi="ar_AE"/>
-        </w:rPr>
-      </w:r>
-    </w:p>
-    <w:p>
-      <w:pPr>
-        <w:bidi/>
-      </w:pPr>
-      <w:r>
-        <w:rPr>
-          <w:lang w:val="ar_AE" w:bidi="ar_AE"/>
-        </w:rPr>
-      </w:r>
-      <w:r>
-        <w:rPr>
-          <w:vertAlign w:val="superscript"/>
+    </w:p>
+    <w:p>
+      <w:pPr>
+        <w:bidi/>
+      </w:pPr>
+      <w:r>
+        <w:rPr>
+          <w:rtl/>
+          <w:cs/>
+          <w:lang w:val="ar_AE" w:bidi="ar_AE"/>
+        </w:rPr>
+      </w:r>
+      <w:r>
+        <w:rPr>
+          <w:vertAlign w:val="superscript"/>
+          <w:rtl/>
+          <w:cs/>
           <w:lang w:val="ar_AE" w:bidi="ar_AE"/>
         </w:rPr>
         <w:t>7</w:t>
       </w:r>
       <w:r>
         <w:rPr>
+          <w:rtl/>
+          <w:cs/>
           <w:lang w:val="ar_AE" w:bidi="ar_AE"/>
         </w:rPr>
         <w:t xml:space="preserve"> لِأَنَّنَا لَمْ نَدْخُلِ ٱلْعَالَمَ بِشَيْءٍ، وَوَاضِحٌ أَنَّنَا لَا نَقْدِرُ أَنْ نَخْرُجَ مِنْهُ بِشَيْءٍ.</w:t>
       </w:r>
-      <w:r>
-        <w:rPr>
-          <w:lang w:val="ar_AE" w:bidi="ar_AE"/>
-        </w:rPr>
-      </w:r>
-      <w:r>
-        <w:rPr>
-          <w:lang w:val="ar_AE" w:bidi="ar_AE"/>
-        </w:rPr>
-      </w:r>
-    </w:p>
-    <w:p>
-      <w:pPr>
-        <w:bidi/>
-      </w:pPr>
-      <w:r>
-        <w:rPr>
-          <w:lang w:val="ar_AE" w:bidi="ar_AE"/>
-        </w:rPr>
-      </w:r>
-    </w:p>
-    <w:p>
-      <w:pPr>
-        <w:bidi/>
-      </w:pPr>
-      <w:r>
-        <w:rPr>
-          <w:lang w:val="ar_AE" w:bidi="ar_AE"/>
-        </w:rPr>
-      </w:r>
-      <w:r>
-        <w:rPr>
-          <w:vertAlign w:val="superscript"/>
+    </w:p>
+    <w:p>
+      <w:pPr>
+        <w:bidi/>
+      </w:pPr>
+      <w:r>
+        <w:rPr>
+          <w:rtl/>
+          <w:cs/>
+          <w:lang w:val="ar_AE" w:bidi="ar_AE"/>
+        </w:rPr>
+      </w:r>
+      <w:r>
+        <w:rPr>
+          <w:vertAlign w:val="superscript"/>
+          <w:rtl/>
+          <w:cs/>
           <w:lang w:val="ar_AE" w:bidi="ar_AE"/>
         </w:rPr>
         <w:t>8</w:t>
       </w:r>
       <w:r>
         <w:rPr>
+          <w:rtl/>
+          <w:cs/>
           <w:lang w:val="ar_AE" w:bidi="ar_AE"/>
         </w:rPr>
         <w:t xml:space="preserve"> فَإِنْ كَانَ لَنَا قُوتٌ وَكِسْوَةٌ، فَلْنَكْتَفِ بِهِمَا.</w:t>
       </w:r>
-      <w:r>
-        <w:rPr>
-          <w:lang w:val="ar_AE" w:bidi="ar_AE"/>
-        </w:rPr>
-      </w:r>
-      <w:r>
-        <w:rPr>
-          <w:lang w:val="ar_AE" w:bidi="ar_AE"/>
-        </w:rPr>
-      </w:r>
-    </w:p>
-    <w:p>
-      <w:pPr>
-        <w:bidi/>
-      </w:pPr>
-      <w:r>
-        <w:rPr>
-          <w:lang w:val="ar_AE" w:bidi="ar_AE"/>
-        </w:rPr>
-      </w:r>
-    </w:p>
-    <w:p>
-      <w:pPr>
-        <w:bidi/>
-      </w:pPr>
-      <w:r>
-        <w:rPr>
-          <w:lang w:val="ar_AE" w:bidi="ar_AE"/>
-        </w:rPr>
-      </w:r>
-      <w:r>
-        <w:rPr>
-          <w:vertAlign w:val="superscript"/>
+    </w:p>
+    <w:p>
+      <w:pPr>
+        <w:bidi/>
+      </w:pPr>
+      <w:r>
+        <w:rPr>
+          <w:rtl/>
+          <w:cs/>
+          <w:lang w:val="ar_AE" w:bidi="ar_AE"/>
+        </w:rPr>
+      </w:r>
+      <w:r>
+        <w:rPr>
+          <w:vertAlign w:val="superscript"/>
+          <w:rtl/>
+          <w:cs/>
           <w:lang w:val="ar_AE" w:bidi="ar_AE"/>
         </w:rPr>
         <w:t>9</w:t>
       </w:r>
       <w:r>
         <w:rPr>
+          <w:rtl/>
+          <w:cs/>
           <w:lang w:val="ar_AE" w:bidi="ar_AE"/>
         </w:rPr>
         <w:t xml:space="preserve"> وَأَمَّا ٱلَّذِينَ يُرِيدُونَ أَنْ يَكُونُوا أَغْنِيَاءَ، فَيَسْقُطُونَ فِي تَجْرِبَةٍ وَفَخٍّ وَشَهَوَاتٍ كَثِيرَةٍ غَبِيَّةٍ وَمُضِرَّةٍ، تُغَرِّقُ ٱلنَّاسَ فِي ٱلْعَطَبِ وَٱلْهَلَاكِ.</w:t>
       </w:r>
-      <w:r>
-        <w:rPr>
-          <w:lang w:val="ar_AE" w:bidi="ar_AE"/>
-        </w:rPr>
-      </w:r>
-      <w:r>
-        <w:rPr>
-          <w:lang w:val="ar_AE" w:bidi="ar_AE"/>
-        </w:rPr>
-      </w:r>
-    </w:p>
-    <w:p>
-      <w:pPr>
-        <w:bidi/>
-      </w:pPr>
-      <w:r>
-        <w:rPr>
-          <w:lang w:val="ar_AE" w:bidi="ar_AE"/>
-        </w:rPr>
-      </w:r>
-    </w:p>
-    <w:p>
-      <w:pPr>
-        <w:bidi/>
-      </w:pPr>
-      <w:r>
-        <w:rPr>
-          <w:lang w:val="ar_AE" w:bidi="ar_AE"/>
-        </w:rPr>
-      </w:r>
-      <w:r>
-        <w:rPr>
-          <w:vertAlign w:val="superscript"/>
+    </w:p>
+    <w:p>
+      <w:pPr>
+        <w:bidi/>
+      </w:pPr>
+      <w:r>
+        <w:rPr>
+          <w:rtl/>
+          <w:cs/>
+          <w:lang w:val="ar_AE" w:bidi="ar_AE"/>
+        </w:rPr>
+      </w:r>
+      <w:r>
+        <w:rPr>
+          <w:vertAlign w:val="superscript"/>
+          <w:rtl/>
+          <w:cs/>
           <w:lang w:val="ar_AE" w:bidi="ar_AE"/>
         </w:rPr>
         <w:t>10</w:t>
       </w:r>
       <w:r>
         <w:rPr>
+          <w:rtl/>
+          <w:cs/>
           <w:lang w:val="ar_AE" w:bidi="ar_AE"/>
         </w:rPr>
         <w:t xml:space="preserve"> لِأَنَّ مَحَبَّةَ ٱلْمَالِ أَصْلٌ لِكُلِّ ٱلشُّرُورِ، ٱلَّذِي إِذِ ٱبْتَغَاهُ قَوْمٌ ضَلُّوا عَنِ ٱلْإِيمَانِ، وَطَعَنُوا أَنْفُسَهُمْ بِأَوْجَاعٍ كَثِيرَةٍ.</w:t>
       </w:r>
-      <w:r>
-        <w:rPr>
-          <w:lang w:val="ar_AE" w:bidi="ar_AE"/>
-        </w:rPr>
-      </w:r>
-      <w:r>
-        <w:rPr>
-          <w:lang w:val="ar_AE" w:bidi="ar_AE"/>
-        </w:rPr>
-      </w:r>
-    </w:p>
-    <w:p>
-      <w:pPr>
-        <w:bidi/>
-      </w:pPr>
-      <w:r>
-        <w:rPr>
-          <w:lang w:val="ar_AE" w:bidi="ar_AE"/>
-        </w:rPr>
-      </w:r>
-    </w:p>
-    <w:p>
-      <w:pPr>
-        <w:bidi/>
-      </w:pPr>
-      <w:r>
-        <w:rPr>
-          <w:lang w:val="ar_AE" w:bidi="ar_AE"/>
-        </w:rPr>
-      </w:r>
-      <w:r>
-        <w:rPr>
-          <w:vertAlign w:val="superscript"/>
+    </w:p>
+    <w:p>
+      <w:pPr>
+        <w:bidi/>
+      </w:pPr>
+      <w:r>
+        <w:rPr>
+          <w:rtl/>
+          <w:cs/>
+          <w:lang w:val="ar_AE" w:bidi="ar_AE"/>
+        </w:rPr>
+      </w:r>
+      <w:r>
+        <w:rPr>
+          <w:vertAlign w:val="superscript"/>
+          <w:rtl/>
+          <w:cs/>
           <w:lang w:val="ar_AE" w:bidi="ar_AE"/>
         </w:rPr>
         <w:t>11</w:t>
       </w:r>
       <w:r>
         <w:rPr>
+          <w:rtl/>
+          <w:cs/>
           <w:lang w:val="ar_AE" w:bidi="ar_AE"/>
         </w:rPr>
         <w:t xml:space="preserve"> وَأَمَّا أَنْتَ يَا إِنْسَانَ ٱللهِ فَٱهْرُبْ مِنْ هَذَا، وَٱتْبَعِ ٱلْبِرَّ وَٱلتَّقْوَى وَٱلْإِيمَانَ وَٱلْمَحَبَّةَ وَٱلصَّبْرَ وَٱلْوَدَاعَةَ.</w:t>
       </w:r>
-      <w:r>
-        <w:rPr>
-          <w:lang w:val="ar_AE" w:bidi="ar_AE"/>
-        </w:rPr>
-      </w:r>
-      <w:r>
-        <w:rPr>
-          <w:lang w:val="ar_AE" w:bidi="ar_AE"/>
-        </w:rPr>
-      </w:r>
-    </w:p>
-    <w:p>
-      <w:pPr>
-        <w:bidi/>
-      </w:pPr>
-      <w:r>
-        <w:rPr>
-          <w:lang w:val="ar_AE" w:bidi="ar_AE"/>
-        </w:rPr>
-      </w:r>
-    </w:p>
-    <w:p>
-      <w:pPr>
-        <w:bidi/>
-      </w:pPr>
-      <w:r>
-        <w:rPr>
-          <w:lang w:val="ar_AE" w:bidi="ar_AE"/>
-        </w:rPr>
-      </w:r>
-      <w:r>
-        <w:rPr>
-          <w:vertAlign w:val="superscript"/>
+    </w:p>
+    <w:p>
+      <w:pPr>
+        <w:bidi/>
+      </w:pPr>
+      <w:r>
+        <w:rPr>
+          <w:rtl/>
+          <w:cs/>
+          <w:lang w:val="ar_AE" w:bidi="ar_AE"/>
+        </w:rPr>
+      </w:r>
+      <w:r>
+        <w:rPr>
+          <w:vertAlign w:val="superscript"/>
+          <w:rtl/>
+          <w:cs/>
           <w:lang w:val="ar_AE" w:bidi="ar_AE"/>
         </w:rPr>
         <w:t>12</w:t>
       </w:r>
       <w:r>
         <w:rPr>
+          <w:rtl/>
+          <w:cs/>
           <w:lang w:val="ar_AE" w:bidi="ar_AE"/>
         </w:rPr>
         <w:t xml:space="preserve"> جَاهِدْ جِهَادَ ٱلْإِيمَانِ ٱلْحَسَنَ، وَأَمْسِكْ بِٱلْحَيَاةِ ٱلْأَبَدِيَّةِ ٱلَّتِي إِلَيْهَا دُعِيتَ أَيْضًا، وَٱعْتَرَفْتَ ٱلِٱعْتِرَافَ ٱلْحَسَنَ أَمَامَ شُهُودٍ كَثِيرِينَ.</w:t>
       </w:r>
-      <w:r>
-        <w:rPr>
-          <w:lang w:val="ar_AE" w:bidi="ar_AE"/>
-        </w:rPr>
-      </w:r>
-      <w:r>
-        <w:rPr>
-          <w:lang w:val="ar_AE" w:bidi="ar_AE"/>
-        </w:rPr>
-      </w:r>
-    </w:p>
-    <w:p>
-      <w:pPr>
-        <w:bidi/>
-      </w:pPr>
-      <w:r>
-        <w:rPr>
-          <w:lang w:val="ar_AE" w:bidi="ar_AE"/>
-        </w:rPr>
-      </w:r>
-    </w:p>
-    <w:p>
-      <w:pPr>
-        <w:bidi/>
-      </w:pPr>
-      <w:r>
-        <w:rPr>
-          <w:lang w:val="ar_AE" w:bidi="ar_AE"/>
-        </w:rPr>
-      </w:r>
-      <w:r>
-        <w:rPr>
-          <w:vertAlign w:val="superscript"/>
+    </w:p>
+    <w:p>
+      <w:pPr>
+        <w:bidi/>
+      </w:pPr>
+      <w:r>
+        <w:rPr>
+          <w:rtl/>
+          <w:cs/>
+          <w:lang w:val="ar_AE" w:bidi="ar_AE"/>
+        </w:rPr>
+      </w:r>
+      <w:r>
+        <w:rPr>
+          <w:vertAlign w:val="superscript"/>
+          <w:rtl/>
+          <w:cs/>
           <w:lang w:val="ar_AE" w:bidi="ar_AE"/>
         </w:rPr>
         <w:t>13</w:t>
       </w:r>
       <w:r>
         <w:rPr>
+          <w:rtl/>
+          <w:cs/>
           <w:lang w:val="ar_AE" w:bidi="ar_AE"/>
         </w:rPr>
         <w:t xml:space="preserve"> أُوصِيكَ أَمَامَ ٱللهِ ٱلَّذِي يُحْيِي ٱلْكُلَّ، وَٱلْمَسِيحِ يَسُوعَ ٱلَّذِي شَهِدَ لَدَى بِيلَاطُسَ ٱلْبُنْطِيِّ بِٱلِٱعْتِرَافِ ٱلْحَسَنِ:</w:t>
       </w:r>
-      <w:r>
-        <w:rPr>
-          <w:lang w:val="ar_AE" w:bidi="ar_AE"/>
-        </w:rPr>
-      </w:r>
-      <w:r>
-        <w:rPr>
-          <w:lang w:val="ar_AE" w:bidi="ar_AE"/>
-        </w:rPr>
-      </w:r>
-    </w:p>
-    <w:p>
-      <w:pPr>
-        <w:bidi/>
-      </w:pPr>
-      <w:r>
-        <w:rPr>
-          <w:lang w:val="ar_AE" w:bidi="ar_AE"/>
-        </w:rPr>
-      </w:r>
-    </w:p>
-    <w:p>
-      <w:pPr>
-        <w:bidi/>
-      </w:pPr>
-      <w:r>
-        <w:rPr>
-          <w:lang w:val="ar_AE" w:bidi="ar_AE"/>
-        </w:rPr>
-      </w:r>
-      <w:r>
-        <w:rPr>
-          <w:vertAlign w:val="superscript"/>
+    </w:p>
+    <w:p>
+      <w:pPr>
+        <w:bidi/>
+      </w:pPr>
+      <w:r>
+        <w:rPr>
+          <w:rtl/>
+          <w:cs/>
+          <w:lang w:val="ar_AE" w:bidi="ar_AE"/>
+        </w:rPr>
+      </w:r>
+      <w:r>
+        <w:rPr>
+          <w:vertAlign w:val="superscript"/>
+          <w:rtl/>
+          <w:cs/>
           <w:lang w:val="ar_AE" w:bidi="ar_AE"/>
         </w:rPr>
         <w:t>14</w:t>
       </w:r>
       <w:r>
         <w:rPr>
+          <w:rtl/>
+          <w:cs/>
           <w:lang w:val="ar_AE" w:bidi="ar_AE"/>
         </w:rPr>
         <w:t xml:space="preserve"> أَنْ تَحْفَظَ ٱلْوَصِيَّةَ بِلَا دَنَسٍ وَلَا لَوْمٍ إِلَى ظُهُورِ رَبِّنَا يَسُوعَ ٱلْمَسِيحِ،</w:t>
       </w:r>
-      <w:r>
-        <w:rPr>
-          <w:lang w:val="ar_AE" w:bidi="ar_AE"/>
-        </w:rPr>
-      </w:r>
-      <w:r>
-        <w:rPr>
-          <w:lang w:val="ar_AE" w:bidi="ar_AE"/>
-        </w:rPr>
-      </w:r>
-    </w:p>
-    <w:p>
-      <w:pPr>
-        <w:bidi/>
-      </w:pPr>
-      <w:r>
-        <w:rPr>
-          <w:lang w:val="ar_AE" w:bidi="ar_AE"/>
-        </w:rPr>
-      </w:r>
-    </w:p>
-    <w:p>
-      <w:pPr>
-        <w:bidi/>
-      </w:pPr>
-      <w:r>
-        <w:rPr>
-          <w:lang w:val="ar_AE" w:bidi="ar_AE"/>
-        </w:rPr>
-      </w:r>
-      <w:r>
-        <w:rPr>
-          <w:vertAlign w:val="superscript"/>
+    </w:p>
+    <w:p>
+      <w:pPr>
+        <w:bidi/>
+      </w:pPr>
+      <w:r>
+        <w:rPr>
+          <w:rtl/>
+          <w:cs/>
+          <w:lang w:val="ar_AE" w:bidi="ar_AE"/>
+        </w:rPr>
+      </w:r>
+      <w:r>
+        <w:rPr>
+          <w:vertAlign w:val="superscript"/>
+          <w:rtl/>
+          <w:cs/>
           <w:lang w:val="ar_AE" w:bidi="ar_AE"/>
         </w:rPr>
         <w:t>15</w:t>
       </w:r>
       <w:r>
         <w:rPr>
+          <w:rtl/>
+          <w:cs/>
           <w:lang w:val="ar_AE" w:bidi="ar_AE"/>
         </w:rPr>
         <w:t xml:space="preserve"> ٱلَّذِي سَيُبَيِّنُهُ فِي أَوْقَاتِهِ ٱلْمُبَارَكُ ٱلْعَزِيزُ ٱلْوَحِيدُ: مَلِكُ ٱلْمُلُوكِ وَرَبُّ ٱلْأَرْبَابِ،</w:t>
       </w:r>
-      <w:r>
-        <w:rPr>
-          <w:lang w:val="ar_AE" w:bidi="ar_AE"/>
-        </w:rPr>
-      </w:r>
-      <w:r>
-        <w:rPr>
-          <w:lang w:val="ar_AE" w:bidi="ar_AE"/>
-        </w:rPr>
-      </w:r>
-    </w:p>
-    <w:p>
-      <w:pPr>
-        <w:bidi/>
-      </w:pPr>
-      <w:r>
-        <w:rPr>
-          <w:lang w:val="ar_AE" w:bidi="ar_AE"/>
-        </w:rPr>
-      </w:r>
-    </w:p>
-    <w:p>
-      <w:pPr>
-        <w:bidi/>
-      </w:pPr>
-      <w:r>
-        <w:rPr>
-          <w:lang w:val="ar_AE" w:bidi="ar_AE"/>
-        </w:rPr>
-      </w:r>
-      <w:r>
-        <w:rPr>
-          <w:vertAlign w:val="superscript"/>
+    </w:p>
+    <w:p>
+      <w:pPr>
+        <w:bidi/>
+      </w:pPr>
+      <w:r>
+        <w:rPr>
+          <w:rtl/>
+          <w:cs/>
+          <w:lang w:val="ar_AE" w:bidi="ar_AE"/>
+        </w:rPr>
+      </w:r>
+      <w:r>
+        <w:rPr>
+          <w:vertAlign w:val="superscript"/>
+          <w:rtl/>
+          <w:cs/>
           <w:lang w:val="ar_AE" w:bidi="ar_AE"/>
         </w:rPr>
         <w:t>16</w:t>
       </w:r>
       <w:r>
         <w:rPr>
+          <w:rtl/>
+          <w:cs/>
           <w:lang w:val="ar_AE" w:bidi="ar_AE"/>
         </w:rPr>
         <w:t xml:space="preserve"> ٱلَّذِي وَحْدَهُ لَهُ عَدَمُ ٱلْمَوْتِ، سَاكِنًا فِي نُورٍ لَا يُدْنَى مِنْهُ، ٱلَّذِي لَمْ يَرَهُ أَحَدٌ مِنَ ٱلنَّاسِ وَلَا يَقْدِرُ أَنْ يَرَاهُ، ٱلَّذِي لَهُ ٱلْكَرَامَةُ وَٱلْقُدْرَةُ ٱلْأَبَدِيَّةُ. آمِينَ.</w:t>
       </w:r>
-      <w:r>
-        <w:rPr>
-          <w:lang w:val="ar_AE" w:bidi="ar_AE"/>
-        </w:rPr>
-      </w:r>
-      <w:r>
-        <w:rPr>
-          <w:lang w:val="ar_AE" w:bidi="ar_AE"/>
-        </w:rPr>
-      </w:r>
-    </w:p>
-    <w:p>
-      <w:pPr>
-        <w:bidi/>
-      </w:pPr>
-      <w:r>
-        <w:rPr>
-          <w:lang w:val="ar_AE" w:bidi="ar_AE"/>
-        </w:rPr>
-      </w:r>
-    </w:p>
-    <w:p>
-      <w:pPr>
-        <w:bidi/>
-      </w:pPr>
-      <w:r>
-        <w:rPr>
-          <w:lang w:val="ar_AE" w:bidi="ar_AE"/>
-        </w:rPr>
-      </w:r>
-      <w:r>
-        <w:rPr>
-          <w:vertAlign w:val="superscript"/>
+    </w:p>
+    <w:p>
+      <w:pPr>
+        <w:bidi/>
+      </w:pPr>
+      <w:r>
+        <w:rPr>
+          <w:rtl/>
+          <w:cs/>
+          <w:lang w:val="ar_AE" w:bidi="ar_AE"/>
+        </w:rPr>
+      </w:r>
+      <w:r>
+        <w:rPr>
+          <w:vertAlign w:val="superscript"/>
+          <w:rtl/>
+          <w:cs/>
           <w:lang w:val="ar_AE" w:bidi="ar_AE"/>
         </w:rPr>
         <w:t>17</w:t>
       </w:r>
       <w:r>
         <w:rPr>
+          <w:rtl/>
+          <w:cs/>
           <w:lang w:val="ar_AE" w:bidi="ar_AE"/>
         </w:rPr>
         <w:t xml:space="preserve"> أَوْصِ ٱلْأَغْنِيَاءَ فِي ٱلدَّهْرِ ٱلْحَاضِرِ أَنْ لَا يَسْتَكْبِرُوا، وَلَا يُلْقُوا رَجَاءَهُمْ عَلَى غَيْرِ يَقِينِيَّةِ ٱلْغِنَى، بَلْ عَلَى ٱللهِ ٱلْحَيِّ ٱلَّذِي يَمْنَحُنَا كُلَّ شَيْءٍ بِغِنًى لِلتَّمَتُّعِ.</w:t>
       </w:r>
-      <w:r>
-        <w:rPr>
-          <w:lang w:val="ar_AE" w:bidi="ar_AE"/>
-        </w:rPr>
-      </w:r>
-      <w:r>
-        <w:rPr>
-          <w:lang w:val="ar_AE" w:bidi="ar_AE"/>
-        </w:rPr>
-      </w:r>
-    </w:p>
-    <w:p>
-      <w:pPr>
-        <w:bidi/>
-      </w:pPr>
-      <w:r>
-        <w:rPr>
-          <w:lang w:val="ar_AE" w:bidi="ar_AE"/>
-        </w:rPr>
-      </w:r>
-    </w:p>
-    <w:p>
-      <w:pPr>
-        <w:bidi/>
-      </w:pPr>
-      <w:r>
-        <w:rPr>
-          <w:lang w:val="ar_AE" w:bidi="ar_AE"/>
-        </w:rPr>
-      </w:r>
-      <w:r>
-        <w:rPr>
-          <w:vertAlign w:val="superscript"/>
+    </w:p>
+    <w:p>
+      <w:pPr>
+        <w:bidi/>
+      </w:pPr>
+      <w:r>
+        <w:rPr>
+          <w:rtl/>
+          <w:cs/>
+          <w:lang w:val="ar_AE" w:bidi="ar_AE"/>
+        </w:rPr>
+      </w:r>
+      <w:r>
+        <w:rPr>
+          <w:vertAlign w:val="superscript"/>
+          <w:rtl/>
+          <w:cs/>
           <w:lang w:val="ar_AE" w:bidi="ar_AE"/>
         </w:rPr>
         <w:t>18</w:t>
       </w:r>
       <w:r>
         <w:rPr>
+          <w:rtl/>
+          <w:cs/>
           <w:lang w:val="ar_AE" w:bidi="ar_AE"/>
         </w:rPr>
         <w:t xml:space="preserve"> وَأَنْ يَصْنَعُوا صَلَاحًا، وَأَنْ يَكُونُوا أَغْنِيَاءَ فِي أَعْمَالٍ صَالِحَةٍ، وَأَنْ يَكُونُوا أَسْخِيَاءَ فِي ٱلْعَطَاءِ، كُرَمَاءَ فِي ٱلتَّوْزِيعِ،</w:t>
       </w:r>
-      <w:r>
-        <w:rPr>
-          <w:lang w:val="ar_AE" w:bidi="ar_AE"/>
-        </w:rPr>
-      </w:r>
-      <w:r>
-        <w:rPr>
-          <w:lang w:val="ar_AE" w:bidi="ar_AE"/>
-        </w:rPr>
-      </w:r>
-    </w:p>
-    <w:p>
-      <w:pPr>
-        <w:bidi/>
-      </w:pPr>
-      <w:r>
-        <w:rPr>
-          <w:lang w:val="ar_AE" w:bidi="ar_AE"/>
-        </w:rPr>
-      </w:r>
-    </w:p>
-    <w:p>
-      <w:pPr>
-        <w:bidi/>
-      </w:pPr>
-      <w:r>
-        <w:rPr>
-          <w:lang w:val="ar_AE" w:bidi="ar_AE"/>
-        </w:rPr>
-      </w:r>
-      <w:r>
-        <w:rPr>
-          <w:vertAlign w:val="superscript"/>
+    </w:p>
+    <w:p>
+      <w:pPr>
+        <w:bidi/>
+      </w:pPr>
+      <w:r>
+        <w:rPr>
+          <w:rtl/>
+          <w:cs/>
+          <w:lang w:val="ar_AE" w:bidi="ar_AE"/>
+        </w:rPr>
+      </w:r>
+      <w:r>
+        <w:rPr>
+          <w:vertAlign w:val="superscript"/>
+          <w:rtl/>
+          <w:cs/>
           <w:lang w:val="ar_AE" w:bidi="ar_AE"/>
         </w:rPr>
         <w:t>19</w:t>
       </w:r>
       <w:r>
         <w:rPr>
+          <w:rtl/>
+          <w:cs/>
           <w:lang w:val="ar_AE" w:bidi="ar_AE"/>
         </w:rPr>
         <w:t xml:space="preserve"> مُدَّخِرِينَ لِأَنْفُسِهِمْ أَسَاسًا حَسَنًا لِلْمُسْتَقْبِلِ، لِكَيْ يُمْسِكُوا بِٱلْحَيَاةِ ٱلْأَبَدِيَّةِ.</w:t>
       </w:r>
-      <w:r>
-        <w:rPr>
-          <w:lang w:val="ar_AE" w:bidi="ar_AE"/>
-        </w:rPr>
-      </w:r>
-      <w:r>
-        <w:rPr>
-          <w:lang w:val="ar_AE" w:bidi="ar_AE"/>
-        </w:rPr>
-      </w:r>
-    </w:p>
-    <w:p>
-      <w:pPr>
-        <w:bidi/>
-      </w:pPr>
-      <w:r>
-        <w:rPr>
-          <w:lang w:val="ar_AE" w:bidi="ar_AE"/>
-        </w:rPr>
-      </w:r>
-    </w:p>
-    <w:p>
-      <w:pPr>
-        <w:bidi/>
-      </w:pPr>
-      <w:r>
-        <w:rPr>
-          <w:lang w:val="ar_AE" w:bidi="ar_AE"/>
-        </w:rPr>
-      </w:r>
-      <w:r>
-        <w:rPr>
-          <w:vertAlign w:val="superscript"/>
+    </w:p>
+    <w:p>
+      <w:pPr>
+        <w:bidi/>
+      </w:pPr>
+      <w:r>
+        <w:rPr>
+          <w:rtl/>
+          <w:cs/>
+          <w:lang w:val="ar_AE" w:bidi="ar_AE"/>
+        </w:rPr>
+      </w:r>
+      <w:r>
+        <w:rPr>
+          <w:vertAlign w:val="superscript"/>
+          <w:rtl/>
+          <w:cs/>
           <w:lang w:val="ar_AE" w:bidi="ar_AE"/>
         </w:rPr>
         <w:t>20</w:t>
       </w:r>
       <w:r>
         <w:rPr>
+          <w:rtl/>
+          <w:cs/>
           <w:lang w:val="ar_AE" w:bidi="ar_AE"/>
         </w:rPr>
         <w:t xml:space="preserve"> يَا تِيمُوثَاوُسُ، ٱحْفَظِ ٱلْوَدِيعَةَ، مُعْرِضًا عَنِ ٱلْكَلَامِ ٱلْبَاطِلِ ٱلدَّنِسِ، وَمُخَالَفَاتِ ٱلْعِلْمِ ٱلْكَاذِبِ ٱلِٱسْمِ،</w:t>
       </w:r>
-      <w:r>
-        <w:rPr>
-          <w:lang w:val="ar_AE" w:bidi="ar_AE"/>
-        </w:rPr>
-      </w:r>
-      <w:r>
-        <w:rPr>
-          <w:lang w:val="ar_AE" w:bidi="ar_AE"/>
-        </w:rPr>
-      </w:r>
-    </w:p>
-    <w:p>
-      <w:pPr>
-        <w:bidi/>
-      </w:pPr>
-      <w:r>
-        <w:rPr>
-          <w:lang w:val="ar_AE" w:bidi="ar_AE"/>
-        </w:rPr>
-      </w:r>
-    </w:p>
-    <w:p>
-      <w:pPr>
-        <w:bidi/>
-      </w:pPr>
-      <w:r>
-        <w:rPr>
-          <w:lang w:val="ar_AE" w:bidi="ar_AE"/>
-        </w:rPr>
-      </w:r>
-      <w:r>
-        <w:rPr>
-          <w:vertAlign w:val="superscript"/>
+    </w:p>
+    <w:p>
+      <w:pPr>
+        <w:bidi/>
+      </w:pPr>
+      <w:r>
+        <w:rPr>
+          <w:rtl/>
+          <w:cs/>
+          <w:lang w:val="ar_AE" w:bidi="ar_AE"/>
+        </w:rPr>
+      </w:r>
+      <w:r>
+        <w:rPr>
+          <w:vertAlign w:val="superscript"/>
+          <w:rtl/>
+          <w:cs/>
           <w:lang w:val="ar_AE" w:bidi="ar_AE"/>
         </w:rPr>
         <w:t>21</w:t>
       </w:r>
       <w:r>
         <w:rPr>
+          <w:rtl/>
+          <w:cs/>
           <w:lang w:val="ar_AE" w:bidi="ar_AE"/>
         </w:rPr>
         <w:t xml:space="preserve"> ٱلَّذِي إِذْ تَظَاهَرَ بِهِ قَوْمٌ زَاغُوا مِنْ جِهَةِ ٱلْإِيمَانِ.</w:t>
       </w:r>
-      <w:r>
-        <w:rPr>
-          <w:lang w:val="ar_AE" w:bidi="ar_AE"/>
-        </w:rPr>
-      </w:r>
-      <w:r>
-        <w:rPr>
-          <w:lang w:val="ar_AE" w:bidi="ar_AE"/>
-        </w:rPr>
-      </w:r>
-    </w:p>
-    <w:p>
-      <w:pPr>
-        <w:bidi/>
-      </w:pPr>
-      <w:r>
-        <w:rPr>
-          <w:lang w:val="ar_AE" w:bidi="ar_AE"/>
-        </w:rPr>
-      </w:r>
-    </w:p>
-    <w:p>
-      <w:pPr>
-        <w:bidi/>
-      </w:pPr>
-      <w:r>
-        <w:rPr>
-          <w:lang w:val="ar_AE" w:bidi="ar_AE"/>
-        </w:rPr>
-      </w:r>
-      <w:r>
-        <w:rPr>
-          <w:vertAlign w:val="superscript"/>
+    </w:p>
+    <w:p>
+      <w:pPr>
+        <w:bidi/>
+      </w:pPr>
+      <w:r>
+        <w:rPr>
+          <w:rtl/>
+          <w:cs/>
+          <w:lang w:val="ar_AE" w:bidi="ar_AE"/>
+        </w:rPr>
+      </w:r>
+      <w:r>
+        <w:rPr>
+          <w:vertAlign w:val="superscript"/>
+          <w:rtl/>
+          <w:cs/>
           <w:lang w:val="ar_AE" w:bidi="ar_AE"/>
         </w:rPr>
         <w:t>22</w:t>
       </w:r>
       <w:r>
         <w:rPr>
+          <w:rtl/>
+          <w:cs/>
           <w:lang w:val="ar_AE" w:bidi="ar_AE"/>
         </w:rPr>
         <w:t xml:space="preserve"> اَلنِّعْمَةُ مَعَكَ. آمِينَ.</w:t>
-      </w:r>
-      <w:r>
-        <w:rPr>
-          <w:lang w:val="ar_AE" w:bidi="ar_AE"/>
-        </w:rPr>
-      </w:r>
-      <w:r>
-        <w:rPr>
-          <w:lang w:val="ar_AE" w:bidi="ar_AE"/>
-        </w:rPr>
       </w:r>
     </w:p>
     <w:sectPr>
